--- a/reports/report.docx
+++ b/reports/report.docx
@@ -15,8 +15,6 @@
           <w:lang w:eastAsia="en-US" w:bidi="en-US"/>
         </w:rPr>
       </w:pPr>
-      <w:bookmarkStart w:id="0" w:name="_GoBack"/>
-      <w:bookmarkEnd w:id="0"/>
       <w:r>
         <w:rPr>
           <w:rFonts w:ascii="Times New Roman" w:eastAsia="Times New Roman" w:hAnsi="Times New Roman" w:cs="Times New Roman"/>
@@ -679,118 +677,987 @@
         <w:t>5</w:t>
       </w:r>
     </w:p>
-    <w:p>
-      <w:pPr>
-        <w:keepNext/>
-        <w:keepLines/>
-        <w:pBdr>
-          <w:top w:val="nil"/>
-          <w:left w:val="nil"/>
-          <w:bottom w:val="nil"/>
-          <w:right w:val="nil"/>
-          <w:between w:val="nil"/>
-        </w:pBdr>
+    <w:sdt>
+      <w:sdtPr>
+        <w:id w:val="642773260"/>
+        <w:docPartObj>
+          <w:docPartGallery w:val="Table of Contents"/>
+          <w:docPartUnique/>
+        </w:docPartObj>
+      </w:sdtPr>
+      <w:sdtEndPr>
+        <w:rPr>
+          <w:rFonts w:ascii="Calibri" w:eastAsia="Calibri" w:hAnsi="Calibri" w:cs="Calibri"/>
+          <w:b/>
+          <w:bCs/>
+          <w:color w:val="auto"/>
+          <w:sz w:val="22"/>
+          <w:szCs w:val="22"/>
+        </w:rPr>
+      </w:sdtEndPr>
+      <w:sdtContent>
+        <w:p>
+          <w:pPr>
+            <w:pStyle w:val="a7"/>
+            <w:rPr>
+              <w:color w:val="auto"/>
+            </w:rPr>
+          </w:pPr>
+          <w:r>
+            <w:rPr>
+              <w:color w:val="auto"/>
+            </w:rPr>
+            <w:t>Оглавление</w:t>
+          </w:r>
+        </w:p>
+        <w:p>
+          <w:pPr>
+            <w:pStyle w:val="10"/>
+            <w:tabs>
+              <w:tab w:val="right" w:leader="dot" w:pos="9912"/>
+            </w:tabs>
+            <w:rPr>
+              <w:rFonts w:asciiTheme="minorHAnsi" w:eastAsiaTheme="minorEastAsia" w:hAnsiTheme="minorHAnsi" w:cstheme="minorBidi"/>
+              <w:noProof/>
+            </w:rPr>
+          </w:pPr>
+          <w:r>
+            <w:fldChar w:fldCharType="begin"/>
+          </w:r>
+          <w:r>
+            <w:instrText xml:space="preserve"> TOC \o "1-3" \h \z \u </w:instrText>
+          </w:r>
+          <w:r>
+            <w:fldChar w:fldCharType="separate"/>
+          </w:r>
+          <w:hyperlink w:anchor="_Toc200362298" w:history="1">
+            <w:r>
+              <w:rPr>
+                <w:rStyle w:val="a8"/>
+                <w:rFonts w:ascii="Times New Roman" w:eastAsia="Times New Roman" w:hAnsi="Times New Roman" w:cs="Times New Roman"/>
+                <w:noProof/>
+              </w:rPr>
+              <w:t>Введение</w:t>
+            </w:r>
+            <w:r>
+              <w:rPr>
+                <w:noProof/>
+                <w:webHidden/>
+              </w:rPr>
+              <w:tab/>
+            </w:r>
+            <w:r>
+              <w:rPr>
+                <w:noProof/>
+                <w:webHidden/>
+              </w:rPr>
+              <w:fldChar w:fldCharType="begin"/>
+            </w:r>
+            <w:r>
+              <w:rPr>
+                <w:noProof/>
+                <w:webHidden/>
+              </w:rPr>
+              <w:instrText xml:space="preserve"> PAGEREF _Toc200362298 \h </w:instrText>
+            </w:r>
+            <w:r>
+              <w:rPr>
+                <w:noProof/>
+                <w:webHidden/>
+              </w:rPr>
+            </w:r>
+            <w:r>
+              <w:rPr>
+                <w:noProof/>
+                <w:webHidden/>
+              </w:rPr>
+              <w:fldChar w:fldCharType="separate"/>
+            </w:r>
+            <w:r>
+              <w:rPr>
+                <w:noProof/>
+                <w:webHidden/>
+              </w:rPr>
+              <w:t>3</w:t>
+            </w:r>
+            <w:r>
+              <w:rPr>
+                <w:noProof/>
+                <w:webHidden/>
+              </w:rPr>
+              <w:fldChar w:fldCharType="end"/>
+            </w:r>
+          </w:hyperlink>
+        </w:p>
+        <w:p>
+          <w:pPr>
+            <w:pStyle w:val="10"/>
+            <w:tabs>
+              <w:tab w:val="right" w:leader="dot" w:pos="9912"/>
+            </w:tabs>
+            <w:rPr>
+              <w:rFonts w:asciiTheme="minorHAnsi" w:eastAsiaTheme="minorEastAsia" w:hAnsiTheme="minorHAnsi" w:cstheme="minorBidi"/>
+              <w:noProof/>
+            </w:rPr>
+          </w:pPr>
+          <w:hyperlink w:anchor="_Toc200362299" w:history="1">
+            <w:r>
+              <w:rPr>
+                <w:rStyle w:val="a8"/>
+                <w:rFonts w:ascii="Times New Roman" w:eastAsia="Times New Roman" w:hAnsi="Times New Roman" w:cs="Times New Roman"/>
+                <w:noProof/>
+              </w:rPr>
+              <w:t>Общая информация о проекте</w:t>
+            </w:r>
+            <w:r>
+              <w:rPr>
+                <w:noProof/>
+                <w:webHidden/>
+              </w:rPr>
+              <w:tab/>
+            </w:r>
+            <w:r>
+              <w:rPr>
+                <w:noProof/>
+                <w:webHidden/>
+              </w:rPr>
+              <w:fldChar w:fldCharType="begin"/>
+            </w:r>
+            <w:r>
+              <w:rPr>
+                <w:noProof/>
+                <w:webHidden/>
+              </w:rPr>
+              <w:instrText xml:space="preserve"> PAGEREF _Toc200362299 \h </w:instrText>
+            </w:r>
+            <w:r>
+              <w:rPr>
+                <w:noProof/>
+                <w:webHidden/>
+              </w:rPr>
+            </w:r>
+            <w:r>
+              <w:rPr>
+                <w:noProof/>
+                <w:webHidden/>
+              </w:rPr>
+              <w:fldChar w:fldCharType="separate"/>
+            </w:r>
+            <w:r>
+              <w:rPr>
+                <w:noProof/>
+                <w:webHidden/>
+              </w:rPr>
+              <w:t>4</w:t>
+            </w:r>
+            <w:r>
+              <w:rPr>
+                <w:noProof/>
+                <w:webHidden/>
+              </w:rPr>
+              <w:fldChar w:fldCharType="end"/>
+            </w:r>
+          </w:hyperlink>
+        </w:p>
+        <w:p>
+          <w:pPr>
+            <w:pStyle w:val="10"/>
+            <w:tabs>
+              <w:tab w:val="right" w:leader="dot" w:pos="9912"/>
+            </w:tabs>
+            <w:rPr>
+              <w:rFonts w:asciiTheme="minorHAnsi" w:eastAsiaTheme="minorEastAsia" w:hAnsiTheme="minorHAnsi" w:cstheme="minorBidi"/>
+              <w:noProof/>
+            </w:rPr>
+          </w:pPr>
+          <w:hyperlink w:anchor="_Toc200362300" w:history="1">
+            <w:r>
+              <w:rPr>
+                <w:rStyle w:val="a8"/>
+                <w:rFonts w:ascii="Times New Roman" w:eastAsia="Times New Roman" w:hAnsi="Times New Roman" w:cs="Times New Roman"/>
+                <w:noProof/>
+              </w:rPr>
+              <w:t xml:space="preserve">Общая характеристика деятельности организации </w:t>
+            </w:r>
+            <w:r>
+              <w:rPr>
+                <w:rStyle w:val="a8"/>
+                <w:rFonts w:ascii="Times New Roman" w:eastAsia="Times New Roman" w:hAnsi="Times New Roman" w:cs="Times New Roman"/>
+                <w:i/>
+                <w:noProof/>
+              </w:rPr>
+              <w:t>(заказчика проекта)</w:t>
+            </w:r>
+            <w:r>
+              <w:rPr>
+                <w:noProof/>
+                <w:webHidden/>
+              </w:rPr>
+              <w:tab/>
+            </w:r>
+            <w:r>
+              <w:rPr>
+                <w:noProof/>
+                <w:webHidden/>
+              </w:rPr>
+              <w:fldChar w:fldCharType="begin"/>
+            </w:r>
+            <w:r>
+              <w:rPr>
+                <w:noProof/>
+                <w:webHidden/>
+              </w:rPr>
+              <w:instrText xml:space="preserve"> PAGEREF _Toc200362300 \h </w:instrText>
+            </w:r>
+            <w:r>
+              <w:rPr>
+                <w:noProof/>
+                <w:webHidden/>
+              </w:rPr>
+            </w:r>
+            <w:r>
+              <w:rPr>
+                <w:noProof/>
+                <w:webHidden/>
+              </w:rPr>
+              <w:fldChar w:fldCharType="separate"/>
+            </w:r>
+            <w:r>
+              <w:rPr>
+                <w:noProof/>
+                <w:webHidden/>
+              </w:rPr>
+              <w:t>5</w:t>
+            </w:r>
+            <w:r>
+              <w:rPr>
+                <w:noProof/>
+                <w:webHidden/>
+              </w:rPr>
+              <w:fldChar w:fldCharType="end"/>
+            </w:r>
+          </w:hyperlink>
+        </w:p>
+        <w:p>
+          <w:pPr>
+            <w:pStyle w:val="10"/>
+            <w:tabs>
+              <w:tab w:val="right" w:leader="dot" w:pos="9912"/>
+            </w:tabs>
+            <w:rPr>
+              <w:rFonts w:asciiTheme="minorHAnsi" w:eastAsiaTheme="minorEastAsia" w:hAnsiTheme="minorHAnsi" w:cstheme="minorBidi"/>
+              <w:noProof/>
+            </w:rPr>
+          </w:pPr>
+          <w:hyperlink w:anchor="_Toc200362301" w:history="1">
+            <w:r>
+              <w:rPr>
+                <w:rStyle w:val="a8"/>
+                <w:rFonts w:ascii="Times New Roman" w:eastAsia="Times New Roman" w:hAnsi="Times New Roman" w:cs="Times New Roman"/>
+                <w:noProof/>
+              </w:rPr>
+              <w:t>Описание задания по проектной практике</w:t>
+            </w:r>
+            <w:r>
+              <w:rPr>
+                <w:noProof/>
+                <w:webHidden/>
+              </w:rPr>
+              <w:tab/>
+            </w:r>
+            <w:r>
+              <w:rPr>
+                <w:noProof/>
+                <w:webHidden/>
+              </w:rPr>
+              <w:fldChar w:fldCharType="begin"/>
+            </w:r>
+            <w:r>
+              <w:rPr>
+                <w:noProof/>
+                <w:webHidden/>
+              </w:rPr>
+              <w:instrText xml:space="preserve"> PAGEREF _Toc200362301 \h </w:instrText>
+            </w:r>
+            <w:r>
+              <w:rPr>
+                <w:noProof/>
+                <w:webHidden/>
+              </w:rPr>
+            </w:r>
+            <w:r>
+              <w:rPr>
+                <w:noProof/>
+                <w:webHidden/>
+              </w:rPr>
+              <w:fldChar w:fldCharType="separate"/>
+            </w:r>
+            <w:r>
+              <w:rPr>
+                <w:noProof/>
+                <w:webHidden/>
+              </w:rPr>
+              <w:t>6</w:t>
+            </w:r>
+            <w:r>
+              <w:rPr>
+                <w:noProof/>
+                <w:webHidden/>
+              </w:rPr>
+              <w:fldChar w:fldCharType="end"/>
+            </w:r>
+          </w:hyperlink>
+        </w:p>
+        <w:p>
+          <w:pPr>
+            <w:pStyle w:val="20"/>
+            <w:tabs>
+              <w:tab w:val="right" w:leader="dot" w:pos="9912"/>
+            </w:tabs>
+            <w:rPr>
+              <w:rFonts w:cstheme="minorBidi"/>
+              <w:noProof/>
+            </w:rPr>
+          </w:pPr>
+          <w:hyperlink w:anchor="_Toc200362302" w:history="1">
+            <w:r>
+              <w:rPr>
+                <w:rStyle w:val="a8"/>
+                <w:noProof/>
+              </w:rPr>
+              <w:t>Базовая часть</w:t>
+            </w:r>
+            <w:r>
+              <w:rPr>
+                <w:noProof/>
+                <w:webHidden/>
+              </w:rPr>
+              <w:tab/>
+            </w:r>
+            <w:r>
+              <w:rPr>
+                <w:noProof/>
+                <w:webHidden/>
+              </w:rPr>
+              <w:fldChar w:fldCharType="begin"/>
+            </w:r>
+            <w:r>
+              <w:rPr>
+                <w:noProof/>
+                <w:webHidden/>
+              </w:rPr>
+              <w:instrText xml:space="preserve"> PAGEREF _Toc200362302 \h </w:instrText>
+            </w:r>
+            <w:r>
+              <w:rPr>
+                <w:noProof/>
+                <w:webHidden/>
+              </w:rPr>
+            </w:r>
+            <w:r>
+              <w:rPr>
+                <w:noProof/>
+                <w:webHidden/>
+              </w:rPr>
+              <w:fldChar w:fldCharType="separate"/>
+            </w:r>
+            <w:r>
+              <w:rPr>
+                <w:noProof/>
+                <w:webHidden/>
+              </w:rPr>
+              <w:t>7</w:t>
+            </w:r>
+            <w:r>
+              <w:rPr>
+                <w:noProof/>
+                <w:webHidden/>
+              </w:rPr>
+              <w:fldChar w:fldCharType="end"/>
+            </w:r>
+          </w:hyperlink>
+        </w:p>
+        <w:p>
+          <w:pPr>
+            <w:pStyle w:val="20"/>
+            <w:tabs>
+              <w:tab w:val="right" w:leader="dot" w:pos="9912"/>
+            </w:tabs>
+            <w:rPr>
+              <w:rFonts w:cstheme="minorBidi"/>
+              <w:noProof/>
+            </w:rPr>
+          </w:pPr>
+          <w:hyperlink w:anchor="_Toc200362303" w:history="1">
+            <w:r>
+              <w:rPr>
+                <w:rStyle w:val="a8"/>
+                <w:noProof/>
+              </w:rPr>
+              <w:t>Вариативная часть</w:t>
+            </w:r>
+            <w:r>
+              <w:rPr>
+                <w:noProof/>
+                <w:webHidden/>
+              </w:rPr>
+              <w:tab/>
+            </w:r>
+            <w:r>
+              <w:rPr>
+                <w:noProof/>
+                <w:webHidden/>
+              </w:rPr>
+              <w:fldChar w:fldCharType="begin"/>
+            </w:r>
+            <w:r>
+              <w:rPr>
+                <w:noProof/>
+                <w:webHidden/>
+              </w:rPr>
+              <w:instrText xml:space="preserve"> PAGEREF _Toc200362303 \h </w:instrText>
+            </w:r>
+            <w:r>
+              <w:rPr>
+                <w:noProof/>
+                <w:webHidden/>
+              </w:rPr>
+            </w:r>
+            <w:r>
+              <w:rPr>
+                <w:noProof/>
+                <w:webHidden/>
+              </w:rPr>
+              <w:fldChar w:fldCharType="separate"/>
+            </w:r>
+            <w:r>
+              <w:rPr>
+                <w:noProof/>
+                <w:webHidden/>
+              </w:rPr>
+              <w:t>8</w:t>
+            </w:r>
+            <w:r>
+              <w:rPr>
+                <w:noProof/>
+                <w:webHidden/>
+              </w:rPr>
+              <w:fldChar w:fldCharType="end"/>
+            </w:r>
+          </w:hyperlink>
+        </w:p>
+        <w:p>
+          <w:pPr>
+            <w:pStyle w:val="10"/>
+            <w:tabs>
+              <w:tab w:val="right" w:leader="dot" w:pos="9912"/>
+            </w:tabs>
+            <w:rPr>
+              <w:rFonts w:asciiTheme="minorHAnsi" w:eastAsiaTheme="minorEastAsia" w:hAnsiTheme="minorHAnsi" w:cstheme="minorBidi"/>
+              <w:noProof/>
+            </w:rPr>
+          </w:pPr>
+          <w:hyperlink w:anchor="_Toc200362304" w:history="1">
+            <w:r>
+              <w:rPr>
+                <w:rStyle w:val="a8"/>
+                <w:rFonts w:ascii="Times New Roman" w:eastAsia="Times New Roman" w:hAnsi="Times New Roman" w:cs="Times New Roman"/>
+                <w:noProof/>
+              </w:rPr>
+              <w:t>Описание достигнутых результатов по проектной практике</w:t>
+            </w:r>
+            <w:r>
+              <w:rPr>
+                <w:noProof/>
+                <w:webHidden/>
+              </w:rPr>
+              <w:tab/>
+            </w:r>
+            <w:r>
+              <w:rPr>
+                <w:noProof/>
+                <w:webHidden/>
+              </w:rPr>
+              <w:fldChar w:fldCharType="begin"/>
+            </w:r>
+            <w:r>
+              <w:rPr>
+                <w:noProof/>
+                <w:webHidden/>
+              </w:rPr>
+              <w:instrText xml:space="preserve"> PAGEREF _Toc200362304 \h </w:instrText>
+            </w:r>
+            <w:r>
+              <w:rPr>
+                <w:noProof/>
+                <w:webHidden/>
+              </w:rPr>
+            </w:r>
+            <w:r>
+              <w:rPr>
+                <w:noProof/>
+                <w:webHidden/>
+              </w:rPr>
+              <w:fldChar w:fldCharType="separate"/>
+            </w:r>
+            <w:r>
+              <w:rPr>
+                <w:noProof/>
+                <w:webHidden/>
+              </w:rPr>
+              <w:t>9</w:t>
+            </w:r>
+            <w:r>
+              <w:rPr>
+                <w:noProof/>
+                <w:webHidden/>
+              </w:rPr>
+              <w:fldChar w:fldCharType="end"/>
+            </w:r>
+          </w:hyperlink>
+        </w:p>
+        <w:p>
+          <w:pPr>
+            <w:pStyle w:val="10"/>
+            <w:tabs>
+              <w:tab w:val="right" w:leader="dot" w:pos="9912"/>
+            </w:tabs>
+            <w:rPr>
+              <w:rFonts w:asciiTheme="minorHAnsi" w:eastAsiaTheme="minorEastAsia" w:hAnsiTheme="minorHAnsi" w:cstheme="minorBidi"/>
+              <w:noProof/>
+            </w:rPr>
+          </w:pPr>
+          <w:hyperlink w:anchor="_Toc200362305" w:history="1">
+            <w:r>
+              <w:rPr>
+                <w:rStyle w:val="a8"/>
+                <w:rFonts w:ascii="Times New Roman" w:eastAsia="Times New Roman" w:hAnsi="Times New Roman" w:cs="Times New Roman"/>
+                <w:noProof/>
+              </w:rPr>
+              <w:t>ЗАКЛЮЧЕНИЕ</w:t>
+            </w:r>
+            <w:r>
+              <w:rPr>
+                <w:noProof/>
+                <w:webHidden/>
+              </w:rPr>
+              <w:tab/>
+            </w:r>
+            <w:r>
+              <w:rPr>
+                <w:noProof/>
+                <w:webHidden/>
+              </w:rPr>
+              <w:fldChar w:fldCharType="begin"/>
+            </w:r>
+            <w:r>
+              <w:rPr>
+                <w:noProof/>
+                <w:webHidden/>
+              </w:rPr>
+              <w:instrText xml:space="preserve"> PAGEREF _Toc200362305 \h </w:instrText>
+            </w:r>
+            <w:r>
+              <w:rPr>
+                <w:noProof/>
+                <w:webHidden/>
+              </w:rPr>
+            </w:r>
+            <w:r>
+              <w:rPr>
+                <w:noProof/>
+                <w:webHidden/>
+              </w:rPr>
+              <w:fldChar w:fldCharType="separate"/>
+            </w:r>
+            <w:r>
+              <w:rPr>
+                <w:noProof/>
+                <w:webHidden/>
+              </w:rPr>
+              <w:t>10</w:t>
+            </w:r>
+            <w:r>
+              <w:rPr>
+                <w:noProof/>
+                <w:webHidden/>
+              </w:rPr>
+              <w:fldChar w:fldCharType="end"/>
+            </w:r>
+          </w:hyperlink>
+        </w:p>
+        <w:p>
+          <w:pPr>
+            <w:pStyle w:val="10"/>
+            <w:tabs>
+              <w:tab w:val="right" w:leader="dot" w:pos="9912"/>
+            </w:tabs>
+            <w:rPr>
+              <w:rFonts w:asciiTheme="minorHAnsi" w:eastAsiaTheme="minorEastAsia" w:hAnsiTheme="minorHAnsi" w:cstheme="minorBidi"/>
+              <w:noProof/>
+            </w:rPr>
+          </w:pPr>
+          <w:hyperlink w:anchor="_Toc200362306" w:history="1">
+            <w:r>
+              <w:rPr>
+                <w:rStyle w:val="a8"/>
+                <w:rFonts w:ascii="Times New Roman" w:eastAsia="Times New Roman" w:hAnsi="Times New Roman" w:cs="Times New Roman"/>
+                <w:noProof/>
+              </w:rPr>
+              <w:t>СПИСОК ИСПОЛЬЗОВАННОЙ ЛИТЕРАТУРЫ</w:t>
+            </w:r>
+            <w:r>
+              <w:rPr>
+                <w:noProof/>
+                <w:webHidden/>
+              </w:rPr>
+              <w:tab/>
+            </w:r>
+            <w:r>
+              <w:rPr>
+                <w:noProof/>
+                <w:webHidden/>
+              </w:rPr>
+              <w:fldChar w:fldCharType="begin"/>
+            </w:r>
+            <w:r>
+              <w:rPr>
+                <w:noProof/>
+                <w:webHidden/>
+              </w:rPr>
+              <w:instrText xml:space="preserve"> PAGEREF _Toc200362306 \h </w:instrText>
+            </w:r>
+            <w:r>
+              <w:rPr>
+                <w:noProof/>
+                <w:webHidden/>
+              </w:rPr>
+            </w:r>
+            <w:r>
+              <w:rPr>
+                <w:noProof/>
+                <w:webHidden/>
+              </w:rPr>
+              <w:fldChar w:fldCharType="separate"/>
+            </w:r>
+            <w:r>
+              <w:rPr>
+                <w:noProof/>
+                <w:webHidden/>
+              </w:rPr>
+              <w:t>10</w:t>
+            </w:r>
+            <w:r>
+              <w:rPr>
+                <w:noProof/>
+                <w:webHidden/>
+              </w:rPr>
+              <w:fldChar w:fldCharType="end"/>
+            </w:r>
+          </w:hyperlink>
+        </w:p>
+        <w:p>
+          <w:pPr>
+            <w:rPr>
+              <w:b/>
+              <w:bCs/>
+            </w:rPr>
+          </w:pPr>
+          <w:r>
+            <w:rPr>
+              <w:b/>
+              <w:bCs/>
+            </w:rPr>
+            <w:fldChar w:fldCharType="end"/>
+          </w:r>
+        </w:p>
+      </w:sdtContent>
+    </w:sdt>
+    <w:p>
+      <w:r>
+        <w:rPr>
+          <w:rFonts w:ascii="Times New Roman" w:eastAsia="Times New Roman" w:hAnsi="Times New Roman" w:cs="Times New Roman"/>
+          <w:color w:val="000000"/>
+        </w:rPr>
+        <w:br w:type="page"/>
+      </w:r>
+    </w:p>
+    <w:p>
+      <w:pPr>
+        <w:pStyle w:val="1"/>
+        <w:spacing w:before="0" w:line="360" w:lineRule="auto"/>
+        <w:jc w:val="both"/>
+        <w:rPr>
+          <w:rFonts w:ascii="Times New Roman" w:eastAsia="Times New Roman" w:hAnsi="Times New Roman" w:cs="Times New Roman"/>
+          <w:color w:val="000000"/>
+        </w:rPr>
+      </w:pPr>
+      <w:bookmarkStart w:id="0" w:name="_Toc200362298"/>
+      <w:r>
+        <w:rPr>
+          <w:rFonts w:ascii="Times New Roman" w:eastAsia="Times New Roman" w:hAnsi="Times New Roman" w:cs="Times New Roman"/>
+          <w:color w:val="000000"/>
+        </w:rPr>
+        <w:lastRenderedPageBreak/>
+        <w:t>В</w:t>
+      </w:r>
+      <w:r>
+        <w:rPr>
+          <w:rFonts w:ascii="Times New Roman" w:eastAsia="Times New Roman" w:hAnsi="Times New Roman" w:cs="Times New Roman"/>
+          <w:color w:val="000000"/>
+        </w:rPr>
+        <w:t>ведение</w:t>
+      </w:r>
+      <w:bookmarkEnd w:id="0"/>
+    </w:p>
+    <w:p>
+      <w:pPr>
         <w:spacing w:after="0" w:line="360" w:lineRule="auto"/>
-        <w:jc w:val="center"/>
-        <w:rPr>
-          <w:rFonts w:ascii="Times New Roman" w:eastAsia="Times New Roman" w:hAnsi="Times New Roman" w:cs="Times New Roman"/>
-          <w:b/>
-          <w:color w:val="000000"/>
-          <w:sz w:val="32"/>
-          <w:szCs w:val="32"/>
-        </w:rPr>
-      </w:pPr>
-      <w:r>
-        <w:rPr>
-          <w:rFonts w:ascii="Times New Roman" w:eastAsia="Times New Roman" w:hAnsi="Times New Roman" w:cs="Times New Roman"/>
-          <w:b/>
-          <w:color w:val="000000"/>
-          <w:sz w:val="32"/>
-          <w:szCs w:val="32"/>
+        <w:jc w:val="both"/>
+        <w:rPr>
+          <w:rFonts w:ascii="Times New Roman" w:hAnsi="Times New Roman" w:cs="Times New Roman"/>
+          <w:sz w:val="28"/>
+          <w:szCs w:val="28"/>
+        </w:rPr>
+      </w:pPr>
+      <w:r>
+        <w:rPr>
+          <w:rFonts w:ascii="Times New Roman" w:hAnsi="Times New Roman" w:cs="Times New Roman"/>
+          <w:sz w:val="28"/>
+          <w:szCs w:val="28"/>
+        </w:rPr>
+        <w:t>Данный проект был создан для</w:t>
+      </w:r>
+      <w:r>
+        <w:rPr>
+          <w:rFonts w:ascii="Times New Roman" w:hAnsi="Times New Roman" w:cs="Times New Roman"/>
+          <w:sz w:val="28"/>
+          <w:szCs w:val="28"/>
+        </w:rPr>
+        <w:t xml:space="preserve"> освоения дисциплины </w:t>
+      </w:r>
+      <w:r>
+        <w:rPr>
+          <w:rFonts w:ascii="Times New Roman" w:hAnsi="Times New Roman" w:cs="Times New Roman"/>
+          <w:sz w:val="28"/>
+          <w:szCs w:val="28"/>
+          <w:lang w:val="en-US"/>
+        </w:rPr>
+        <w:t>“</w:t>
+      </w:r>
+      <w:r>
+        <w:rPr>
+          <w:rFonts w:ascii="Times New Roman" w:hAnsi="Times New Roman" w:cs="Times New Roman"/>
+          <w:sz w:val="28"/>
+          <w:szCs w:val="28"/>
+        </w:rPr>
+        <w:t>Проектная практика</w:t>
+      </w:r>
+      <w:r>
+        <w:rPr>
+          <w:rFonts w:ascii="Times New Roman" w:hAnsi="Times New Roman" w:cs="Times New Roman"/>
+          <w:sz w:val="28"/>
+          <w:szCs w:val="28"/>
+          <w:lang w:val="en-US"/>
+        </w:rPr>
+        <w:t>”</w:t>
+      </w:r>
+      <w:r>
+        <w:rPr>
+          <w:rFonts w:ascii="Times New Roman" w:hAnsi="Times New Roman" w:cs="Times New Roman"/>
+          <w:sz w:val="28"/>
+          <w:szCs w:val="28"/>
+        </w:rPr>
+        <w:t>.</w:t>
+      </w:r>
+    </w:p>
+    <w:p>
+      <w:pPr>
+        <w:spacing w:after="0" w:line="360" w:lineRule="auto"/>
+        <w:jc w:val="both"/>
+        <w:rPr>
+          <w:rFonts w:ascii="Times New Roman" w:eastAsia="Times New Roman" w:hAnsi="Times New Roman" w:cs="Times New Roman"/>
+          <w:color w:val="000000"/>
+          <w:sz w:val="28"/>
+          <w:szCs w:val="28"/>
+        </w:rPr>
+      </w:pPr>
+      <w:r>
+        <w:rPr>
+          <w:rFonts w:ascii="Times New Roman" w:hAnsi="Times New Roman" w:cs="Times New Roman"/>
+          <w:sz w:val="28"/>
+          <w:szCs w:val="28"/>
+        </w:rPr>
+        <w:t xml:space="preserve">Безусловно, </w:t>
+      </w:r>
+      <w:r>
+        <w:rPr>
+          <w:rFonts w:ascii="Times New Roman" w:eastAsia="Times New Roman" w:hAnsi="Times New Roman" w:cs="Times New Roman"/>
+          <w:color w:val="000000"/>
+          <w:sz w:val="28"/>
+          <w:szCs w:val="28"/>
+        </w:rPr>
+        <w:t>п</w:t>
+      </w:r>
+      <w:r>
+        <w:rPr>
+          <w:rFonts w:ascii="Times New Roman" w:eastAsia="Times New Roman" w:hAnsi="Times New Roman" w:cs="Times New Roman"/>
+          <w:color w:val="000000"/>
+          <w:sz w:val="28"/>
+          <w:szCs w:val="28"/>
+        </w:rPr>
+        <w:t>рактика является столь же важной частью учебного процесса, как и теория</w:t>
+      </w:r>
+      <w:r>
+        <w:rPr>
+          <w:rFonts w:ascii="Times New Roman" w:eastAsia="Times New Roman" w:hAnsi="Times New Roman" w:cs="Times New Roman"/>
+          <w:color w:val="000000"/>
+          <w:sz w:val="28"/>
+          <w:szCs w:val="28"/>
+        </w:rPr>
+        <w:t>. Человек, не имеющий практических знаний в своей сфере деятельности, не может называться специалистом в ней.</w:t>
+      </w:r>
+      <w:r>
+        <w:rPr>
+          <w:rFonts w:ascii="Times New Roman" w:eastAsia="Times New Roman" w:hAnsi="Times New Roman" w:cs="Times New Roman"/>
+          <w:color w:val="000000"/>
+          <w:sz w:val="28"/>
+          <w:szCs w:val="28"/>
+        </w:rPr>
+        <w:t xml:space="preserve"> К тому же, практика сильно облегчает учебный процесс, ведь знания, использованные на практике, усваиваются намного лучше, чем знания, подкреплённые лишь сухой теорией.</w:t>
+      </w:r>
+    </w:p>
+    <w:p>
+      <w:pPr>
+        <w:spacing w:after="0" w:line="360" w:lineRule="auto"/>
+        <w:jc w:val="both"/>
+        <w:rPr>
+          <w:rFonts w:ascii="Times New Roman" w:eastAsia="Times New Roman" w:hAnsi="Times New Roman" w:cs="Times New Roman"/>
+          <w:color w:val="000000"/>
+          <w:sz w:val="28"/>
+          <w:szCs w:val="28"/>
+        </w:rPr>
+      </w:pPr>
+      <w:proofErr w:type="gramStart"/>
+      <w:r>
+        <w:rPr>
+          <w:rFonts w:ascii="Times New Roman" w:eastAsia="Times New Roman" w:hAnsi="Times New Roman" w:cs="Times New Roman"/>
+          <w:color w:val="000000"/>
+          <w:sz w:val="28"/>
+          <w:szCs w:val="28"/>
+        </w:rPr>
+        <w:t>Проектная практика – дисциплина, освоив которую, студент усваивает различные навыки, которые пригодятся ему в дальнейшем в его сфере деятельности, а также получает бесценный опыт работы над задачами, приближенными к реальным кейсам, с которыми он будет работать.</w:t>
+      </w:r>
+      <w:proofErr w:type="gramEnd"/>
+      <w:r>
+        <w:rPr>
+          <w:rFonts w:ascii="Times New Roman" w:eastAsia="Times New Roman" w:hAnsi="Times New Roman" w:cs="Times New Roman"/>
+          <w:color w:val="000000"/>
+          <w:sz w:val="28"/>
+          <w:szCs w:val="28"/>
+        </w:rPr>
+        <w:t xml:space="preserve"> Эти навыки нельзя получить, осваивая одну только теорию. Поэтому проектная практика является незаменимой и очень важной частью учебного процесса.</w:t>
+      </w:r>
+    </w:p>
+    <w:p>
+      <w:pPr>
+        <w:spacing w:after="0" w:line="360" w:lineRule="auto"/>
+        <w:jc w:val="both"/>
+        <w:rPr>
+          <w:rFonts w:ascii="Times New Roman" w:eastAsia="Times New Roman" w:hAnsi="Times New Roman" w:cs="Times New Roman"/>
+          <w:color w:val="000000"/>
+          <w:sz w:val="28"/>
+          <w:szCs w:val="28"/>
+        </w:rPr>
+      </w:pPr>
+      <w:r>
+        <w:rPr>
+          <w:rFonts w:ascii="Times New Roman" w:eastAsia="Times New Roman" w:hAnsi="Times New Roman" w:cs="Times New Roman"/>
+          <w:color w:val="000000"/>
+          <w:sz w:val="28"/>
+          <w:szCs w:val="28"/>
+        </w:rPr>
+        <w:t xml:space="preserve">Во время прохождения проектной практики у студента развиваются как </w:t>
+      </w:r>
+      <w:r>
+        <w:rPr>
+          <w:rFonts w:ascii="Times New Roman" w:eastAsia="Times New Roman" w:hAnsi="Times New Roman" w:cs="Times New Roman"/>
+          <w:color w:val="000000"/>
+          <w:sz w:val="28"/>
+          <w:szCs w:val="28"/>
+          <w:lang w:val="en-US"/>
+        </w:rPr>
+        <w:t xml:space="preserve">hard skills, </w:t>
+      </w:r>
+      <w:r>
+        <w:rPr>
+          <w:rFonts w:ascii="Times New Roman" w:eastAsia="Times New Roman" w:hAnsi="Times New Roman" w:cs="Times New Roman"/>
+          <w:color w:val="000000"/>
+          <w:sz w:val="28"/>
+          <w:szCs w:val="28"/>
+        </w:rPr>
+        <w:t xml:space="preserve">отвечающие за его знания в конкретной области, так и </w:t>
+      </w:r>
+      <w:r>
+        <w:rPr>
+          <w:rFonts w:ascii="Times New Roman" w:eastAsia="Times New Roman" w:hAnsi="Times New Roman" w:cs="Times New Roman"/>
+          <w:color w:val="000000"/>
+          <w:sz w:val="28"/>
+          <w:szCs w:val="28"/>
+          <w:lang w:val="en-US"/>
+        </w:rPr>
+        <w:t xml:space="preserve">soft skills, </w:t>
+      </w:r>
+      <w:r>
+        <w:rPr>
+          <w:rFonts w:ascii="Times New Roman" w:eastAsia="Times New Roman" w:hAnsi="Times New Roman" w:cs="Times New Roman"/>
+          <w:color w:val="000000"/>
+          <w:sz w:val="28"/>
+          <w:szCs w:val="28"/>
+        </w:rPr>
+        <w:t>которые могут быть применены ко многим рабочим областям.</w:t>
+      </w:r>
+    </w:p>
+    <w:p>
+      <w:pPr>
+        <w:spacing w:after="0" w:line="360" w:lineRule="auto"/>
+        <w:jc w:val="both"/>
+        <w:rPr>
+          <w:rFonts w:ascii="Times New Roman" w:hAnsi="Times New Roman" w:cs="Times New Roman"/>
+          <w:sz w:val="28"/>
+          <w:szCs w:val="28"/>
+        </w:rPr>
+      </w:pPr>
+      <w:r>
+        <w:rPr>
+          <w:rFonts w:ascii="Times New Roman" w:eastAsia="Times New Roman" w:hAnsi="Times New Roman" w:cs="Times New Roman"/>
+          <w:color w:val="000000"/>
+          <w:sz w:val="28"/>
+          <w:szCs w:val="28"/>
+        </w:rPr>
+        <w:t>При решении задач различной сложности, возникших во время выполнения практики, возникло достаточное количество проблем. В частности это произошло из-за отсутствия у меня реального опыта разработки, отчасти из-за нехватки знаний по практической части. Тем не менее, все эти проблемы были успешно решены.</w:t>
+      </w:r>
+    </w:p>
+    <w:p>
+      <w:pPr>
+        <w:pStyle w:val="1"/>
+        <w:spacing w:before="0" w:line="360" w:lineRule="auto"/>
+        <w:jc w:val="both"/>
+        <w:rPr>
+          <w:rFonts w:ascii="Times New Roman" w:eastAsia="Times New Roman" w:hAnsi="Times New Roman" w:cs="Times New Roman"/>
+          <w:color w:val="000000"/>
+        </w:rPr>
+      </w:pPr>
+      <w:bookmarkStart w:id="1" w:name="_Toc200362299"/>
+      <w:r>
+        <w:rPr>
+          <w:rFonts w:ascii="Times New Roman" w:eastAsia="Times New Roman" w:hAnsi="Times New Roman" w:cs="Times New Roman"/>
+          <w:color w:val="000000"/>
         </w:rPr>
         <w:lastRenderedPageBreak/>
-        <w:t>ВВЕДЕНИЕ</w:t>
-      </w:r>
-    </w:p>
-    <w:p>
-      <w:pPr>
-        <w:keepNext/>
-        <w:keepLines/>
-        <w:pBdr>
-          <w:top w:val="nil"/>
-          <w:left w:val="nil"/>
-          <w:bottom w:val="nil"/>
-          <w:right w:val="nil"/>
-          <w:between w:val="nil"/>
-        </w:pBdr>
-        <w:spacing w:after="0" w:line="360" w:lineRule="auto"/>
-        <w:rPr>
-          <w:rFonts w:ascii="Times New Roman" w:eastAsia="Times New Roman" w:hAnsi="Times New Roman" w:cs="Times New Roman"/>
-          <w:color w:val="000000"/>
-          <w:sz w:val="28"/>
-          <w:szCs w:val="28"/>
-        </w:rPr>
-      </w:pPr>
-      <w:r>
-        <w:rPr>
-          <w:rFonts w:ascii="Times New Roman" w:eastAsia="Times New Roman" w:hAnsi="Times New Roman" w:cs="Times New Roman"/>
-          <w:color w:val="000000"/>
-          <w:sz w:val="28"/>
-          <w:szCs w:val="28"/>
-        </w:rPr>
-        <w:t xml:space="preserve">Практика является столь же важной частью учебного процесса, как и теория, особенно, если при выполнения практики </w:t>
-      </w:r>
-      <w:proofErr w:type="gramStart"/>
-      <w:r>
-        <w:rPr>
-          <w:rFonts w:ascii="Times New Roman" w:eastAsia="Times New Roman" w:hAnsi="Times New Roman" w:cs="Times New Roman"/>
-          <w:color w:val="000000"/>
-          <w:sz w:val="28"/>
-          <w:szCs w:val="28"/>
-        </w:rPr>
-        <w:t>обучающийся</w:t>
-      </w:r>
-      <w:proofErr w:type="gramEnd"/>
-      <w:r>
-        <w:rPr>
-          <w:rFonts w:ascii="Times New Roman" w:eastAsia="Times New Roman" w:hAnsi="Times New Roman" w:cs="Times New Roman"/>
-          <w:color w:val="000000"/>
-          <w:sz w:val="28"/>
-          <w:szCs w:val="28"/>
-        </w:rPr>
-        <w:t xml:space="preserve"> находится в условиях, максимально приближенных к его будущей работе.</w:t>
-      </w:r>
-    </w:p>
-    <w:p>
-      <w:pPr>
-        <w:keepNext/>
-        <w:keepLines/>
-        <w:pBdr>
-          <w:top w:val="nil"/>
-          <w:left w:val="nil"/>
-          <w:bottom w:val="nil"/>
-          <w:right w:val="nil"/>
-          <w:between w:val="nil"/>
-        </w:pBdr>
-        <w:spacing w:after="0" w:line="360" w:lineRule="auto"/>
-        <w:rPr>
-          <w:rFonts w:ascii="Times New Roman" w:eastAsia="Times New Roman" w:hAnsi="Times New Roman" w:cs="Times New Roman"/>
-          <w:b/>
-          <w:color w:val="000000"/>
-          <w:sz w:val="32"/>
-          <w:szCs w:val="32"/>
-        </w:rPr>
-      </w:pPr>
-      <w:r>
-        <w:rPr>
-          <w:rFonts w:ascii="Times New Roman" w:eastAsia="Times New Roman" w:hAnsi="Times New Roman" w:cs="Times New Roman"/>
-          <w:b/>
-          <w:color w:val="000000"/>
-          <w:sz w:val="32"/>
-          <w:szCs w:val="32"/>
-        </w:rPr>
         <w:t>Общая информация о проекте</w:t>
       </w:r>
+      <w:bookmarkEnd w:id="1"/>
     </w:p>
     <w:p>
       <w:pPr>
@@ -828,7 +1695,16 @@
           <w:sz w:val="28"/>
           <w:szCs w:val="28"/>
         </w:rPr>
-        <w:t xml:space="preserve">: Компьютерная игра для одного человека </w:t>
+        <w:t xml:space="preserve">: </w:t>
+      </w:r>
+      <w:r>
+        <w:rPr>
+          <w:rFonts w:ascii="Times New Roman" w:eastAsia="Times New Roman" w:hAnsi="Times New Roman" w:cs="Times New Roman"/>
+          <w:color w:val="000000"/>
+          <w:sz w:val="28"/>
+          <w:szCs w:val="28"/>
+        </w:rPr>
+        <w:t xml:space="preserve">Видеоигра на платформе </w:t>
       </w:r>
       <w:r>
         <w:rPr>
@@ -838,28 +1714,7 @@
           <w:szCs w:val="28"/>
           <w:lang w:val="en-US"/>
         </w:rPr>
-        <w:t>“</w:t>
-      </w:r>
-      <w:proofErr w:type="spellStart"/>
-      <w:r>
-        <w:rPr>
-          <w:rFonts w:ascii="Times New Roman" w:eastAsia="Times New Roman" w:hAnsi="Times New Roman" w:cs="Times New Roman"/>
-          <w:color w:val="000000"/>
-          <w:sz w:val="28"/>
-          <w:szCs w:val="28"/>
-        </w:rPr>
-        <w:t>ECOllapse</w:t>
-      </w:r>
-      <w:proofErr w:type="spellEnd"/>
-      <w:r>
-        <w:rPr>
-          <w:rFonts w:ascii="Times New Roman" w:eastAsia="Times New Roman" w:hAnsi="Times New Roman" w:cs="Times New Roman"/>
-          <w:color w:val="000000"/>
-          <w:sz w:val="28"/>
-          <w:szCs w:val="28"/>
-          <w:lang w:val="en-US"/>
-        </w:rPr>
-        <w:t>”</w:t>
+        <w:t>WPF “Asteroids”</w:t>
       </w:r>
     </w:p>
     <w:p>
@@ -889,51 +1744,18 @@
           <w:sz w:val="28"/>
           <w:szCs w:val="28"/>
         </w:rPr>
-        <w:t xml:space="preserve">Цели и задачи </w:t>
-      </w:r>
-      <w:r>
-        <w:rPr>
-          <w:rFonts w:ascii="Times New Roman" w:eastAsia="Times New Roman" w:hAnsi="Times New Roman" w:cs="Times New Roman"/>
-          <w:color w:val="000000"/>
-          <w:sz w:val="28"/>
-          <w:szCs w:val="28"/>
-        </w:rPr>
-        <w:t>проекта</w:t>
-      </w:r>
-      <w:r>
-        <w:rPr>
-          <w:rFonts w:ascii="Times New Roman" w:eastAsia="Times New Roman" w:hAnsi="Times New Roman" w:cs="Times New Roman"/>
-          <w:color w:val="000000"/>
-          <w:sz w:val="28"/>
-          <w:szCs w:val="28"/>
-        </w:rPr>
-        <w:t xml:space="preserve">: Создать компьютерную игру с процедурно генерируемыми биомами, динамической экосистемой и механиками выживания, которая будет обеспечивать игроку уникальный опыт и высокую </w:t>
-      </w:r>
-      <w:proofErr w:type="spellStart"/>
-      <w:r>
-        <w:rPr>
-          <w:rFonts w:ascii="Times New Roman" w:eastAsia="Times New Roman" w:hAnsi="Times New Roman" w:cs="Times New Roman"/>
-          <w:color w:val="000000"/>
-          <w:sz w:val="28"/>
-          <w:szCs w:val="28"/>
-        </w:rPr>
-        <w:t>реиграбельность</w:t>
-      </w:r>
-      <w:proofErr w:type="spellEnd"/>
-      <w:r>
-        <w:rPr>
-          <w:rFonts w:ascii="Times New Roman" w:eastAsia="Times New Roman" w:hAnsi="Times New Roman" w:cs="Times New Roman"/>
-          <w:color w:val="000000"/>
-          <w:sz w:val="28"/>
-          <w:szCs w:val="28"/>
-        </w:rPr>
-        <w:t>.</w:t>
-      </w:r>
-    </w:p>
-    <w:p>
-      <w:pPr>
+        <w:t>Цели проекта:</w:t>
+      </w:r>
+    </w:p>
+    <w:p>
+      <w:pPr>
+        <w:pStyle w:val="a6"/>
         <w:keepNext/>
         <w:keepLines/>
+        <w:numPr>
+          <w:ilvl w:val="0"/>
+          <w:numId w:val="27"/>
+        </w:numPr>
         <w:pBdr>
           <w:top w:val="nil"/>
           <w:left w:val="nil"/>
@@ -942,44 +1764,67 @@
           <w:between w:val="nil"/>
         </w:pBdr>
         <w:spacing w:after="0" w:line="360" w:lineRule="auto"/>
-        <w:rPr>
-          <w:rFonts w:ascii="Times New Roman" w:eastAsia="Times New Roman" w:hAnsi="Times New Roman" w:cs="Times New Roman"/>
-          <w:b/>
-          <w:color w:val="000000"/>
-          <w:sz w:val="32"/>
-          <w:szCs w:val="32"/>
-        </w:rPr>
-      </w:pPr>
-      <w:r>
-        <w:rPr>
-          <w:rFonts w:ascii="Times New Roman" w:eastAsia="Times New Roman" w:hAnsi="Times New Roman" w:cs="Times New Roman"/>
-          <w:b/>
-          <w:color w:val="000000"/>
-          <w:sz w:val="32"/>
-          <w:szCs w:val="32"/>
-        </w:rPr>
-        <w:t>Общая характеристика деятельности организации</w:t>
-      </w:r>
-      <w:r>
-        <w:rPr>
-          <w:rFonts w:ascii="Times New Roman" w:eastAsia="Times New Roman" w:hAnsi="Times New Roman" w:cs="Times New Roman"/>
-          <w:b/>
-          <w:color w:val="000000"/>
-          <w:sz w:val="32"/>
-          <w:szCs w:val="32"/>
-        </w:rPr>
-        <w:t xml:space="preserve"> </w:t>
-      </w:r>
-      <w:r>
-        <w:rPr>
-          <w:rFonts w:ascii="Times New Roman" w:eastAsia="Times New Roman" w:hAnsi="Times New Roman" w:cs="Times New Roman"/>
-          <w:b/>
-          <w:i/>
-          <w:color w:val="000000"/>
-          <w:sz w:val="32"/>
-          <w:szCs w:val="32"/>
-        </w:rPr>
-        <w:t>(заказчика проекта)</w:t>
+        <w:jc w:val="both"/>
+        <w:rPr>
+          <w:rFonts w:ascii="Times New Roman" w:eastAsia="Times New Roman" w:hAnsi="Times New Roman" w:cs="Times New Roman"/>
+          <w:color w:val="000000"/>
+          <w:sz w:val="28"/>
+          <w:szCs w:val="28"/>
+        </w:rPr>
+      </w:pPr>
+      <w:r>
+        <w:rPr>
+          <w:rFonts w:ascii="Times New Roman" w:eastAsia="Times New Roman" w:hAnsi="Times New Roman" w:cs="Times New Roman"/>
+          <w:color w:val="000000"/>
+          <w:sz w:val="28"/>
+          <w:szCs w:val="28"/>
+        </w:rPr>
+        <w:t>Создать сайт</w:t>
+      </w:r>
+    </w:p>
+    <w:p>
+      <w:pPr>
+        <w:pStyle w:val="a6"/>
+        <w:keepNext/>
+        <w:keepLines/>
+        <w:numPr>
+          <w:ilvl w:val="0"/>
+          <w:numId w:val="27"/>
+        </w:numPr>
+        <w:pBdr>
+          <w:top w:val="nil"/>
+          <w:left w:val="nil"/>
+          <w:bottom w:val="nil"/>
+          <w:right w:val="nil"/>
+          <w:between w:val="nil"/>
+        </w:pBdr>
+        <w:spacing w:after="0" w:line="360" w:lineRule="auto"/>
+        <w:jc w:val="both"/>
+        <w:rPr>
+          <w:rFonts w:ascii="Times New Roman" w:eastAsia="Times New Roman" w:hAnsi="Times New Roman" w:cs="Times New Roman"/>
+          <w:color w:val="000000"/>
+          <w:sz w:val="28"/>
+          <w:szCs w:val="28"/>
+        </w:rPr>
+      </w:pPr>
+      <w:r>
+        <w:rPr>
+          <w:rFonts w:ascii="Times New Roman" w:eastAsia="Times New Roman" w:hAnsi="Times New Roman" w:cs="Times New Roman"/>
+          <w:color w:val="000000"/>
+          <w:sz w:val="28"/>
+          <w:szCs w:val="28"/>
+        </w:rPr>
+        <w:t xml:space="preserve">Создать приложение-видеоигру в духе </w:t>
+      </w:r>
+      <w:r>
+        <w:rPr>
+          <w:rFonts w:ascii="Times New Roman" w:eastAsia="Times New Roman" w:hAnsi="Times New Roman" w:cs="Times New Roman"/>
+          <w:color w:val="000000"/>
+          <w:sz w:val="28"/>
+          <w:szCs w:val="28"/>
+          <w:lang w:val="en-US"/>
+        </w:rPr>
+        <w:t>“Asteroids”</w:t>
       </w:r>
     </w:p>
     <w:p>
@@ -1009,16 +1854,280 @@
           <w:sz w:val="28"/>
           <w:szCs w:val="28"/>
         </w:rPr>
-        <w:t>Наименование заказчика</w:t>
-      </w:r>
-      <w:r>
-        <w:rPr>
-          <w:rFonts w:ascii="Times New Roman" w:eastAsia="Times New Roman" w:hAnsi="Times New Roman" w:cs="Times New Roman"/>
-          <w:color w:val="000000"/>
-          <w:sz w:val="28"/>
-          <w:szCs w:val="28"/>
-        </w:rPr>
-        <w:t>: Московский Политехнический Университет</w:t>
+        <w:t>Задачи проекта:</w:t>
+      </w:r>
+    </w:p>
+    <w:p>
+      <w:pPr>
+        <w:pStyle w:val="a6"/>
+        <w:keepNext/>
+        <w:keepLines/>
+        <w:numPr>
+          <w:ilvl w:val="0"/>
+          <w:numId w:val="28"/>
+        </w:numPr>
+        <w:pBdr>
+          <w:top w:val="nil"/>
+          <w:left w:val="nil"/>
+          <w:bottom w:val="nil"/>
+          <w:right w:val="nil"/>
+          <w:between w:val="nil"/>
+        </w:pBdr>
+        <w:spacing w:after="0" w:line="360" w:lineRule="auto"/>
+        <w:jc w:val="both"/>
+        <w:rPr>
+          <w:rFonts w:ascii="Times New Roman" w:eastAsia="Times New Roman" w:hAnsi="Times New Roman" w:cs="Times New Roman"/>
+          <w:color w:val="000000"/>
+          <w:sz w:val="28"/>
+          <w:szCs w:val="28"/>
+        </w:rPr>
+      </w:pPr>
+      <w:r>
+        <w:rPr>
+          <w:rFonts w:ascii="Times New Roman" w:eastAsia="Times New Roman" w:hAnsi="Times New Roman" w:cs="Times New Roman"/>
+          <w:color w:val="000000"/>
+          <w:sz w:val="28"/>
+          <w:szCs w:val="28"/>
+        </w:rPr>
+        <w:t>Определить общий фронт работ</w:t>
+      </w:r>
+    </w:p>
+    <w:p>
+      <w:pPr>
+        <w:pStyle w:val="a6"/>
+        <w:keepNext/>
+        <w:keepLines/>
+        <w:numPr>
+          <w:ilvl w:val="0"/>
+          <w:numId w:val="28"/>
+        </w:numPr>
+        <w:pBdr>
+          <w:top w:val="nil"/>
+          <w:left w:val="nil"/>
+          <w:bottom w:val="nil"/>
+          <w:right w:val="nil"/>
+          <w:between w:val="nil"/>
+        </w:pBdr>
+        <w:spacing w:after="0" w:line="360" w:lineRule="auto"/>
+        <w:jc w:val="both"/>
+        <w:rPr>
+          <w:rFonts w:ascii="Times New Roman" w:eastAsia="Times New Roman" w:hAnsi="Times New Roman" w:cs="Times New Roman"/>
+          <w:color w:val="000000"/>
+          <w:sz w:val="28"/>
+          <w:szCs w:val="28"/>
+        </w:rPr>
+      </w:pPr>
+      <w:r>
+        <w:rPr>
+          <w:rFonts w:ascii="Times New Roman" w:eastAsia="Times New Roman" w:hAnsi="Times New Roman" w:cs="Times New Roman"/>
+          <w:color w:val="000000"/>
+          <w:sz w:val="28"/>
+          <w:szCs w:val="28"/>
+        </w:rPr>
+        <w:t>Изучить необходимые теоритические материалы по темам</w:t>
+      </w:r>
+    </w:p>
+    <w:p>
+      <w:pPr>
+        <w:pStyle w:val="a6"/>
+        <w:keepNext/>
+        <w:keepLines/>
+        <w:numPr>
+          <w:ilvl w:val="0"/>
+          <w:numId w:val="28"/>
+        </w:numPr>
+        <w:pBdr>
+          <w:top w:val="nil"/>
+          <w:left w:val="nil"/>
+          <w:bottom w:val="nil"/>
+          <w:right w:val="nil"/>
+          <w:between w:val="nil"/>
+        </w:pBdr>
+        <w:spacing w:after="0" w:line="360" w:lineRule="auto"/>
+        <w:jc w:val="both"/>
+        <w:rPr>
+          <w:rFonts w:ascii="Times New Roman" w:eastAsia="Times New Roman" w:hAnsi="Times New Roman" w:cs="Times New Roman"/>
+          <w:color w:val="000000"/>
+          <w:sz w:val="28"/>
+          <w:szCs w:val="28"/>
+        </w:rPr>
+      </w:pPr>
+      <w:r>
+        <w:rPr>
+          <w:rFonts w:ascii="Times New Roman" w:eastAsia="Times New Roman" w:hAnsi="Times New Roman" w:cs="Times New Roman"/>
+          <w:color w:val="000000"/>
+          <w:sz w:val="28"/>
+          <w:szCs w:val="28"/>
+        </w:rPr>
+        <w:t>Определить внешний вид сайта, его структуру, наполнение и составить общий план сайта</w:t>
+      </w:r>
+    </w:p>
+    <w:p>
+      <w:pPr>
+        <w:pStyle w:val="a6"/>
+        <w:keepNext/>
+        <w:keepLines/>
+        <w:numPr>
+          <w:ilvl w:val="0"/>
+          <w:numId w:val="28"/>
+        </w:numPr>
+        <w:pBdr>
+          <w:top w:val="nil"/>
+          <w:left w:val="nil"/>
+          <w:bottom w:val="nil"/>
+          <w:right w:val="nil"/>
+          <w:between w:val="nil"/>
+        </w:pBdr>
+        <w:spacing w:after="0" w:line="360" w:lineRule="auto"/>
+        <w:jc w:val="both"/>
+        <w:rPr>
+          <w:rFonts w:ascii="Times New Roman" w:eastAsia="Times New Roman" w:hAnsi="Times New Roman" w:cs="Times New Roman"/>
+          <w:color w:val="000000"/>
+          <w:sz w:val="28"/>
+          <w:szCs w:val="28"/>
+        </w:rPr>
+      </w:pPr>
+      <w:r>
+        <w:rPr>
+          <w:rFonts w:ascii="Times New Roman" w:eastAsia="Times New Roman" w:hAnsi="Times New Roman" w:cs="Times New Roman"/>
+          <w:color w:val="000000"/>
+          <w:sz w:val="28"/>
+          <w:szCs w:val="28"/>
+        </w:rPr>
+        <w:t>Разработать сайт в соответствии с ранее составленным планом</w:t>
+      </w:r>
+      <w:r>
+        <w:rPr>
+          <w:rFonts w:ascii="Times New Roman" w:eastAsia="Times New Roman" w:hAnsi="Times New Roman" w:cs="Times New Roman"/>
+          <w:color w:val="000000"/>
+          <w:sz w:val="28"/>
+          <w:szCs w:val="28"/>
+        </w:rPr>
+        <w:t xml:space="preserve"> и наполнить сайт основным контентом</w:t>
+      </w:r>
+    </w:p>
+    <w:p>
+      <w:pPr>
+        <w:pStyle w:val="a6"/>
+        <w:keepNext/>
+        <w:keepLines/>
+        <w:numPr>
+          <w:ilvl w:val="0"/>
+          <w:numId w:val="28"/>
+        </w:numPr>
+        <w:pBdr>
+          <w:top w:val="nil"/>
+          <w:left w:val="nil"/>
+          <w:bottom w:val="nil"/>
+          <w:right w:val="nil"/>
+          <w:between w:val="nil"/>
+        </w:pBdr>
+        <w:spacing w:after="0" w:line="360" w:lineRule="auto"/>
+        <w:jc w:val="both"/>
+        <w:rPr>
+          <w:rFonts w:ascii="Times New Roman" w:eastAsia="Times New Roman" w:hAnsi="Times New Roman" w:cs="Times New Roman"/>
+          <w:color w:val="000000"/>
+          <w:sz w:val="28"/>
+          <w:szCs w:val="28"/>
+        </w:rPr>
+      </w:pPr>
+      <w:r>
+        <w:rPr>
+          <w:rFonts w:ascii="Times New Roman" w:eastAsia="Times New Roman" w:hAnsi="Times New Roman" w:cs="Times New Roman"/>
+          <w:color w:val="000000"/>
+          <w:sz w:val="28"/>
+          <w:szCs w:val="28"/>
+        </w:rPr>
+        <w:t xml:space="preserve">Декомпозировать </w:t>
+      </w:r>
+      <w:r>
+        <w:rPr>
+          <w:rFonts w:ascii="Times New Roman" w:eastAsia="Times New Roman" w:hAnsi="Times New Roman" w:cs="Times New Roman"/>
+          <w:color w:val="000000"/>
+          <w:sz w:val="28"/>
+          <w:szCs w:val="28"/>
+          <w:lang w:val="en-US"/>
+        </w:rPr>
+        <w:t xml:space="preserve">“Asteroids” </w:t>
+      </w:r>
+      <w:r>
+        <w:rPr>
+          <w:rFonts w:ascii="Times New Roman" w:eastAsia="Times New Roman" w:hAnsi="Times New Roman" w:cs="Times New Roman"/>
+          <w:color w:val="000000"/>
+          <w:sz w:val="28"/>
+          <w:szCs w:val="28"/>
+        </w:rPr>
+        <w:t>и наметить общую структуру проекта</w:t>
+      </w:r>
+    </w:p>
+    <w:p>
+      <w:pPr>
+        <w:pStyle w:val="a6"/>
+        <w:keepNext/>
+        <w:keepLines/>
+        <w:numPr>
+          <w:ilvl w:val="0"/>
+          <w:numId w:val="28"/>
+        </w:numPr>
+        <w:pBdr>
+          <w:top w:val="nil"/>
+          <w:left w:val="nil"/>
+          <w:bottom w:val="nil"/>
+          <w:right w:val="nil"/>
+          <w:between w:val="nil"/>
+        </w:pBdr>
+        <w:spacing w:after="0" w:line="360" w:lineRule="auto"/>
+        <w:jc w:val="both"/>
+        <w:rPr>
+          <w:rFonts w:ascii="Times New Roman" w:eastAsia="Times New Roman" w:hAnsi="Times New Roman" w:cs="Times New Roman"/>
+          <w:color w:val="000000"/>
+          <w:sz w:val="28"/>
+          <w:szCs w:val="28"/>
+        </w:rPr>
+      </w:pPr>
+      <w:r>
+        <w:rPr>
+          <w:rFonts w:ascii="Times New Roman" w:eastAsia="Times New Roman" w:hAnsi="Times New Roman" w:cs="Times New Roman"/>
+          <w:color w:val="000000"/>
+          <w:sz w:val="28"/>
+          <w:szCs w:val="28"/>
+        </w:rPr>
+        <w:t>Пользуясь структурой, создать видеоигровой продукт</w:t>
+      </w:r>
+    </w:p>
+    <w:p>
+      <w:pPr>
+        <w:pStyle w:val="a6"/>
+        <w:keepNext/>
+        <w:keepLines/>
+        <w:numPr>
+          <w:ilvl w:val="0"/>
+          <w:numId w:val="28"/>
+        </w:numPr>
+        <w:pBdr>
+          <w:top w:val="nil"/>
+          <w:left w:val="nil"/>
+          <w:bottom w:val="nil"/>
+          <w:right w:val="nil"/>
+          <w:between w:val="nil"/>
+        </w:pBdr>
+        <w:spacing w:after="0" w:line="360" w:lineRule="auto"/>
+        <w:jc w:val="both"/>
+        <w:rPr>
+          <w:rFonts w:ascii="Times New Roman" w:eastAsia="Times New Roman" w:hAnsi="Times New Roman" w:cs="Times New Roman"/>
+          <w:color w:val="000000"/>
+          <w:sz w:val="28"/>
+          <w:szCs w:val="28"/>
+        </w:rPr>
+      </w:pPr>
+      <w:r>
+        <w:rPr>
+          <w:rFonts w:ascii="Times New Roman" w:eastAsia="Times New Roman" w:hAnsi="Times New Roman" w:cs="Times New Roman"/>
+          <w:color w:val="000000"/>
+          <w:sz w:val="28"/>
+          <w:szCs w:val="28"/>
+        </w:rPr>
+        <w:t>Добавить на сайт статью о разработке созданного видеоигрового продукта</w:t>
       </w:r>
     </w:p>
     <w:p>
@@ -1048,141 +2157,7 @@
           <w:sz w:val="28"/>
           <w:szCs w:val="28"/>
         </w:rPr>
-        <w:t>Организационная структура</w:t>
-      </w:r>
-      <w:r>
-        <w:rPr>
-          <w:rFonts w:ascii="Times New Roman" w:eastAsia="Times New Roman" w:hAnsi="Times New Roman" w:cs="Times New Roman"/>
-          <w:color w:val="000000"/>
-          <w:sz w:val="28"/>
-          <w:szCs w:val="28"/>
-        </w:rPr>
-        <w:t>:</w:t>
-      </w:r>
-    </w:p>
-    <w:p>
-      <w:pPr>
-        <w:pStyle w:val="a6"/>
-        <w:keepNext/>
-        <w:keepLines/>
-        <w:numPr>
-          <w:ilvl w:val="0"/>
-          <w:numId w:val="23"/>
-        </w:numPr>
-        <w:pBdr>
-          <w:top w:val="nil"/>
-          <w:left w:val="nil"/>
-          <w:bottom w:val="nil"/>
-          <w:right w:val="nil"/>
-          <w:between w:val="nil"/>
-        </w:pBdr>
-        <w:spacing w:after="0" w:line="360" w:lineRule="auto"/>
-        <w:jc w:val="both"/>
-        <w:rPr>
-          <w:rFonts w:ascii="Times New Roman" w:eastAsia="Times New Roman" w:hAnsi="Times New Roman" w:cs="Times New Roman"/>
-          <w:color w:val="000000"/>
-          <w:sz w:val="28"/>
-          <w:szCs w:val="28"/>
-        </w:rPr>
-      </w:pPr>
-      <w:r>
-        <w:rPr>
-          <w:rFonts w:ascii="Times New Roman" w:eastAsia="Times New Roman" w:hAnsi="Times New Roman" w:cs="Times New Roman"/>
-          <w:color w:val="000000"/>
-          <w:sz w:val="28"/>
-          <w:szCs w:val="28"/>
-        </w:rPr>
-        <w:t xml:space="preserve">Ректор: </w:t>
-      </w:r>
-      <w:proofErr w:type="spellStart"/>
-      <w:r>
-        <w:rPr>
-          <w:rFonts w:ascii="Times New Roman" w:eastAsia="Times New Roman" w:hAnsi="Times New Roman" w:cs="Times New Roman"/>
-          <w:color w:val="000000"/>
-          <w:sz w:val="28"/>
-          <w:szCs w:val="28"/>
-        </w:rPr>
-        <w:t>Миклушевский</w:t>
-      </w:r>
-      <w:proofErr w:type="spellEnd"/>
-      <w:r>
-        <w:rPr>
-          <w:rFonts w:ascii="Times New Roman" w:eastAsia="Times New Roman" w:hAnsi="Times New Roman" w:cs="Times New Roman"/>
-          <w:color w:val="000000"/>
-          <w:sz w:val="28"/>
-          <w:szCs w:val="28"/>
-        </w:rPr>
-        <w:t xml:space="preserve"> Владимир Владимирович;</w:t>
-      </w:r>
-    </w:p>
-    <w:p>
-      <w:pPr>
-        <w:pStyle w:val="a6"/>
-        <w:keepNext/>
-        <w:keepLines/>
-        <w:numPr>
-          <w:ilvl w:val="0"/>
-          <w:numId w:val="23"/>
-        </w:numPr>
-        <w:pBdr>
-          <w:top w:val="nil"/>
-          <w:left w:val="nil"/>
-          <w:bottom w:val="nil"/>
-          <w:right w:val="nil"/>
-          <w:between w:val="nil"/>
-        </w:pBdr>
-        <w:spacing w:after="0" w:line="360" w:lineRule="auto"/>
-        <w:jc w:val="both"/>
-        <w:rPr>
-          <w:rFonts w:ascii="Times New Roman" w:eastAsia="Times New Roman" w:hAnsi="Times New Roman" w:cs="Times New Roman"/>
-          <w:color w:val="000000"/>
-          <w:sz w:val="28"/>
-          <w:szCs w:val="28"/>
-        </w:rPr>
-      </w:pPr>
-      <w:r>
-        <w:rPr>
-          <w:rFonts w:ascii="Times New Roman" w:eastAsia="Times New Roman" w:hAnsi="Times New Roman" w:cs="Times New Roman"/>
-          <w:color w:val="000000"/>
-          <w:sz w:val="28"/>
-          <w:szCs w:val="28"/>
-        </w:rPr>
-        <w:t>Декан факультета информационных технологий: Демидов Дмитрий Григорьевич</w:t>
-      </w:r>
-    </w:p>
-    <w:p>
-      <w:pPr>
-        <w:pStyle w:val="a6"/>
-        <w:keepNext/>
-        <w:keepLines/>
-        <w:numPr>
-          <w:ilvl w:val="0"/>
-          <w:numId w:val="23"/>
-        </w:numPr>
-        <w:pBdr>
-          <w:top w:val="nil"/>
-          <w:left w:val="nil"/>
-          <w:bottom w:val="nil"/>
-          <w:right w:val="nil"/>
-          <w:between w:val="nil"/>
-        </w:pBdr>
-        <w:spacing w:after="0" w:line="360" w:lineRule="auto"/>
-        <w:jc w:val="both"/>
-        <w:rPr>
-          <w:rFonts w:ascii="Times New Roman" w:eastAsia="Times New Roman" w:hAnsi="Times New Roman" w:cs="Times New Roman"/>
-          <w:color w:val="000000"/>
-          <w:sz w:val="28"/>
-          <w:szCs w:val="28"/>
-        </w:rPr>
-      </w:pPr>
-      <w:r>
-        <w:rPr>
-          <w:rFonts w:ascii="Times New Roman" w:eastAsia="Times New Roman" w:hAnsi="Times New Roman" w:cs="Times New Roman"/>
-          <w:color w:val="000000"/>
-          <w:sz w:val="28"/>
-          <w:szCs w:val="28"/>
-        </w:rPr>
-        <w:t xml:space="preserve">Зав. Кафедрой </w:t>
+        <w:t xml:space="preserve">Описание проекта: Видеоигра, основанная на аркаде </w:t>
       </w:r>
       <w:r>
         <w:rPr>
@@ -1192,55 +2167,16 @@
           <w:szCs w:val="28"/>
           <w:lang w:val="en-US"/>
         </w:rPr>
-        <w:t>“</w:t>
-      </w:r>
-      <w:r>
-        <w:rPr>
-          <w:rFonts w:ascii="Times New Roman" w:eastAsia="Times New Roman" w:hAnsi="Times New Roman" w:cs="Times New Roman"/>
-          <w:color w:val="000000"/>
-          <w:sz w:val="28"/>
-          <w:szCs w:val="28"/>
-        </w:rPr>
-        <w:t>Информатика и информационные технологии</w:t>
-      </w:r>
-      <w:r>
-        <w:rPr>
-          <w:rFonts w:ascii="Times New Roman" w:eastAsia="Times New Roman" w:hAnsi="Times New Roman" w:cs="Times New Roman"/>
-          <w:color w:val="000000"/>
-          <w:sz w:val="28"/>
-          <w:szCs w:val="28"/>
-          <w:lang w:val="en-US"/>
-        </w:rPr>
-        <w:t>”</w:t>
-      </w:r>
-      <w:r>
-        <w:rPr>
-          <w:rFonts w:ascii="Times New Roman" w:eastAsia="Times New Roman" w:hAnsi="Times New Roman" w:cs="Times New Roman"/>
-          <w:color w:val="000000"/>
-          <w:sz w:val="28"/>
-          <w:szCs w:val="28"/>
-        </w:rPr>
-        <w:t xml:space="preserve">: </w:t>
-      </w:r>
-      <w:proofErr w:type="spellStart"/>
-      <w:r>
-        <w:rPr>
-          <w:rFonts w:ascii="Times New Roman" w:eastAsia="Times New Roman" w:hAnsi="Times New Roman" w:cs="Times New Roman"/>
-          <w:color w:val="000000"/>
-          <w:sz w:val="28"/>
-          <w:szCs w:val="28"/>
-        </w:rPr>
-        <w:t>Булатников</w:t>
-      </w:r>
-      <w:proofErr w:type="spellEnd"/>
-      <w:r>
-        <w:rPr>
-          <w:rFonts w:ascii="Times New Roman" w:eastAsia="Times New Roman" w:hAnsi="Times New Roman" w:cs="Times New Roman"/>
-          <w:color w:val="000000"/>
-          <w:sz w:val="28"/>
-          <w:szCs w:val="28"/>
-        </w:rPr>
-        <w:t xml:space="preserve"> Евгений Владиславович</w:t>
+        <w:t>“Asteroids”</w:t>
+      </w:r>
+      <w:r>
+        <w:rPr>
+          <w:rFonts w:ascii="Times New Roman" w:eastAsia="Times New Roman" w:hAnsi="Times New Roman" w:cs="Times New Roman"/>
+          <w:color w:val="000000"/>
+          <w:sz w:val="28"/>
+          <w:szCs w:val="28"/>
+        </w:rPr>
+        <w:t xml:space="preserve"> призвана помочь скоротать время, т.е. просто развлечься, а также развить реакцию и умение предугадывать траектории движения объектов.</w:t>
       </w:r>
     </w:p>
     <w:p>
@@ -1270,33 +2206,42 @@
           <w:sz w:val="28"/>
           <w:szCs w:val="28"/>
         </w:rPr>
-        <w:t>Описание деятельности</w:t>
-      </w:r>
-      <w:r>
-        <w:rPr>
-          <w:rFonts w:ascii="Times New Roman" w:eastAsia="Times New Roman" w:hAnsi="Times New Roman" w:cs="Times New Roman"/>
-          <w:color w:val="000000"/>
-          <w:sz w:val="28"/>
-          <w:szCs w:val="28"/>
-        </w:rPr>
-        <w:t>: Московский Политехнический Университет осуществляет образовательную деятельность по программам высшего образования, научные исследования в области технических наук, а также разработку и внедрение передовых технологий в образовательный процесс. Университет активно взаимодействует с промышленными предприятиями, государственными учреждениями и научными организациями.</w:t>
-      </w:r>
-    </w:p>
-    <w:p>
-      <w:pPr>
-        <w:keepNext/>
-        <w:keepLines/>
-        <w:pBdr>
-          <w:top w:val="nil"/>
-          <w:left w:val="nil"/>
-          <w:bottom w:val="nil"/>
-          <w:right w:val="nil"/>
-          <w:between w:val="nil"/>
-        </w:pBdr>
-        <w:spacing w:after="0" w:line="360" w:lineRule="auto"/>
-        <w:rPr>
-          <w:rFonts w:ascii="Times New Roman" w:eastAsia="Times New Roman" w:hAnsi="Times New Roman" w:cs="Times New Roman"/>
-          <w:b/>
+        <w:t xml:space="preserve">Приложение подразумевает непрерывную обработку пользовательского ввода, просчёт состояний </w:t>
+      </w:r>
+      <w:proofErr w:type="spellStart"/>
+      <w:r>
+        <w:rPr>
+          <w:rFonts w:ascii="Times New Roman" w:eastAsia="Times New Roman" w:hAnsi="Times New Roman" w:cs="Times New Roman"/>
+          <w:color w:val="000000"/>
+          <w:sz w:val="28"/>
+          <w:szCs w:val="28"/>
+        </w:rPr>
+        <w:t>внутриигровых</w:t>
+      </w:r>
+      <w:proofErr w:type="spellEnd"/>
+      <w:r>
+        <w:rPr>
+          <w:rFonts w:ascii="Times New Roman" w:eastAsia="Times New Roman" w:hAnsi="Times New Roman" w:cs="Times New Roman"/>
+          <w:color w:val="000000"/>
+          <w:sz w:val="28"/>
+          <w:szCs w:val="28"/>
+        </w:rPr>
+        <w:t xml:space="preserve"> объектов</w:t>
+      </w:r>
+      <w:r>
+        <w:rPr>
+          <w:rFonts w:ascii="Times New Roman" w:eastAsia="Times New Roman" w:hAnsi="Times New Roman" w:cs="Times New Roman"/>
+          <w:color w:val="000000"/>
+          <w:sz w:val="28"/>
+          <w:szCs w:val="28"/>
+        </w:rPr>
+        <w:t>, состояния которых изменяются в том числе (прямо или косвенно) на основе пользовательского ввода, и их взаимодействия друг с другом внутри игровой области.</w:t>
+      </w:r>
+    </w:p>
+    <w:p>
+      <w:pPr>
+        <w:rPr>
+          <w:rFonts w:ascii="Times New Roman" w:eastAsia="Times New Roman" w:hAnsi="Times New Roman" w:cs="Times New Roman"/>
           <w:color w:val="000000"/>
           <w:sz w:val="32"/>
           <w:szCs w:val="32"/>
@@ -1305,23 +2250,46 @@
       <w:r>
         <w:rPr>
           <w:rFonts w:ascii="Times New Roman" w:eastAsia="Times New Roman" w:hAnsi="Times New Roman" w:cs="Times New Roman"/>
-          <w:b/>
-          <w:color w:val="000000"/>
-          <w:sz w:val="32"/>
-          <w:szCs w:val="32"/>
-        </w:rPr>
-        <w:t>Описани</w:t>
-      </w:r>
-      <w:r>
-        <w:rPr>
-          <w:rFonts w:ascii="Times New Roman" w:eastAsia="Times New Roman" w:hAnsi="Times New Roman" w:cs="Times New Roman"/>
-          <w:b/>
-          <w:color w:val="000000"/>
-          <w:sz w:val="32"/>
-          <w:szCs w:val="32"/>
-        </w:rPr>
-        <w:t>е задания по проектной практике</w:t>
-      </w:r>
+          <w:color w:val="000000"/>
+        </w:rPr>
+        <w:br w:type="page"/>
+      </w:r>
+    </w:p>
+    <w:p>
+      <w:pPr>
+        <w:pStyle w:val="1"/>
+        <w:spacing w:before="0" w:line="360" w:lineRule="auto"/>
+        <w:jc w:val="both"/>
+        <w:rPr>
+          <w:rFonts w:ascii="Times New Roman" w:eastAsia="Times New Roman" w:hAnsi="Times New Roman" w:cs="Times New Roman"/>
+          <w:color w:val="000000"/>
+        </w:rPr>
+      </w:pPr>
+      <w:bookmarkStart w:id="2" w:name="_Toc200362300"/>
+      <w:r>
+        <w:rPr>
+          <w:rFonts w:ascii="Times New Roman" w:eastAsia="Times New Roman" w:hAnsi="Times New Roman" w:cs="Times New Roman"/>
+          <w:color w:val="000000"/>
+        </w:rPr>
+        <w:lastRenderedPageBreak/>
+        <w:t>Общая характеристика деятельности организации</w:t>
+      </w:r>
+      <w:r>
+        <w:rPr>
+          <w:rFonts w:ascii="Times New Roman" w:eastAsia="Times New Roman" w:hAnsi="Times New Roman" w:cs="Times New Roman"/>
+          <w:color w:val="000000"/>
+        </w:rPr>
+        <w:t xml:space="preserve"> </w:t>
+      </w:r>
+      <w:r>
+        <w:rPr>
+          <w:rFonts w:ascii="Times New Roman" w:eastAsia="Times New Roman" w:hAnsi="Times New Roman" w:cs="Times New Roman"/>
+          <w:i/>
+          <w:color w:val="000000"/>
+        </w:rPr>
+        <w:t>(заказчика проекта)</w:t>
+      </w:r>
+      <w:bookmarkEnd w:id="2"/>
     </w:p>
     <w:p>
       <w:pPr>
@@ -1350,7 +2318,1220 @@
           <w:sz w:val="28"/>
           <w:szCs w:val="28"/>
         </w:rPr>
-        <w:t>Задание на проектную практику состоит из двух частей:</w:t>
+        <w:t>Наименование заказчика</w:t>
+      </w:r>
+      <w:r>
+        <w:rPr>
+          <w:rFonts w:ascii="Times New Roman" w:eastAsia="Times New Roman" w:hAnsi="Times New Roman" w:cs="Times New Roman"/>
+          <w:color w:val="000000"/>
+          <w:sz w:val="28"/>
+          <w:szCs w:val="28"/>
+        </w:rPr>
+        <w:t>: Московский Политехнический Университет</w:t>
+      </w:r>
+    </w:p>
+    <w:p>
+      <w:pPr>
+        <w:keepNext/>
+        <w:keepLines/>
+        <w:pBdr>
+          <w:top w:val="nil"/>
+          <w:left w:val="nil"/>
+          <w:bottom w:val="nil"/>
+          <w:right w:val="nil"/>
+          <w:between w:val="nil"/>
+        </w:pBdr>
+        <w:spacing w:after="0" w:line="360" w:lineRule="auto"/>
+        <w:jc w:val="both"/>
+        <w:rPr>
+          <w:rFonts w:ascii="Times New Roman" w:eastAsia="Times New Roman" w:hAnsi="Times New Roman" w:cs="Times New Roman"/>
+          <w:color w:val="000000"/>
+          <w:sz w:val="28"/>
+          <w:szCs w:val="28"/>
+        </w:rPr>
+      </w:pPr>
+      <w:r>
+        <w:rPr>
+          <w:rFonts w:ascii="Times New Roman" w:eastAsia="Times New Roman" w:hAnsi="Times New Roman" w:cs="Times New Roman"/>
+          <w:color w:val="000000"/>
+          <w:sz w:val="28"/>
+          <w:szCs w:val="28"/>
+        </w:rPr>
+        <w:t>Организационная структура</w:t>
+      </w:r>
+      <w:r>
+        <w:rPr>
+          <w:rFonts w:ascii="Times New Roman" w:eastAsia="Times New Roman" w:hAnsi="Times New Roman" w:cs="Times New Roman"/>
+          <w:color w:val="000000"/>
+          <w:sz w:val="28"/>
+          <w:szCs w:val="28"/>
+        </w:rPr>
+        <w:t>:</w:t>
+      </w:r>
+    </w:p>
+    <w:p>
+      <w:pPr>
+        <w:pStyle w:val="a6"/>
+        <w:keepNext/>
+        <w:keepLines/>
+        <w:numPr>
+          <w:ilvl w:val="0"/>
+          <w:numId w:val="29"/>
+        </w:numPr>
+        <w:pBdr>
+          <w:top w:val="nil"/>
+          <w:left w:val="nil"/>
+          <w:bottom w:val="nil"/>
+          <w:right w:val="nil"/>
+          <w:between w:val="nil"/>
+        </w:pBdr>
+        <w:spacing w:after="0" w:line="360" w:lineRule="auto"/>
+        <w:jc w:val="both"/>
+        <w:rPr>
+          <w:rFonts w:ascii="Times New Roman" w:eastAsia="Times New Roman" w:hAnsi="Times New Roman" w:cs="Times New Roman"/>
+          <w:color w:val="000000"/>
+          <w:sz w:val="28"/>
+          <w:szCs w:val="28"/>
+        </w:rPr>
+      </w:pPr>
+      <w:r>
+        <w:rPr>
+          <w:rFonts w:ascii="Times New Roman" w:eastAsia="Times New Roman" w:hAnsi="Times New Roman" w:cs="Times New Roman"/>
+          <w:color w:val="000000"/>
+          <w:sz w:val="28"/>
+          <w:szCs w:val="28"/>
+        </w:rPr>
+        <w:t xml:space="preserve">Ректор: </w:t>
+      </w:r>
+      <w:proofErr w:type="spellStart"/>
+      <w:r>
+        <w:rPr>
+          <w:rFonts w:ascii="Times New Roman" w:eastAsia="Times New Roman" w:hAnsi="Times New Roman" w:cs="Times New Roman"/>
+          <w:color w:val="000000"/>
+          <w:sz w:val="28"/>
+          <w:szCs w:val="28"/>
+        </w:rPr>
+        <w:t>Мик</w:t>
+      </w:r>
+      <w:r>
+        <w:rPr>
+          <w:rFonts w:ascii="Times New Roman" w:eastAsia="Times New Roman" w:hAnsi="Times New Roman" w:cs="Times New Roman"/>
+          <w:color w:val="000000"/>
+          <w:sz w:val="28"/>
+          <w:szCs w:val="28"/>
+        </w:rPr>
+        <w:t>лушевский</w:t>
+      </w:r>
+      <w:proofErr w:type="spellEnd"/>
+      <w:r>
+        <w:rPr>
+          <w:rFonts w:ascii="Times New Roman" w:eastAsia="Times New Roman" w:hAnsi="Times New Roman" w:cs="Times New Roman"/>
+          <w:color w:val="000000"/>
+          <w:sz w:val="28"/>
+          <w:szCs w:val="28"/>
+        </w:rPr>
+        <w:t xml:space="preserve"> Владимир Владимирович</w:t>
+      </w:r>
+    </w:p>
+    <w:p>
+      <w:pPr>
+        <w:pStyle w:val="a6"/>
+        <w:keepNext/>
+        <w:keepLines/>
+        <w:numPr>
+          <w:ilvl w:val="0"/>
+          <w:numId w:val="29"/>
+        </w:numPr>
+        <w:pBdr>
+          <w:top w:val="nil"/>
+          <w:left w:val="nil"/>
+          <w:bottom w:val="nil"/>
+          <w:right w:val="nil"/>
+          <w:between w:val="nil"/>
+        </w:pBdr>
+        <w:spacing w:after="0" w:line="360" w:lineRule="auto"/>
+        <w:jc w:val="both"/>
+        <w:rPr>
+          <w:rFonts w:ascii="Times New Roman" w:eastAsia="Times New Roman" w:hAnsi="Times New Roman" w:cs="Times New Roman"/>
+          <w:color w:val="000000"/>
+          <w:sz w:val="28"/>
+          <w:szCs w:val="28"/>
+        </w:rPr>
+      </w:pPr>
+      <w:r>
+        <w:rPr>
+          <w:rFonts w:ascii="Times New Roman" w:eastAsia="Times New Roman" w:hAnsi="Times New Roman" w:cs="Times New Roman"/>
+          <w:color w:val="000000"/>
+          <w:sz w:val="28"/>
+          <w:szCs w:val="28"/>
+        </w:rPr>
+        <w:t>Декан факультета информационных технологий: Демидов Дмитрий Григорьевич</w:t>
+      </w:r>
+    </w:p>
+    <w:p>
+      <w:pPr>
+        <w:pStyle w:val="a6"/>
+        <w:keepNext/>
+        <w:keepLines/>
+        <w:numPr>
+          <w:ilvl w:val="0"/>
+          <w:numId w:val="29"/>
+        </w:numPr>
+        <w:pBdr>
+          <w:top w:val="nil"/>
+          <w:left w:val="nil"/>
+          <w:bottom w:val="nil"/>
+          <w:right w:val="nil"/>
+          <w:between w:val="nil"/>
+        </w:pBdr>
+        <w:spacing w:after="0" w:line="360" w:lineRule="auto"/>
+        <w:jc w:val="both"/>
+        <w:rPr>
+          <w:rFonts w:ascii="Times New Roman" w:eastAsia="Times New Roman" w:hAnsi="Times New Roman" w:cs="Times New Roman"/>
+          <w:color w:val="000000"/>
+          <w:sz w:val="28"/>
+          <w:szCs w:val="28"/>
+        </w:rPr>
+      </w:pPr>
+      <w:r>
+        <w:rPr>
+          <w:rFonts w:ascii="Times New Roman" w:eastAsia="Times New Roman" w:hAnsi="Times New Roman" w:cs="Times New Roman"/>
+          <w:color w:val="000000"/>
+          <w:sz w:val="28"/>
+          <w:szCs w:val="28"/>
+        </w:rPr>
+        <w:t xml:space="preserve">Зав. Кафедрой </w:t>
+      </w:r>
+      <w:r>
+        <w:rPr>
+          <w:rFonts w:ascii="Times New Roman" w:eastAsia="Times New Roman" w:hAnsi="Times New Roman" w:cs="Times New Roman"/>
+          <w:color w:val="000000"/>
+          <w:sz w:val="28"/>
+          <w:szCs w:val="28"/>
+          <w:lang w:val="en-US"/>
+        </w:rPr>
+        <w:t>“</w:t>
+      </w:r>
+      <w:r>
+        <w:rPr>
+          <w:rFonts w:ascii="Times New Roman" w:eastAsia="Times New Roman" w:hAnsi="Times New Roman" w:cs="Times New Roman"/>
+          <w:color w:val="000000"/>
+          <w:sz w:val="28"/>
+          <w:szCs w:val="28"/>
+        </w:rPr>
+        <w:t>Информатика и информационные технологии</w:t>
+      </w:r>
+      <w:r>
+        <w:rPr>
+          <w:rFonts w:ascii="Times New Roman" w:eastAsia="Times New Roman" w:hAnsi="Times New Roman" w:cs="Times New Roman"/>
+          <w:color w:val="000000"/>
+          <w:sz w:val="28"/>
+          <w:szCs w:val="28"/>
+          <w:lang w:val="en-US"/>
+        </w:rPr>
+        <w:t>”</w:t>
+      </w:r>
+      <w:r>
+        <w:rPr>
+          <w:rFonts w:ascii="Times New Roman" w:eastAsia="Times New Roman" w:hAnsi="Times New Roman" w:cs="Times New Roman"/>
+          <w:color w:val="000000"/>
+          <w:sz w:val="28"/>
+          <w:szCs w:val="28"/>
+        </w:rPr>
+        <w:t xml:space="preserve">: </w:t>
+      </w:r>
+      <w:proofErr w:type="spellStart"/>
+      <w:r>
+        <w:rPr>
+          <w:rFonts w:ascii="Times New Roman" w:eastAsia="Times New Roman" w:hAnsi="Times New Roman" w:cs="Times New Roman"/>
+          <w:color w:val="000000"/>
+          <w:sz w:val="28"/>
+          <w:szCs w:val="28"/>
+        </w:rPr>
+        <w:t>Булатников</w:t>
+      </w:r>
+      <w:proofErr w:type="spellEnd"/>
+      <w:r>
+        <w:rPr>
+          <w:rFonts w:ascii="Times New Roman" w:eastAsia="Times New Roman" w:hAnsi="Times New Roman" w:cs="Times New Roman"/>
+          <w:color w:val="000000"/>
+          <w:sz w:val="28"/>
+          <w:szCs w:val="28"/>
+        </w:rPr>
+        <w:t xml:space="preserve"> Евгений Владиславович</w:t>
+      </w:r>
+    </w:p>
+    <w:p>
+      <w:pPr>
+        <w:keepNext/>
+        <w:keepLines/>
+        <w:pBdr>
+          <w:top w:val="nil"/>
+          <w:left w:val="nil"/>
+          <w:bottom w:val="nil"/>
+          <w:right w:val="nil"/>
+          <w:between w:val="nil"/>
+        </w:pBdr>
+        <w:spacing w:after="0" w:line="360" w:lineRule="auto"/>
+        <w:jc w:val="both"/>
+        <w:rPr>
+          <w:rFonts w:ascii="Times New Roman" w:eastAsia="Times New Roman" w:hAnsi="Times New Roman" w:cs="Times New Roman"/>
+          <w:color w:val="000000"/>
+          <w:sz w:val="28"/>
+          <w:szCs w:val="28"/>
+        </w:rPr>
+      </w:pPr>
+      <w:r>
+        <w:rPr>
+          <w:rFonts w:ascii="Times New Roman" w:eastAsia="Times New Roman" w:hAnsi="Times New Roman" w:cs="Times New Roman"/>
+          <w:color w:val="000000"/>
+          <w:sz w:val="28"/>
+          <w:szCs w:val="28"/>
+        </w:rPr>
+        <w:t>Описание деятельности</w:t>
+      </w:r>
+      <w:r>
+        <w:rPr>
+          <w:rFonts w:ascii="Times New Roman" w:eastAsia="Times New Roman" w:hAnsi="Times New Roman" w:cs="Times New Roman"/>
+          <w:color w:val="000000"/>
+          <w:sz w:val="28"/>
+          <w:szCs w:val="28"/>
+        </w:rPr>
+        <w:t>: Московский Политехнический Университет осуществляет образовательную деятельность по программам высшего образования, научные исследования в области технических наук, а также разработку и внедрение передовых технологий в образовательный процесс. Университет активно взаимодействует с промышленными предприятиями, государственными учреждениями и научными организациями.</w:t>
+      </w:r>
+      <w:r>
+        <w:rPr>
+          <w:rFonts w:ascii="Times New Roman" w:eastAsia="Times New Roman" w:hAnsi="Times New Roman" w:cs="Times New Roman"/>
+          <w:color w:val="000000"/>
+        </w:rPr>
+        <w:br w:type="page"/>
+      </w:r>
+    </w:p>
+    <w:p>
+      <w:pPr>
+        <w:pStyle w:val="1"/>
+        <w:spacing w:before="0" w:line="360" w:lineRule="auto"/>
+        <w:rPr>
+          <w:rFonts w:ascii="Times New Roman" w:eastAsia="Times New Roman" w:hAnsi="Times New Roman" w:cs="Times New Roman"/>
+          <w:color w:val="000000"/>
+        </w:rPr>
+      </w:pPr>
+      <w:bookmarkStart w:id="3" w:name="_Toc200362301"/>
+      <w:r>
+        <w:rPr>
+          <w:rFonts w:ascii="Times New Roman" w:eastAsia="Times New Roman" w:hAnsi="Times New Roman" w:cs="Times New Roman"/>
+          <w:color w:val="000000"/>
+        </w:rPr>
+        <w:lastRenderedPageBreak/>
+        <w:t>Описани</w:t>
+      </w:r>
+      <w:r>
+        <w:rPr>
+          <w:rFonts w:ascii="Times New Roman" w:eastAsia="Times New Roman" w:hAnsi="Times New Roman" w:cs="Times New Roman"/>
+          <w:color w:val="000000"/>
+        </w:rPr>
+        <w:t>е задания по проектной практике</w:t>
+      </w:r>
+      <w:bookmarkEnd w:id="3"/>
+    </w:p>
+    <w:p>
+      <w:pPr>
+        <w:keepNext/>
+        <w:keepLines/>
+        <w:pBdr>
+          <w:top w:val="nil"/>
+          <w:left w:val="nil"/>
+          <w:bottom w:val="nil"/>
+          <w:right w:val="nil"/>
+          <w:between w:val="nil"/>
+        </w:pBdr>
+        <w:spacing w:after="0" w:line="360" w:lineRule="auto"/>
+        <w:jc w:val="both"/>
+        <w:rPr>
+          <w:rFonts w:ascii="Times New Roman" w:eastAsia="Times New Roman" w:hAnsi="Times New Roman" w:cs="Times New Roman"/>
+          <w:color w:val="000000"/>
+          <w:sz w:val="28"/>
+          <w:szCs w:val="28"/>
+        </w:rPr>
+      </w:pPr>
+      <w:r>
+        <w:rPr>
+          <w:rFonts w:ascii="Times New Roman" w:eastAsia="Times New Roman" w:hAnsi="Times New Roman" w:cs="Times New Roman"/>
+          <w:color w:val="000000"/>
+          <w:sz w:val="28"/>
+          <w:szCs w:val="28"/>
+        </w:rPr>
+        <w:t>Перед началом работы над проектной практикой мне было необходимо определиться с общим объёмом работ, а также, разбивая сложные задачи на несколько простых и определяя примерное время их выполнения, составить общий план, придерживаясь которого я работал бы над проектной практикой. После составления такого плана мне было бы гораздо проще ориентироваться по тому, которая часть проекта уже сделана и сколько ещё осталось; соответственно, я мог бы лучше распределять своё время, как рабочее, так и личное.</w:t>
+      </w:r>
+    </w:p>
+    <w:p>
+      <w:pPr>
+        <w:keepNext/>
+        <w:keepLines/>
+        <w:pBdr>
+          <w:top w:val="nil"/>
+          <w:left w:val="nil"/>
+          <w:bottom w:val="nil"/>
+          <w:right w:val="nil"/>
+          <w:between w:val="nil"/>
+        </w:pBdr>
+        <w:spacing w:after="0" w:line="360" w:lineRule="auto"/>
+        <w:jc w:val="both"/>
+        <w:rPr>
+          <w:rFonts w:ascii="Times New Roman" w:eastAsia="Times New Roman" w:hAnsi="Times New Roman" w:cs="Times New Roman"/>
+          <w:color w:val="000000"/>
+          <w:sz w:val="28"/>
+          <w:szCs w:val="28"/>
+        </w:rPr>
+      </w:pPr>
+      <w:r>
+        <w:rPr>
+          <w:rFonts w:ascii="Times New Roman" w:eastAsia="Times New Roman" w:hAnsi="Times New Roman" w:cs="Times New Roman"/>
+          <w:color w:val="000000"/>
+          <w:sz w:val="28"/>
+          <w:szCs w:val="28"/>
+        </w:rPr>
+        <w:t xml:space="preserve">Для составления такого плана мною был использован редактор электронных таблиц </w:t>
+      </w:r>
+      <w:r>
+        <w:rPr>
+          <w:rFonts w:ascii="Times New Roman" w:eastAsia="Times New Roman" w:hAnsi="Times New Roman" w:cs="Times New Roman"/>
+          <w:color w:val="000000"/>
+          <w:sz w:val="28"/>
+          <w:szCs w:val="28"/>
+          <w:lang w:val="en-US"/>
+        </w:rPr>
+        <w:t>Microsoft Excel</w:t>
+      </w:r>
+      <w:r>
+        <w:rPr>
+          <w:rFonts w:ascii="Times New Roman" w:eastAsia="Times New Roman" w:hAnsi="Times New Roman" w:cs="Times New Roman"/>
+          <w:color w:val="000000"/>
+          <w:sz w:val="28"/>
+          <w:szCs w:val="28"/>
+        </w:rPr>
+        <w:t>, функционала которого более чем достаточно для организации работы одного человека над достаточно малым проектом, над которым мне и предстояло работать.</w:t>
+      </w:r>
+    </w:p>
+    <w:p>
+      <w:pPr>
+        <w:keepNext/>
+        <w:keepLines/>
+        <w:pBdr>
+          <w:top w:val="nil"/>
+          <w:left w:val="nil"/>
+          <w:bottom w:val="nil"/>
+          <w:right w:val="nil"/>
+          <w:between w:val="nil"/>
+        </w:pBdr>
+        <w:spacing w:after="0" w:line="360" w:lineRule="auto"/>
+        <w:jc w:val="both"/>
+        <w:rPr>
+          <w:rFonts w:ascii="Times New Roman" w:eastAsia="Times New Roman" w:hAnsi="Times New Roman" w:cs="Times New Roman"/>
+          <w:color w:val="000000"/>
+          <w:sz w:val="28"/>
+          <w:szCs w:val="28"/>
+        </w:rPr>
+      </w:pPr>
+      <w:r>
+        <w:rPr>
+          <w:rFonts w:ascii="Times New Roman" w:eastAsia="Times New Roman" w:hAnsi="Times New Roman" w:cs="Times New Roman"/>
+          <w:color w:val="000000"/>
+          <w:sz w:val="28"/>
+          <w:szCs w:val="28"/>
+        </w:rPr>
+        <w:t xml:space="preserve">Работа с </w:t>
+      </w:r>
+      <w:proofErr w:type="spellStart"/>
+      <w:r>
+        <w:rPr>
+          <w:rFonts w:ascii="Times New Roman" w:eastAsia="Times New Roman" w:hAnsi="Times New Roman" w:cs="Times New Roman"/>
+          <w:color w:val="000000"/>
+          <w:sz w:val="28"/>
+          <w:szCs w:val="28"/>
+          <w:lang w:val="en-US"/>
+        </w:rPr>
+        <w:t>GitHub</w:t>
+      </w:r>
+      <w:proofErr w:type="spellEnd"/>
+    </w:p>
+    <w:p>
+      <w:pPr>
+        <w:keepNext/>
+        <w:keepLines/>
+        <w:pBdr>
+          <w:top w:val="nil"/>
+          <w:left w:val="nil"/>
+          <w:bottom w:val="nil"/>
+          <w:right w:val="nil"/>
+          <w:between w:val="nil"/>
+        </w:pBdr>
+        <w:spacing w:after="0" w:line="360" w:lineRule="auto"/>
+        <w:jc w:val="both"/>
+        <w:rPr>
+          <w:rFonts w:ascii="Times New Roman" w:eastAsia="Times New Roman" w:hAnsi="Times New Roman" w:cs="Times New Roman"/>
+          <w:color w:val="000000"/>
+          <w:sz w:val="28"/>
+          <w:szCs w:val="28"/>
+        </w:rPr>
+      </w:pPr>
+      <w:r>
+        <w:rPr>
+          <w:rFonts w:ascii="Times New Roman" w:eastAsia="Times New Roman" w:hAnsi="Times New Roman" w:cs="Times New Roman"/>
+          <w:color w:val="000000"/>
+          <w:sz w:val="28"/>
+          <w:szCs w:val="28"/>
+        </w:rPr>
+        <w:t xml:space="preserve">Основной проблемой при работе над проектом стала критическая нехватка времени, которая не решалась даже с помощью различных техник </w:t>
+      </w:r>
+      <w:proofErr w:type="gramStart"/>
+      <w:r>
+        <w:rPr>
+          <w:rFonts w:ascii="Times New Roman" w:eastAsia="Times New Roman" w:hAnsi="Times New Roman" w:cs="Times New Roman"/>
+          <w:color w:val="000000"/>
+          <w:sz w:val="28"/>
+          <w:szCs w:val="28"/>
+        </w:rPr>
+        <w:t>тайм-менеджмента</w:t>
+      </w:r>
+      <w:proofErr w:type="gramEnd"/>
+      <w:r>
+        <w:rPr>
+          <w:rFonts w:ascii="Times New Roman" w:eastAsia="Times New Roman" w:hAnsi="Times New Roman" w:cs="Times New Roman"/>
+          <w:color w:val="000000"/>
+          <w:sz w:val="28"/>
+          <w:szCs w:val="28"/>
+        </w:rPr>
+        <w:t>. Однако эти сложности были преодолены, и проект был завершён.</w:t>
+      </w:r>
+    </w:p>
+    <w:p>
+      <w:pPr>
+        <w:keepNext/>
+        <w:keepLines/>
+        <w:pBdr>
+          <w:top w:val="nil"/>
+          <w:left w:val="nil"/>
+          <w:bottom w:val="nil"/>
+          <w:right w:val="nil"/>
+          <w:between w:val="nil"/>
+        </w:pBdr>
+        <w:spacing w:after="0" w:line="360" w:lineRule="auto"/>
+        <w:jc w:val="both"/>
+        <w:rPr>
+          <w:rFonts w:ascii="Times New Roman" w:eastAsia="Times New Roman" w:hAnsi="Times New Roman" w:cs="Times New Roman"/>
+          <w:color w:val="000000"/>
+          <w:sz w:val="28"/>
+          <w:szCs w:val="28"/>
+        </w:rPr>
+      </w:pPr>
+      <w:r>
+        <w:rPr>
+          <w:rFonts w:ascii="Times New Roman" w:eastAsia="Times New Roman" w:hAnsi="Times New Roman" w:cs="Times New Roman"/>
+          <w:color w:val="000000"/>
+          <w:sz w:val="28"/>
+          <w:szCs w:val="28"/>
+        </w:rPr>
+        <w:t xml:space="preserve">Также, перед началом работы над проектной практикой необходимо было создать и настроить </w:t>
+      </w:r>
+      <w:proofErr w:type="spellStart"/>
+      <w:r>
+        <w:rPr>
+          <w:rFonts w:ascii="Times New Roman" w:eastAsia="Times New Roman" w:hAnsi="Times New Roman" w:cs="Times New Roman"/>
+          <w:color w:val="000000"/>
+          <w:sz w:val="28"/>
+          <w:szCs w:val="28"/>
+        </w:rPr>
+        <w:t>репозиторий</w:t>
+      </w:r>
+      <w:proofErr w:type="spellEnd"/>
+      <w:r>
+        <w:rPr>
+          <w:rFonts w:ascii="Times New Roman" w:eastAsia="Times New Roman" w:hAnsi="Times New Roman" w:cs="Times New Roman"/>
+          <w:color w:val="000000"/>
+          <w:sz w:val="28"/>
+          <w:szCs w:val="28"/>
+        </w:rPr>
+        <w:t xml:space="preserve"> в </w:t>
+      </w:r>
+      <w:proofErr w:type="spellStart"/>
+      <w:r>
+        <w:rPr>
+          <w:rFonts w:ascii="Times New Roman" w:eastAsia="Times New Roman" w:hAnsi="Times New Roman" w:cs="Times New Roman"/>
+          <w:color w:val="000000"/>
+          <w:sz w:val="28"/>
+          <w:szCs w:val="28"/>
+          <w:lang w:val="en-US"/>
+        </w:rPr>
+        <w:t>GitHub</w:t>
+      </w:r>
+      <w:proofErr w:type="spellEnd"/>
+      <w:r>
+        <w:rPr>
+          <w:rFonts w:ascii="Times New Roman" w:eastAsia="Times New Roman" w:hAnsi="Times New Roman" w:cs="Times New Roman"/>
+          <w:color w:val="000000"/>
+          <w:sz w:val="28"/>
+          <w:szCs w:val="28"/>
+          <w:lang w:val="en-US"/>
+        </w:rPr>
+        <w:t xml:space="preserve">, </w:t>
+      </w:r>
+      <w:r>
+        <w:rPr>
+          <w:rFonts w:ascii="Times New Roman" w:eastAsia="Times New Roman" w:hAnsi="Times New Roman" w:cs="Times New Roman"/>
+          <w:color w:val="000000"/>
+          <w:sz w:val="28"/>
+          <w:szCs w:val="28"/>
+        </w:rPr>
+        <w:t xml:space="preserve">в который по итогу </w:t>
+      </w:r>
+      <w:r>
+        <w:rPr>
+          <w:rFonts w:ascii="Times New Roman" w:eastAsia="Times New Roman" w:hAnsi="Times New Roman" w:cs="Times New Roman"/>
+          <w:color w:val="000000"/>
+          <w:sz w:val="28"/>
+          <w:szCs w:val="28"/>
+        </w:rPr>
+        <w:t>необходимо будет выгрузить все отчёты, сформированные во время прохождения проектной практики, а также исходный код созданных сайта и приложения.</w:t>
+      </w:r>
+    </w:p>
+    <w:p>
+      <w:pPr>
+        <w:keepNext/>
+        <w:keepLines/>
+        <w:pBdr>
+          <w:top w:val="nil"/>
+          <w:left w:val="nil"/>
+          <w:bottom w:val="nil"/>
+          <w:right w:val="nil"/>
+          <w:between w:val="nil"/>
+        </w:pBdr>
+        <w:spacing w:after="0" w:line="360" w:lineRule="auto"/>
+        <w:jc w:val="both"/>
+        <w:rPr>
+          <w:rFonts w:ascii="Times New Roman" w:eastAsia="Times New Roman" w:hAnsi="Times New Roman" w:cs="Times New Roman"/>
+          <w:color w:val="000000"/>
+          <w:sz w:val="28"/>
+          <w:szCs w:val="28"/>
+        </w:rPr>
+      </w:pPr>
+      <w:proofErr w:type="spellStart"/>
+      <w:r>
+        <w:rPr>
+          <w:rFonts w:ascii="Times New Roman" w:eastAsia="Times New Roman" w:hAnsi="Times New Roman" w:cs="Times New Roman"/>
+          <w:color w:val="000000"/>
+          <w:sz w:val="28"/>
+          <w:szCs w:val="28"/>
+        </w:rPr>
+        <w:t>Репозиторий</w:t>
+      </w:r>
+      <w:proofErr w:type="spellEnd"/>
+      <w:r>
+        <w:rPr>
+          <w:rFonts w:ascii="Times New Roman" w:eastAsia="Times New Roman" w:hAnsi="Times New Roman" w:cs="Times New Roman"/>
+          <w:color w:val="000000"/>
+          <w:sz w:val="28"/>
+          <w:szCs w:val="28"/>
+        </w:rPr>
+        <w:t xml:space="preserve"> был создан на основе предоставленного шаблона, а во время прохождения практики в созданный </w:t>
+      </w:r>
+      <w:proofErr w:type="spellStart"/>
+      <w:r>
+        <w:rPr>
+          <w:rFonts w:ascii="Times New Roman" w:eastAsia="Times New Roman" w:hAnsi="Times New Roman" w:cs="Times New Roman"/>
+          <w:color w:val="000000"/>
+          <w:sz w:val="28"/>
+          <w:szCs w:val="28"/>
+        </w:rPr>
+        <w:t>репозиторий</w:t>
+      </w:r>
+      <w:proofErr w:type="spellEnd"/>
+      <w:r>
+        <w:rPr>
+          <w:rFonts w:ascii="Times New Roman" w:eastAsia="Times New Roman" w:hAnsi="Times New Roman" w:cs="Times New Roman"/>
+          <w:color w:val="000000"/>
+          <w:sz w:val="28"/>
+          <w:szCs w:val="28"/>
+        </w:rPr>
+        <w:t xml:space="preserve"> выгружались файлы с соответствующими комментариями к </w:t>
+      </w:r>
+      <w:r>
+        <w:rPr>
+          <w:rFonts w:ascii="Times New Roman" w:eastAsia="Times New Roman" w:hAnsi="Times New Roman" w:cs="Times New Roman"/>
+          <w:color w:val="000000"/>
+          <w:sz w:val="28"/>
+          <w:szCs w:val="28"/>
+          <w:lang w:val="en-US"/>
+        </w:rPr>
+        <w:t>“</w:t>
+      </w:r>
+      <w:proofErr w:type="spellStart"/>
+      <w:r>
+        <w:rPr>
+          <w:rFonts w:ascii="Times New Roman" w:eastAsia="Times New Roman" w:hAnsi="Times New Roman" w:cs="Times New Roman"/>
+          <w:color w:val="000000"/>
+          <w:sz w:val="28"/>
+          <w:szCs w:val="28"/>
+        </w:rPr>
+        <w:t>коммитам</w:t>
+      </w:r>
+      <w:proofErr w:type="spellEnd"/>
+      <w:r>
+        <w:rPr>
+          <w:rFonts w:ascii="Times New Roman" w:eastAsia="Times New Roman" w:hAnsi="Times New Roman" w:cs="Times New Roman"/>
+          <w:color w:val="000000"/>
+          <w:sz w:val="28"/>
+          <w:szCs w:val="28"/>
+          <w:lang w:val="en-US"/>
+        </w:rPr>
+        <w:t>”</w:t>
+      </w:r>
+      <w:r>
+        <w:rPr>
+          <w:rFonts w:ascii="Times New Roman" w:eastAsia="Times New Roman" w:hAnsi="Times New Roman" w:cs="Times New Roman"/>
+          <w:color w:val="000000"/>
+          <w:sz w:val="28"/>
+          <w:szCs w:val="28"/>
+        </w:rPr>
+        <w:t>.</w:t>
+      </w:r>
+    </w:p>
+    <w:p>
+      <w:pPr>
+        <w:keepNext/>
+        <w:keepLines/>
+        <w:pBdr>
+          <w:top w:val="nil"/>
+          <w:left w:val="nil"/>
+          <w:bottom w:val="nil"/>
+          <w:right w:val="nil"/>
+          <w:between w:val="nil"/>
+        </w:pBdr>
+        <w:spacing w:after="0" w:line="360" w:lineRule="auto"/>
+        <w:jc w:val="both"/>
+        <w:rPr>
+          <w:rFonts w:ascii="Times New Roman" w:eastAsia="Times New Roman" w:hAnsi="Times New Roman" w:cs="Times New Roman"/>
+          <w:color w:val="000000"/>
+          <w:sz w:val="28"/>
+          <w:szCs w:val="28"/>
+          <w:lang w:val="en-US"/>
+        </w:rPr>
+      </w:pPr>
+      <w:r>
+        <w:rPr>
+          <w:rFonts w:ascii="Times New Roman" w:eastAsia="Times New Roman" w:hAnsi="Times New Roman" w:cs="Times New Roman"/>
+          <w:color w:val="000000"/>
+          <w:sz w:val="28"/>
+          <w:szCs w:val="28"/>
+        </w:rPr>
+        <w:t xml:space="preserve">Синтаксис </w:t>
+      </w:r>
+      <w:r>
+        <w:rPr>
+          <w:rFonts w:ascii="Times New Roman" w:eastAsia="Times New Roman" w:hAnsi="Times New Roman" w:cs="Times New Roman"/>
+          <w:color w:val="000000"/>
+          <w:sz w:val="28"/>
+          <w:szCs w:val="28"/>
+          <w:lang w:val="en-US"/>
+        </w:rPr>
+        <w:t>Markdown</w:t>
+      </w:r>
+    </w:p>
+    <w:p>
+      <w:pPr>
+        <w:keepNext/>
+        <w:keepLines/>
+        <w:pBdr>
+          <w:top w:val="nil"/>
+          <w:left w:val="nil"/>
+          <w:bottom w:val="nil"/>
+          <w:right w:val="nil"/>
+          <w:between w:val="nil"/>
+        </w:pBdr>
+        <w:spacing w:after="0" w:line="360" w:lineRule="auto"/>
+        <w:jc w:val="both"/>
+        <w:rPr>
+          <w:rFonts w:ascii="Times New Roman" w:eastAsia="Times New Roman" w:hAnsi="Times New Roman" w:cs="Times New Roman"/>
+          <w:color w:val="000000"/>
+          <w:sz w:val="28"/>
+          <w:szCs w:val="28"/>
+        </w:rPr>
+      </w:pPr>
+      <w:r>
+        <w:rPr>
+          <w:rFonts w:ascii="Times New Roman" w:eastAsia="Times New Roman" w:hAnsi="Times New Roman" w:cs="Times New Roman"/>
+          <w:color w:val="000000"/>
+          <w:sz w:val="28"/>
+          <w:szCs w:val="28"/>
+        </w:rPr>
+        <w:t xml:space="preserve">Для написания контентной части сайта, а также для оформления отчётов необходимо было изучить синтаксис </w:t>
+      </w:r>
+      <w:r>
+        <w:rPr>
+          <w:rFonts w:ascii="Times New Roman" w:eastAsia="Times New Roman" w:hAnsi="Times New Roman" w:cs="Times New Roman"/>
+          <w:color w:val="000000"/>
+          <w:sz w:val="28"/>
+          <w:szCs w:val="28"/>
+          <w:lang w:val="en-US"/>
+        </w:rPr>
+        <w:t xml:space="preserve">Markdown – </w:t>
+      </w:r>
+      <w:r>
+        <w:rPr>
+          <w:rFonts w:ascii="Times New Roman" w:eastAsia="Times New Roman" w:hAnsi="Times New Roman" w:cs="Times New Roman"/>
+          <w:color w:val="000000"/>
+          <w:sz w:val="28"/>
+          <w:szCs w:val="28"/>
+        </w:rPr>
+        <w:t>языка разметки. При работе над проектом были использованные различные его аспекты, такие как выделение текста полужирным и курсивом, внедрение в файлы различных изображений, списки и блоки кода.</w:t>
+      </w:r>
+    </w:p>
+    <w:p>
+      <w:pPr>
+        <w:keepNext/>
+        <w:keepLines/>
+        <w:pBdr>
+          <w:top w:val="nil"/>
+          <w:left w:val="nil"/>
+          <w:bottom w:val="nil"/>
+          <w:right w:val="nil"/>
+          <w:between w:val="nil"/>
+        </w:pBdr>
+        <w:spacing w:after="0" w:line="360" w:lineRule="auto"/>
+        <w:jc w:val="both"/>
+        <w:rPr>
+          <w:rFonts w:ascii="Times New Roman" w:eastAsia="Times New Roman" w:hAnsi="Times New Roman" w:cs="Times New Roman"/>
+          <w:color w:val="000000"/>
+          <w:sz w:val="28"/>
+          <w:szCs w:val="28"/>
+        </w:rPr>
+      </w:pPr>
+    </w:p>
+    <w:p>
+      <w:pPr>
+        <w:keepNext/>
+        <w:keepLines/>
+        <w:pBdr>
+          <w:top w:val="nil"/>
+          <w:left w:val="nil"/>
+          <w:bottom w:val="nil"/>
+          <w:right w:val="nil"/>
+          <w:between w:val="nil"/>
+        </w:pBdr>
+        <w:spacing w:after="0" w:line="360" w:lineRule="auto"/>
+        <w:jc w:val="both"/>
+        <w:rPr>
+          <w:rFonts w:ascii="Times New Roman" w:eastAsia="Times New Roman" w:hAnsi="Times New Roman" w:cs="Times New Roman"/>
+          <w:color w:val="000000"/>
+          <w:sz w:val="28"/>
+          <w:szCs w:val="28"/>
+        </w:rPr>
+      </w:pPr>
+      <w:r>
+        <w:rPr>
+          <w:rFonts w:ascii="Times New Roman" w:eastAsia="Times New Roman" w:hAnsi="Times New Roman" w:cs="Times New Roman"/>
+          <w:color w:val="000000"/>
+          <w:sz w:val="28"/>
+          <w:szCs w:val="28"/>
+        </w:rPr>
+        <w:lastRenderedPageBreak/>
+        <w:t>Работа над проектом</w:t>
+      </w:r>
+    </w:p>
+    <w:p>
+      <w:pPr>
+        <w:keepNext/>
+        <w:keepLines/>
+        <w:pBdr>
+          <w:top w:val="nil"/>
+          <w:left w:val="nil"/>
+          <w:bottom w:val="nil"/>
+          <w:right w:val="nil"/>
+          <w:between w:val="nil"/>
+        </w:pBdr>
+        <w:spacing w:after="0" w:line="360" w:lineRule="auto"/>
+        <w:jc w:val="both"/>
+        <w:rPr>
+          <w:rFonts w:ascii="Times New Roman" w:eastAsia="Times New Roman" w:hAnsi="Times New Roman" w:cs="Times New Roman"/>
+          <w:color w:val="000000"/>
+          <w:sz w:val="28"/>
+          <w:szCs w:val="28"/>
+        </w:rPr>
+      </w:pPr>
+      <w:r>
+        <w:rPr>
+          <w:rFonts w:ascii="Times New Roman" w:eastAsia="Times New Roman" w:hAnsi="Times New Roman" w:cs="Times New Roman"/>
+          <w:color w:val="000000"/>
+          <w:sz w:val="28"/>
+          <w:szCs w:val="28"/>
+        </w:rPr>
+        <w:t>При выполнении практики передо мной стояли две основные задачи</w:t>
+      </w:r>
+      <w:r>
+        <w:rPr>
+          <w:rFonts w:ascii="Times New Roman" w:eastAsia="Times New Roman" w:hAnsi="Times New Roman" w:cs="Times New Roman"/>
+          <w:color w:val="000000"/>
+          <w:sz w:val="28"/>
+          <w:szCs w:val="28"/>
+        </w:rPr>
+        <w:t>:</w:t>
+      </w:r>
+    </w:p>
+    <w:p>
+      <w:pPr>
+        <w:pStyle w:val="a6"/>
+        <w:keepNext/>
+        <w:keepLines/>
+        <w:numPr>
+          <w:ilvl w:val="0"/>
+          <w:numId w:val="24"/>
+        </w:numPr>
+        <w:pBdr>
+          <w:top w:val="nil"/>
+          <w:left w:val="nil"/>
+          <w:bottom w:val="nil"/>
+          <w:right w:val="nil"/>
+          <w:between w:val="nil"/>
+        </w:pBdr>
+        <w:spacing w:after="0" w:line="360" w:lineRule="auto"/>
+        <w:ind w:left="0" w:firstLine="709"/>
+        <w:jc w:val="both"/>
+        <w:rPr>
+          <w:rFonts w:ascii="Times New Roman" w:eastAsia="Times New Roman" w:hAnsi="Times New Roman" w:cs="Times New Roman"/>
+          <w:color w:val="000000"/>
+          <w:sz w:val="28"/>
+          <w:szCs w:val="28"/>
+        </w:rPr>
+      </w:pPr>
+      <w:r>
+        <w:rPr>
+          <w:rFonts w:ascii="Times New Roman" w:eastAsia="Times New Roman" w:hAnsi="Times New Roman" w:cs="Times New Roman"/>
+          <w:color w:val="000000"/>
+          <w:sz w:val="28"/>
+          <w:szCs w:val="28"/>
+        </w:rPr>
+        <w:t xml:space="preserve">Создание </w:t>
+      </w:r>
+      <w:proofErr w:type="gramStart"/>
+      <w:r>
+        <w:rPr>
+          <w:rFonts w:ascii="Times New Roman" w:eastAsia="Times New Roman" w:hAnsi="Times New Roman" w:cs="Times New Roman"/>
+          <w:color w:val="000000"/>
+          <w:sz w:val="28"/>
+          <w:szCs w:val="28"/>
+        </w:rPr>
+        <w:t>статического</w:t>
+      </w:r>
+      <w:proofErr w:type="gramEnd"/>
+      <w:r>
+        <w:rPr>
+          <w:rFonts w:ascii="Times New Roman" w:eastAsia="Times New Roman" w:hAnsi="Times New Roman" w:cs="Times New Roman"/>
+          <w:color w:val="000000"/>
+          <w:sz w:val="28"/>
+          <w:szCs w:val="28"/>
+        </w:rPr>
+        <w:t xml:space="preserve"> </w:t>
+      </w:r>
+      <w:r>
+        <w:rPr>
+          <w:rFonts w:ascii="Times New Roman" w:eastAsia="Times New Roman" w:hAnsi="Times New Roman" w:cs="Times New Roman"/>
+          <w:color w:val="000000"/>
+          <w:sz w:val="28"/>
+          <w:szCs w:val="28"/>
+        </w:rPr>
+        <w:t>веб-сайта, содержащий</w:t>
+      </w:r>
+      <w:r>
+        <w:rPr>
+          <w:rFonts w:ascii="Times New Roman" w:eastAsia="Times New Roman" w:hAnsi="Times New Roman" w:cs="Times New Roman"/>
+          <w:color w:val="000000"/>
+          <w:sz w:val="28"/>
+          <w:szCs w:val="28"/>
+        </w:rPr>
+        <w:t xml:space="preserve"> основную информацию о проекте (базовая часть)</w:t>
+      </w:r>
+    </w:p>
+    <w:p>
+      <w:pPr>
+        <w:pStyle w:val="a6"/>
+        <w:keepNext/>
+        <w:keepLines/>
+        <w:numPr>
+          <w:ilvl w:val="0"/>
+          <w:numId w:val="24"/>
+        </w:numPr>
+        <w:pBdr>
+          <w:top w:val="nil"/>
+          <w:left w:val="nil"/>
+          <w:bottom w:val="nil"/>
+          <w:right w:val="nil"/>
+          <w:between w:val="nil"/>
+        </w:pBdr>
+        <w:spacing w:after="0" w:line="360" w:lineRule="auto"/>
+        <w:ind w:left="0" w:firstLine="709"/>
+        <w:jc w:val="both"/>
+        <w:rPr>
+          <w:rFonts w:ascii="Times New Roman" w:eastAsia="Times New Roman" w:hAnsi="Times New Roman" w:cs="Times New Roman"/>
+          <w:color w:val="000000"/>
+          <w:sz w:val="28"/>
+          <w:szCs w:val="28"/>
+        </w:rPr>
+      </w:pPr>
+      <w:r>
+        <w:rPr>
+          <w:rFonts w:ascii="Times New Roman" w:eastAsia="Times New Roman" w:hAnsi="Times New Roman" w:cs="Times New Roman"/>
+          <w:color w:val="000000"/>
+          <w:sz w:val="28"/>
+          <w:szCs w:val="28"/>
+        </w:rPr>
+        <w:t>Р</w:t>
+      </w:r>
+      <w:r>
+        <w:rPr>
+          <w:rFonts w:ascii="Times New Roman" w:eastAsia="Times New Roman" w:hAnsi="Times New Roman" w:cs="Times New Roman"/>
+          <w:color w:val="000000"/>
+          <w:sz w:val="28"/>
+          <w:szCs w:val="28"/>
+        </w:rPr>
+        <w:t xml:space="preserve">еализация видеоигры </w:t>
+      </w:r>
+      <w:r>
+        <w:rPr>
+          <w:rFonts w:ascii="Times New Roman" w:eastAsia="Times New Roman" w:hAnsi="Times New Roman" w:cs="Times New Roman"/>
+          <w:color w:val="000000"/>
+          <w:sz w:val="28"/>
+          <w:szCs w:val="28"/>
+          <w:lang w:val="en-US"/>
+        </w:rPr>
+        <w:t>“Asteroids”</w:t>
+      </w:r>
+      <w:r>
+        <w:rPr>
+          <w:rFonts w:ascii="Times New Roman" w:eastAsia="Times New Roman" w:hAnsi="Times New Roman" w:cs="Times New Roman"/>
+          <w:color w:val="000000"/>
+          <w:sz w:val="28"/>
+          <w:szCs w:val="28"/>
+        </w:rPr>
+        <w:t xml:space="preserve"> при помощи </w:t>
+      </w:r>
+      <w:r>
+        <w:rPr>
+          <w:rFonts w:ascii="Times New Roman" w:eastAsia="Times New Roman" w:hAnsi="Times New Roman" w:cs="Times New Roman"/>
+          <w:color w:val="000000"/>
+          <w:sz w:val="28"/>
+          <w:szCs w:val="28"/>
+          <w:lang w:val="en-US"/>
+        </w:rPr>
+        <w:t>WPF</w:t>
+      </w:r>
+      <w:r>
+        <w:rPr>
+          <w:rFonts w:ascii="Times New Roman" w:eastAsia="Times New Roman" w:hAnsi="Times New Roman" w:cs="Times New Roman"/>
+          <w:color w:val="000000"/>
+          <w:sz w:val="28"/>
+          <w:szCs w:val="28"/>
+        </w:rPr>
+        <w:t xml:space="preserve"> (вариативная часть)</w:t>
+      </w:r>
+    </w:p>
+    <w:p>
+      <w:pPr>
+        <w:pStyle w:val="2"/>
+        <w:spacing w:before="0" w:after="0" w:line="360" w:lineRule="auto"/>
+        <w:rPr>
+          <w:b w:val="0"/>
+          <w:color w:val="000000"/>
+          <w:sz w:val="32"/>
+          <w:szCs w:val="32"/>
+        </w:rPr>
+      </w:pPr>
+      <w:bookmarkStart w:id="4" w:name="_Toc200362302"/>
+      <w:r>
+        <w:rPr>
+          <w:b w:val="0"/>
+          <w:color w:val="000000"/>
+          <w:sz w:val="32"/>
+          <w:szCs w:val="32"/>
+        </w:rPr>
+        <w:t>Базовая часть</w:t>
+      </w:r>
+      <w:bookmarkEnd w:id="4"/>
+    </w:p>
+    <w:p>
+      <w:pPr>
+        <w:keepNext/>
+        <w:keepLines/>
+        <w:pBdr>
+          <w:top w:val="nil"/>
+          <w:left w:val="nil"/>
+          <w:bottom w:val="nil"/>
+          <w:right w:val="nil"/>
+          <w:between w:val="nil"/>
+        </w:pBdr>
+        <w:spacing w:after="0" w:line="360" w:lineRule="auto"/>
+        <w:jc w:val="both"/>
+        <w:rPr>
+          <w:rFonts w:ascii="Times New Roman" w:eastAsia="Times New Roman" w:hAnsi="Times New Roman" w:cs="Times New Roman"/>
+          <w:color w:val="000000"/>
+          <w:sz w:val="28"/>
+          <w:szCs w:val="28"/>
+        </w:rPr>
+      </w:pPr>
+      <w:proofErr w:type="gramStart"/>
+      <w:r>
+        <w:rPr>
+          <w:rFonts w:ascii="Times New Roman" w:eastAsia="Times New Roman" w:hAnsi="Times New Roman" w:cs="Times New Roman"/>
+          <w:color w:val="000000"/>
+          <w:sz w:val="28"/>
+          <w:szCs w:val="28"/>
+        </w:rPr>
+        <w:t xml:space="preserve">При разработке статического веб-сайта был использован генератор статических сайтов </w:t>
+      </w:r>
+      <w:r>
+        <w:rPr>
+          <w:rFonts w:ascii="Times New Roman" w:eastAsia="Times New Roman" w:hAnsi="Times New Roman" w:cs="Times New Roman"/>
+          <w:color w:val="000000"/>
+          <w:sz w:val="28"/>
+          <w:szCs w:val="28"/>
+          <w:lang w:val="en-US"/>
+        </w:rPr>
+        <w:t xml:space="preserve">Hugo, </w:t>
+      </w:r>
+      <w:r>
+        <w:rPr>
+          <w:rFonts w:ascii="Times New Roman" w:eastAsia="Times New Roman" w:hAnsi="Times New Roman" w:cs="Times New Roman"/>
+          <w:color w:val="000000"/>
+          <w:sz w:val="28"/>
+          <w:szCs w:val="28"/>
+        </w:rPr>
+        <w:t xml:space="preserve">через который осуществлялось обновление самого сайта в процессе модификации базового шаблона, который шёл вместе с темой сайта, которую было решено мною использовать. </w:t>
+      </w:r>
+      <w:proofErr w:type="gramEnd"/>
+      <w:r>
+        <w:rPr>
+          <w:rFonts w:ascii="Times New Roman" w:eastAsia="Times New Roman" w:hAnsi="Times New Roman" w:cs="Times New Roman"/>
+          <w:color w:val="000000"/>
+          <w:sz w:val="28"/>
+          <w:szCs w:val="28"/>
+        </w:rPr>
+        <w:t xml:space="preserve">Подобное решение значительно облегчало мне работу над сайтом, т.к. благодаря генератору сайтов я мог сосредоточиться только на той части, с которой будет взаимодействовать пользователь, а при использовании готовой темы для сайта я мог сосредоточиться лишь на контентном наполнении сайта, состоящего из </w:t>
+      </w:r>
+      <w:r>
+        <w:rPr>
+          <w:rFonts w:ascii="Times New Roman" w:eastAsia="Times New Roman" w:hAnsi="Times New Roman" w:cs="Times New Roman"/>
+          <w:color w:val="000000"/>
+          <w:sz w:val="28"/>
+          <w:szCs w:val="28"/>
+          <w:lang w:val="en-US"/>
+        </w:rPr>
+        <w:t xml:space="preserve">Markdown </w:t>
+      </w:r>
+      <w:r>
+        <w:rPr>
+          <w:rFonts w:ascii="Times New Roman" w:eastAsia="Times New Roman" w:hAnsi="Times New Roman" w:cs="Times New Roman"/>
+          <w:color w:val="000000"/>
+          <w:sz w:val="28"/>
+          <w:szCs w:val="28"/>
+        </w:rPr>
+        <w:t>файлов и различных изображений.</w:t>
+      </w:r>
+    </w:p>
+    <w:p>
+      <w:pPr>
+        <w:keepNext/>
+        <w:keepLines/>
+        <w:pBdr>
+          <w:top w:val="nil"/>
+          <w:left w:val="nil"/>
+          <w:bottom w:val="nil"/>
+          <w:right w:val="nil"/>
+          <w:between w:val="nil"/>
+        </w:pBdr>
+        <w:spacing w:after="0" w:line="360" w:lineRule="auto"/>
+        <w:jc w:val="both"/>
+        <w:rPr>
+          <w:rFonts w:ascii="Times New Roman" w:eastAsia="Times New Roman" w:hAnsi="Times New Roman" w:cs="Times New Roman"/>
+          <w:color w:val="000000"/>
+          <w:sz w:val="28"/>
+          <w:szCs w:val="28"/>
+        </w:rPr>
+      </w:pPr>
+      <w:r>
+        <w:rPr>
+          <w:rFonts w:ascii="Times New Roman" w:eastAsia="Times New Roman" w:hAnsi="Times New Roman" w:cs="Times New Roman"/>
+          <w:color w:val="000000"/>
+          <w:sz w:val="28"/>
+          <w:szCs w:val="28"/>
+        </w:rPr>
+        <w:t xml:space="preserve">Сам сайт должен был содержать основную информацию о проекте, над которым я работаю по дисциплине </w:t>
+      </w:r>
+      <w:r>
+        <w:rPr>
+          <w:rFonts w:ascii="Times New Roman" w:eastAsia="Times New Roman" w:hAnsi="Times New Roman" w:cs="Times New Roman"/>
+          <w:color w:val="000000"/>
+          <w:sz w:val="28"/>
+          <w:szCs w:val="28"/>
+          <w:lang w:val="en-US"/>
+        </w:rPr>
+        <w:t>“</w:t>
+      </w:r>
+      <w:r>
+        <w:rPr>
+          <w:rFonts w:ascii="Times New Roman" w:eastAsia="Times New Roman" w:hAnsi="Times New Roman" w:cs="Times New Roman"/>
+          <w:color w:val="000000"/>
+          <w:sz w:val="28"/>
+          <w:szCs w:val="28"/>
+        </w:rPr>
+        <w:t>Проектная деятельность</w:t>
+      </w:r>
+      <w:r>
+        <w:rPr>
+          <w:rFonts w:ascii="Times New Roman" w:eastAsia="Times New Roman" w:hAnsi="Times New Roman" w:cs="Times New Roman"/>
+          <w:color w:val="000000"/>
+          <w:sz w:val="28"/>
+          <w:szCs w:val="28"/>
+          <w:lang w:val="en-US"/>
+        </w:rPr>
+        <w:t>”</w:t>
+      </w:r>
+      <w:r>
+        <w:rPr>
+          <w:rFonts w:ascii="Times New Roman" w:eastAsia="Times New Roman" w:hAnsi="Times New Roman" w:cs="Times New Roman"/>
+          <w:color w:val="000000"/>
+          <w:sz w:val="28"/>
+          <w:szCs w:val="28"/>
+        </w:rPr>
+        <w:t>, список участников, а также несколько постов с описанием хода разработки проекта.</w:t>
+      </w:r>
+    </w:p>
+    <w:p>
+      <w:pPr>
+        <w:keepNext/>
+        <w:keepLines/>
+        <w:pBdr>
+          <w:top w:val="nil"/>
+          <w:left w:val="nil"/>
+          <w:bottom w:val="nil"/>
+          <w:right w:val="nil"/>
+          <w:between w:val="nil"/>
+        </w:pBdr>
+        <w:spacing w:after="0" w:line="360" w:lineRule="auto"/>
+        <w:jc w:val="both"/>
+        <w:rPr>
+          <w:rFonts w:ascii="Times New Roman" w:eastAsia="Times New Roman" w:hAnsi="Times New Roman" w:cs="Times New Roman"/>
+          <w:color w:val="000000"/>
+          <w:sz w:val="28"/>
+          <w:szCs w:val="28"/>
+        </w:rPr>
+      </w:pPr>
+      <w:r>
+        <w:rPr>
+          <w:rFonts w:ascii="Times New Roman" w:eastAsia="Times New Roman" w:hAnsi="Times New Roman" w:cs="Times New Roman"/>
+          <w:color w:val="000000"/>
+          <w:sz w:val="28"/>
+          <w:szCs w:val="28"/>
+        </w:rPr>
+        <w:t>Структура разработанного сайта получилась следующей:</w:t>
       </w:r>
     </w:p>
     <w:p>
@@ -1376,45 +3557,73 @@
           <w:color w:val="000000"/>
           <w:sz w:val="28"/>
           <w:szCs w:val="28"/>
-        </w:rPr>
-      </w:pPr>
-      <w:r>
-        <w:rPr>
-          <w:rFonts w:ascii="Times New Roman" w:eastAsia="Times New Roman" w:hAnsi="Times New Roman" w:cs="Times New Roman"/>
-          <w:color w:val="000000"/>
-          <w:sz w:val="28"/>
-          <w:szCs w:val="28"/>
-        </w:rPr>
-        <w:t xml:space="preserve">Создание </w:t>
-      </w:r>
-      <w:proofErr w:type="gramStart"/>
-      <w:r>
-        <w:rPr>
-          <w:rFonts w:ascii="Times New Roman" w:eastAsia="Times New Roman" w:hAnsi="Times New Roman" w:cs="Times New Roman"/>
-          <w:color w:val="000000"/>
-          <w:sz w:val="28"/>
-          <w:szCs w:val="28"/>
-        </w:rPr>
-        <w:t>статического</w:t>
-      </w:r>
-      <w:proofErr w:type="gramEnd"/>
-      <w:r>
-        <w:rPr>
-          <w:rFonts w:ascii="Times New Roman" w:eastAsia="Times New Roman" w:hAnsi="Times New Roman" w:cs="Times New Roman"/>
-          <w:color w:val="000000"/>
-          <w:sz w:val="28"/>
-          <w:szCs w:val="28"/>
-        </w:rPr>
-        <w:t xml:space="preserve"> </w:t>
-      </w:r>
-      <w:r>
-        <w:rPr>
-          <w:rFonts w:ascii="Times New Roman" w:eastAsia="Times New Roman" w:hAnsi="Times New Roman" w:cs="Times New Roman"/>
-          <w:color w:val="000000"/>
-          <w:sz w:val="28"/>
-          <w:szCs w:val="28"/>
-        </w:rPr>
-        <w:t xml:space="preserve">веб-сайта, содержащий основную информацию о проекте; </w:t>
+          <w:lang w:val="en-US"/>
+        </w:rPr>
+      </w:pPr>
+      <w:r>
+        <w:rPr>
+          <w:rFonts w:ascii="Times New Roman" w:eastAsia="Times New Roman" w:hAnsi="Times New Roman" w:cs="Times New Roman"/>
+          <w:color w:val="000000"/>
+          <w:sz w:val="28"/>
+          <w:szCs w:val="28"/>
+        </w:rPr>
+        <w:t xml:space="preserve">Главная страница, также сочетающая в себе функцию страницы </w:t>
+      </w:r>
+      <w:r>
+        <w:rPr>
+          <w:rFonts w:ascii="Times New Roman" w:eastAsia="Times New Roman" w:hAnsi="Times New Roman" w:cs="Times New Roman"/>
+          <w:color w:val="000000"/>
+          <w:sz w:val="28"/>
+          <w:szCs w:val="28"/>
+          <w:lang w:val="en-US"/>
+        </w:rPr>
+        <w:t>“</w:t>
+      </w:r>
+      <w:r>
+        <w:rPr>
+          <w:rFonts w:ascii="Times New Roman" w:eastAsia="Times New Roman" w:hAnsi="Times New Roman" w:cs="Times New Roman"/>
+          <w:color w:val="000000"/>
+          <w:sz w:val="28"/>
+          <w:szCs w:val="28"/>
+        </w:rPr>
+        <w:t>Журнал</w:t>
+      </w:r>
+      <w:r>
+        <w:rPr>
+          <w:rFonts w:ascii="Times New Roman" w:eastAsia="Times New Roman" w:hAnsi="Times New Roman" w:cs="Times New Roman"/>
+          <w:color w:val="000000"/>
+          <w:sz w:val="28"/>
+          <w:szCs w:val="28"/>
+          <w:lang w:val="en-US"/>
+        </w:rPr>
+        <w:t>”</w:t>
+      </w:r>
+      <w:r>
+        <w:rPr>
+          <w:rFonts w:ascii="Times New Roman" w:eastAsia="Times New Roman" w:hAnsi="Times New Roman" w:cs="Times New Roman"/>
+          <w:color w:val="000000"/>
+          <w:sz w:val="28"/>
+          <w:szCs w:val="28"/>
+        </w:rPr>
+        <w:t xml:space="preserve"> с</w:t>
+      </w:r>
+      <w:r>
+        <w:rPr>
+          <w:rFonts w:ascii="Times New Roman" w:eastAsia="Times New Roman" w:hAnsi="Times New Roman" w:cs="Times New Roman"/>
+          <w:color w:val="000000"/>
+          <w:sz w:val="28"/>
+          <w:szCs w:val="28"/>
+        </w:rPr>
+        <w:t>о</w:t>
+      </w:r>
+      <w:r>
+        <w:rPr>
+          <w:rFonts w:ascii="Times New Roman" w:eastAsia="Times New Roman" w:hAnsi="Times New Roman" w:cs="Times New Roman"/>
+          <w:color w:val="000000"/>
+          <w:sz w:val="28"/>
+          <w:szCs w:val="28"/>
+        </w:rPr>
+        <w:t xml:space="preserve"> списком постов, посвящённых выполнению проекта;</w:t>
       </w:r>
     </w:p>
     <w:p>
@@ -1440,6 +3649,229 @@
           <w:color w:val="000000"/>
           <w:sz w:val="28"/>
           <w:szCs w:val="28"/>
+          <w:lang w:val="en-US"/>
+        </w:rPr>
+      </w:pPr>
+      <w:r>
+        <w:rPr>
+          <w:rFonts w:ascii="Times New Roman" w:eastAsia="Times New Roman" w:hAnsi="Times New Roman" w:cs="Times New Roman"/>
+          <w:color w:val="000000"/>
+          <w:sz w:val="28"/>
+          <w:szCs w:val="28"/>
+        </w:rPr>
+        <w:t xml:space="preserve">Страница </w:t>
+      </w:r>
+      <w:r>
+        <w:rPr>
+          <w:rFonts w:ascii="Times New Roman" w:eastAsia="Times New Roman" w:hAnsi="Times New Roman" w:cs="Times New Roman"/>
+          <w:color w:val="000000"/>
+          <w:sz w:val="28"/>
+          <w:szCs w:val="28"/>
+          <w:lang w:val="en-US"/>
+        </w:rPr>
+        <w:t>“</w:t>
+      </w:r>
+      <w:r>
+        <w:rPr>
+          <w:rFonts w:ascii="Times New Roman" w:eastAsia="Times New Roman" w:hAnsi="Times New Roman" w:cs="Times New Roman"/>
+          <w:color w:val="000000"/>
+          <w:sz w:val="28"/>
+          <w:szCs w:val="28"/>
+        </w:rPr>
+        <w:t>О проекте</w:t>
+      </w:r>
+      <w:r>
+        <w:rPr>
+          <w:rFonts w:ascii="Times New Roman" w:eastAsia="Times New Roman" w:hAnsi="Times New Roman" w:cs="Times New Roman"/>
+          <w:color w:val="000000"/>
+          <w:sz w:val="28"/>
+          <w:szCs w:val="28"/>
+          <w:lang w:val="en-US"/>
+        </w:rPr>
+        <w:t>”</w:t>
+      </w:r>
+      <w:r>
+        <w:rPr>
+          <w:rFonts w:ascii="Times New Roman" w:eastAsia="Times New Roman" w:hAnsi="Times New Roman" w:cs="Times New Roman"/>
+          <w:color w:val="000000"/>
+          <w:sz w:val="28"/>
+          <w:szCs w:val="28"/>
+        </w:rPr>
+        <w:t>, на которой представлена основная информация о проекте;</w:t>
+      </w:r>
+    </w:p>
+    <w:p>
+      <w:pPr>
+        <w:pStyle w:val="a6"/>
+        <w:keepNext/>
+        <w:keepLines/>
+        <w:numPr>
+          <w:ilvl w:val="0"/>
+          <w:numId w:val="24"/>
+        </w:numPr>
+        <w:pBdr>
+          <w:top w:val="nil"/>
+          <w:left w:val="nil"/>
+          <w:bottom w:val="nil"/>
+          <w:right w:val="nil"/>
+          <w:between w:val="nil"/>
+        </w:pBdr>
+        <w:spacing w:after="0" w:line="360" w:lineRule="auto"/>
+        <w:jc w:val="both"/>
+        <w:rPr>
+          <w:rFonts w:ascii="Times New Roman" w:eastAsia="Times New Roman" w:hAnsi="Times New Roman" w:cs="Times New Roman"/>
+          <w:color w:val="000000"/>
+          <w:sz w:val="28"/>
+          <w:szCs w:val="28"/>
+          <w:lang w:val="en-US"/>
+        </w:rPr>
+      </w:pPr>
+      <w:r>
+        <w:rPr>
+          <w:rFonts w:ascii="Times New Roman" w:eastAsia="Times New Roman" w:hAnsi="Times New Roman" w:cs="Times New Roman"/>
+          <w:color w:val="000000"/>
+          <w:sz w:val="28"/>
+          <w:szCs w:val="28"/>
+        </w:rPr>
+        <w:t xml:space="preserve">Страница </w:t>
+      </w:r>
+      <w:r>
+        <w:rPr>
+          <w:rFonts w:ascii="Times New Roman" w:eastAsia="Times New Roman" w:hAnsi="Times New Roman" w:cs="Times New Roman"/>
+          <w:color w:val="000000"/>
+          <w:sz w:val="28"/>
+          <w:szCs w:val="28"/>
+          <w:lang w:val="en-US"/>
+        </w:rPr>
+        <w:t>“</w:t>
+      </w:r>
+      <w:r>
+        <w:rPr>
+          <w:rFonts w:ascii="Times New Roman" w:eastAsia="Times New Roman" w:hAnsi="Times New Roman" w:cs="Times New Roman"/>
+          <w:color w:val="000000"/>
+          <w:sz w:val="28"/>
+          <w:szCs w:val="28"/>
+        </w:rPr>
+        <w:t>Участники</w:t>
+      </w:r>
+      <w:r>
+        <w:rPr>
+          <w:rFonts w:ascii="Times New Roman" w:eastAsia="Times New Roman" w:hAnsi="Times New Roman" w:cs="Times New Roman"/>
+          <w:color w:val="000000"/>
+          <w:sz w:val="28"/>
+          <w:szCs w:val="28"/>
+          <w:lang w:val="en-US"/>
+        </w:rPr>
+        <w:t>”</w:t>
+      </w:r>
+      <w:r>
+        <w:rPr>
+          <w:rFonts w:ascii="Times New Roman" w:eastAsia="Times New Roman" w:hAnsi="Times New Roman" w:cs="Times New Roman"/>
+          <w:color w:val="000000"/>
+          <w:sz w:val="28"/>
+          <w:szCs w:val="28"/>
+        </w:rPr>
+        <w:t>, содержащая список всех участников, работающих над проектом и их роли;</w:t>
+      </w:r>
+    </w:p>
+    <w:p>
+      <w:pPr>
+        <w:pStyle w:val="a6"/>
+        <w:keepNext/>
+        <w:keepLines/>
+        <w:numPr>
+          <w:ilvl w:val="0"/>
+          <w:numId w:val="24"/>
+        </w:numPr>
+        <w:pBdr>
+          <w:top w:val="nil"/>
+          <w:left w:val="nil"/>
+          <w:bottom w:val="nil"/>
+          <w:right w:val="nil"/>
+          <w:between w:val="nil"/>
+        </w:pBdr>
+        <w:spacing w:after="0" w:line="360" w:lineRule="auto"/>
+        <w:jc w:val="both"/>
+        <w:rPr>
+          <w:rFonts w:ascii="Times New Roman" w:eastAsia="Times New Roman" w:hAnsi="Times New Roman" w:cs="Times New Roman"/>
+          <w:color w:val="000000"/>
+          <w:sz w:val="28"/>
+          <w:szCs w:val="28"/>
+          <w:lang w:val="en-US"/>
+        </w:rPr>
+      </w:pPr>
+      <w:r>
+        <w:rPr>
+          <w:rFonts w:ascii="Times New Roman" w:eastAsia="Times New Roman" w:hAnsi="Times New Roman" w:cs="Times New Roman"/>
+          <w:color w:val="000000"/>
+          <w:sz w:val="28"/>
+          <w:szCs w:val="28"/>
+        </w:rPr>
+        <w:t xml:space="preserve">Страница </w:t>
+      </w:r>
+      <w:r>
+        <w:rPr>
+          <w:rFonts w:ascii="Times New Roman" w:eastAsia="Times New Roman" w:hAnsi="Times New Roman" w:cs="Times New Roman"/>
+          <w:color w:val="000000"/>
+          <w:sz w:val="28"/>
+          <w:szCs w:val="28"/>
+          <w:lang w:val="en-US"/>
+        </w:rPr>
+        <w:t>“</w:t>
+      </w:r>
+      <w:r>
+        <w:rPr>
+          <w:rFonts w:ascii="Times New Roman" w:eastAsia="Times New Roman" w:hAnsi="Times New Roman" w:cs="Times New Roman"/>
+          <w:color w:val="000000"/>
+          <w:sz w:val="28"/>
+          <w:szCs w:val="28"/>
+        </w:rPr>
+        <w:t>Ресурсы</w:t>
+      </w:r>
+      <w:r>
+        <w:rPr>
+          <w:rFonts w:ascii="Times New Roman" w:eastAsia="Times New Roman" w:hAnsi="Times New Roman" w:cs="Times New Roman"/>
+          <w:color w:val="000000"/>
+          <w:sz w:val="28"/>
+          <w:szCs w:val="28"/>
+          <w:lang w:val="en-US"/>
+        </w:rPr>
+        <w:t>”</w:t>
+      </w:r>
+      <w:r>
+        <w:rPr>
+          <w:rFonts w:ascii="Times New Roman" w:eastAsia="Times New Roman" w:hAnsi="Times New Roman" w:cs="Times New Roman"/>
+          <w:color w:val="000000"/>
+          <w:sz w:val="28"/>
+          <w:szCs w:val="28"/>
+        </w:rPr>
+        <w:t>, на которой содержится информация о заказчике и основные материалы, позволяющие глубже вникнуть в суть проекта;</w:t>
+      </w:r>
+    </w:p>
+    <w:p>
+      <w:pPr>
+        <w:pStyle w:val="a6"/>
+        <w:keepNext/>
+        <w:keepLines/>
+        <w:numPr>
+          <w:ilvl w:val="0"/>
+          <w:numId w:val="24"/>
+        </w:numPr>
+        <w:pBdr>
+          <w:top w:val="nil"/>
+          <w:left w:val="nil"/>
+          <w:bottom w:val="nil"/>
+          <w:right w:val="nil"/>
+          <w:between w:val="nil"/>
+        </w:pBdr>
+        <w:spacing w:after="0" w:line="360" w:lineRule="auto"/>
+        <w:jc w:val="both"/>
+        <w:rPr>
+          <w:rFonts w:ascii="Times New Roman" w:eastAsia="Times New Roman" w:hAnsi="Times New Roman" w:cs="Times New Roman"/>
+          <w:color w:val="000000"/>
+          <w:sz w:val="28"/>
+          <w:szCs w:val="28"/>
+          <w:lang w:val="en-US"/>
         </w:rPr>
       </w:pPr>
       <w:r>
@@ -1450,45 +3882,7 @@
           <w:szCs w:val="28"/>
         </w:rPr>
         <w:lastRenderedPageBreak/>
-        <w:t xml:space="preserve">Вариативная часть задания – реализация видеоигры </w:t>
-      </w:r>
-      <w:r>
-        <w:rPr>
-          <w:rFonts w:ascii="Times New Roman" w:eastAsia="Times New Roman" w:hAnsi="Times New Roman" w:cs="Times New Roman"/>
-          <w:color w:val="000000"/>
-          <w:sz w:val="28"/>
-          <w:szCs w:val="28"/>
-          <w:lang w:val="en-US"/>
-        </w:rPr>
-        <w:t>“Asteroids”</w:t>
-      </w:r>
-      <w:r>
-        <w:rPr>
-          <w:rFonts w:ascii="Times New Roman" w:eastAsia="Times New Roman" w:hAnsi="Times New Roman" w:cs="Times New Roman"/>
-          <w:color w:val="000000"/>
-          <w:sz w:val="28"/>
-          <w:szCs w:val="28"/>
-        </w:rPr>
-        <w:t xml:space="preserve"> при помощи </w:t>
-      </w:r>
-      <w:r>
-        <w:rPr>
-          <w:rFonts w:ascii="Times New Roman" w:eastAsia="Times New Roman" w:hAnsi="Times New Roman" w:cs="Times New Roman"/>
-          <w:color w:val="000000"/>
-          <w:sz w:val="28"/>
-          <w:szCs w:val="28"/>
-          <w:lang w:val="en-US"/>
-        </w:rPr>
-        <w:t>WPF</w:t>
-      </w:r>
-      <w:r>
-        <w:rPr>
-          <w:rFonts w:ascii="Times New Roman" w:eastAsia="Times New Roman" w:hAnsi="Times New Roman" w:cs="Times New Roman"/>
-          <w:color w:val="000000"/>
-          <w:sz w:val="28"/>
-          <w:szCs w:val="28"/>
-        </w:rPr>
-        <w:t>.</w:t>
+        <w:t>Позже добавленная страница, посвящённая вариативной части проектной практики и содержащая подробное руководство по воспроизведению вариативной части.</w:t>
       </w:r>
     </w:p>
     <w:p>
@@ -1514,64 +3908,26 @@
     </w:p>
     <w:p>
       <w:pPr>
-        <w:keepNext/>
-        <w:keepLines/>
-        <w:pBdr>
-          <w:top w:val="nil"/>
-          <w:left w:val="nil"/>
-          <w:bottom w:val="nil"/>
-          <w:right w:val="nil"/>
-          <w:between w:val="nil"/>
-        </w:pBdr>
-        <w:spacing w:after="0" w:line="360" w:lineRule="auto"/>
-        <w:rPr>
-          <w:rFonts w:ascii="Times New Roman" w:eastAsia="Times New Roman" w:hAnsi="Times New Roman" w:cs="Times New Roman"/>
-          <w:b/>
+        <w:pStyle w:val="2"/>
+        <w:spacing w:before="0" w:after="0" w:line="360" w:lineRule="auto"/>
+        <w:rPr>
+          <w:b w:val="0"/>
           <w:color w:val="000000"/>
           <w:sz w:val="32"/>
           <w:szCs w:val="32"/>
         </w:rPr>
       </w:pPr>
-      <w:r>
-        <w:rPr>
-          <w:rFonts w:ascii="Times New Roman" w:eastAsia="Times New Roman" w:hAnsi="Times New Roman" w:cs="Times New Roman"/>
-          <w:b/>
+      <w:bookmarkStart w:id="5" w:name="_Toc200362303"/>
+      <w:r>
+        <w:rPr>
+          <w:b w:val="0"/>
           <w:color w:val="000000"/>
           <w:sz w:val="32"/>
           <w:szCs w:val="32"/>
         </w:rPr>
-        <w:t>Описание достигнутых результатов по</w:t>
-      </w:r>
-      <w:r>
-        <w:rPr>
-          <w:rFonts w:ascii="Times New Roman" w:eastAsia="Times New Roman" w:hAnsi="Times New Roman" w:cs="Times New Roman"/>
-          <w:b/>
-          <w:color w:val="000000"/>
-          <w:sz w:val="32"/>
-          <w:szCs w:val="32"/>
-        </w:rPr>
-        <w:t xml:space="preserve"> проектной </w:t>
-      </w:r>
-      <w:r>
-        <w:rPr>
-          <w:rFonts w:ascii="Times New Roman" w:eastAsia="Times New Roman" w:hAnsi="Times New Roman" w:cs="Times New Roman"/>
-          <w:b/>
-          <w:color w:val="000000"/>
-          <w:sz w:val="32"/>
-          <w:szCs w:val="32"/>
-        </w:rPr>
-        <w:t>практик</w:t>
-      </w:r>
-      <w:r>
-        <w:rPr>
-          <w:rFonts w:ascii="Times New Roman" w:eastAsia="Times New Roman" w:hAnsi="Times New Roman" w:cs="Times New Roman"/>
-          <w:b/>
-          <w:color w:val="000000"/>
-          <w:sz w:val="32"/>
-          <w:szCs w:val="32"/>
-        </w:rPr>
-        <w:t>е</w:t>
-      </w:r>
+        <w:t>Вариативная часть</w:t>
+      </w:r>
+      <w:bookmarkEnd w:id="5"/>
     </w:p>
     <w:p>
       <w:pPr>
@@ -1600,77 +3956,27 @@
           <w:sz w:val="28"/>
           <w:szCs w:val="28"/>
         </w:rPr>
-        <w:t>По итогу прохождения практики были созданы:</w:t>
-      </w:r>
-    </w:p>
-    <w:p>
-      <w:pPr>
-        <w:pStyle w:val="a6"/>
-        <w:keepNext/>
-        <w:keepLines/>
-        <w:numPr>
-          <w:ilvl w:val="0"/>
-          <w:numId w:val="25"/>
-        </w:numPr>
-        <w:pBdr>
-          <w:top w:val="nil"/>
-          <w:left w:val="nil"/>
-          <w:bottom w:val="nil"/>
-          <w:right w:val="nil"/>
-          <w:between w:val="nil"/>
-        </w:pBdr>
-        <w:spacing w:after="0" w:line="360" w:lineRule="auto"/>
-        <w:jc w:val="both"/>
-        <w:rPr>
-          <w:rFonts w:ascii="Times New Roman" w:eastAsia="Times New Roman" w:hAnsi="Times New Roman" w:cs="Times New Roman"/>
-          <w:color w:val="000000"/>
-          <w:sz w:val="28"/>
-          <w:szCs w:val="28"/>
-        </w:rPr>
-      </w:pPr>
-      <w:r>
-        <w:rPr>
-          <w:rFonts w:ascii="Times New Roman" w:eastAsia="Times New Roman" w:hAnsi="Times New Roman" w:cs="Times New Roman"/>
-          <w:color w:val="000000"/>
-          <w:sz w:val="28"/>
-          <w:szCs w:val="28"/>
-        </w:rPr>
-        <w:t>Статический веб-сайт, содержащий общую информацию о проекте и его партнёре, три статьи о разработке проекта, список участников, а также отчёт по вариативной части задания;</w:t>
-      </w:r>
-    </w:p>
-    <w:p>
-      <w:pPr>
-        <w:pStyle w:val="a6"/>
-        <w:keepNext/>
-        <w:keepLines/>
-        <w:numPr>
-          <w:ilvl w:val="0"/>
-          <w:numId w:val="25"/>
-        </w:numPr>
-        <w:pBdr>
-          <w:top w:val="nil"/>
-          <w:left w:val="nil"/>
-          <w:bottom w:val="nil"/>
-          <w:right w:val="nil"/>
-          <w:between w:val="nil"/>
-        </w:pBdr>
-        <w:spacing w:after="0" w:line="360" w:lineRule="auto"/>
-        <w:jc w:val="both"/>
-        <w:rPr>
-          <w:rFonts w:ascii="Times New Roman" w:eastAsia="Times New Roman" w:hAnsi="Times New Roman" w:cs="Times New Roman"/>
-          <w:color w:val="000000"/>
-          <w:sz w:val="28"/>
-          <w:szCs w:val="28"/>
-        </w:rPr>
-      </w:pPr>
-      <w:r>
-        <w:rPr>
-          <w:rFonts w:ascii="Times New Roman" w:eastAsia="Times New Roman" w:hAnsi="Times New Roman" w:cs="Times New Roman"/>
-          <w:color w:val="000000"/>
-          <w:sz w:val="28"/>
-          <w:szCs w:val="28"/>
-        </w:rPr>
-        <w:t xml:space="preserve">Видеоигра для </w:t>
+        <w:t xml:space="preserve">Во время реализации практической части проектной практики мною были использованы платформа для создания </w:t>
+      </w:r>
+      <w:proofErr w:type="spellStart"/>
+      <w:r>
+        <w:rPr>
+          <w:rFonts w:ascii="Times New Roman" w:eastAsia="Times New Roman" w:hAnsi="Times New Roman" w:cs="Times New Roman"/>
+          <w:color w:val="000000"/>
+          <w:sz w:val="28"/>
+          <w:szCs w:val="28"/>
+        </w:rPr>
+        <w:t>десктопных</w:t>
+      </w:r>
+      <w:proofErr w:type="spellEnd"/>
+      <w:r>
+        <w:rPr>
+          <w:rFonts w:ascii="Times New Roman" w:eastAsia="Times New Roman" w:hAnsi="Times New Roman" w:cs="Times New Roman"/>
+          <w:color w:val="000000"/>
+          <w:sz w:val="28"/>
+          <w:szCs w:val="28"/>
+        </w:rPr>
+        <w:t xml:space="preserve"> приложений </w:t>
       </w:r>
       <w:r>
         <w:rPr>
@@ -1680,16 +3986,16 @@
           <w:szCs w:val="28"/>
           <w:lang w:val="en-US"/>
         </w:rPr>
-        <w:t>Windows</w:t>
-      </w:r>
-      <w:r>
-        <w:rPr>
-          <w:rFonts w:ascii="Times New Roman" w:eastAsia="Times New Roman" w:hAnsi="Times New Roman" w:cs="Times New Roman"/>
-          <w:color w:val="000000"/>
-          <w:sz w:val="28"/>
-          <w:szCs w:val="28"/>
-        </w:rPr>
-        <w:t xml:space="preserve">, практически полностью копирующая </w:t>
+        <w:t xml:space="preserve">Microsoft WPF, </w:t>
+      </w:r>
+      <w:r>
+        <w:rPr>
+          <w:rFonts w:ascii="Times New Roman" w:eastAsia="Times New Roman" w:hAnsi="Times New Roman" w:cs="Times New Roman"/>
+          <w:color w:val="000000"/>
+          <w:sz w:val="28"/>
+          <w:szCs w:val="28"/>
+        </w:rPr>
+        <w:t xml:space="preserve">а также программа для редактирования кода </w:t>
       </w:r>
       <w:r>
         <w:rPr>
@@ -1699,54 +4005,7 @@
           <w:szCs w:val="28"/>
           <w:lang w:val="en-US"/>
         </w:rPr>
-        <w:t>“Asteroids”</w:t>
-      </w:r>
-      <w:r>
-        <w:rPr>
-          <w:rFonts w:ascii="Times New Roman" w:eastAsia="Times New Roman" w:hAnsi="Times New Roman" w:cs="Times New Roman"/>
-          <w:color w:val="000000"/>
-          <w:sz w:val="28"/>
-          <w:szCs w:val="28"/>
-        </w:rPr>
-        <w:t xml:space="preserve"> и реализованная при помощи </w:t>
-      </w:r>
-      <w:r>
-        <w:rPr>
-          <w:rFonts w:ascii="Times New Roman" w:eastAsia="Times New Roman" w:hAnsi="Times New Roman" w:cs="Times New Roman"/>
-          <w:color w:val="000000"/>
-          <w:sz w:val="28"/>
-          <w:szCs w:val="28"/>
-          <w:lang w:val="en-US"/>
-        </w:rPr>
-        <w:t xml:space="preserve">WPF </w:t>
-      </w:r>
-      <w:r>
-        <w:rPr>
-          <w:rFonts w:ascii="Times New Roman" w:eastAsia="Times New Roman" w:hAnsi="Times New Roman" w:cs="Times New Roman"/>
-          <w:color w:val="000000"/>
-          <w:sz w:val="28"/>
-          <w:szCs w:val="28"/>
-        </w:rPr>
-        <w:t xml:space="preserve">и </w:t>
-      </w:r>
-      <w:r>
-        <w:rPr>
-          <w:rFonts w:ascii="Times New Roman" w:eastAsia="Times New Roman" w:hAnsi="Times New Roman" w:cs="Times New Roman"/>
-          <w:color w:val="000000"/>
-          <w:sz w:val="28"/>
-          <w:szCs w:val="28"/>
-          <w:lang w:val="en-US"/>
-        </w:rPr>
-        <w:t>C#</w:t>
-      </w:r>
-      <w:r>
-        <w:rPr>
-          <w:rFonts w:ascii="Times New Roman" w:eastAsia="Times New Roman" w:hAnsi="Times New Roman" w:cs="Times New Roman"/>
-          <w:color w:val="000000"/>
-          <w:sz w:val="28"/>
-          <w:szCs w:val="28"/>
-        </w:rPr>
-        <w:t>.</w:t>
+        <w:t>Microsoft Visual Studio.</w:t>
       </w:r>
     </w:p>
     <w:p>
@@ -1776,7 +4035,210 @@
           <w:sz w:val="28"/>
           <w:szCs w:val="28"/>
         </w:rPr>
-        <w:t>Мною были получены знания о:</w:t>
+        <w:t xml:space="preserve">Перед тем, как собирать свою версию </w:t>
+      </w:r>
+      <w:r>
+        <w:rPr>
+          <w:rFonts w:ascii="Times New Roman" w:eastAsia="Times New Roman" w:hAnsi="Times New Roman" w:cs="Times New Roman"/>
+          <w:color w:val="000000"/>
+          <w:sz w:val="28"/>
+          <w:szCs w:val="28"/>
+          <w:lang w:val="en-US"/>
+        </w:rPr>
+        <w:t xml:space="preserve">“Asteroids”, </w:t>
+      </w:r>
+      <w:r>
+        <w:rPr>
+          <w:rFonts w:ascii="Times New Roman" w:eastAsia="Times New Roman" w:hAnsi="Times New Roman" w:cs="Times New Roman"/>
+          <w:color w:val="000000"/>
+          <w:sz w:val="28"/>
+          <w:szCs w:val="28"/>
+        </w:rPr>
+        <w:t xml:space="preserve">мне было необходимо составить план, согласно которому я мог бы постепенно добавлять механики в будущий проект. Для этого мною был произведён разбор оригинальной </w:t>
+      </w:r>
+      <w:r>
+        <w:rPr>
+          <w:rFonts w:ascii="Times New Roman" w:eastAsia="Times New Roman" w:hAnsi="Times New Roman" w:cs="Times New Roman"/>
+          <w:color w:val="000000"/>
+          <w:sz w:val="28"/>
+          <w:szCs w:val="28"/>
+          <w:lang w:val="en-US"/>
+        </w:rPr>
+        <w:t>“Asteroids”</w:t>
+      </w:r>
+      <w:r>
+        <w:rPr>
+          <w:rFonts w:ascii="Times New Roman" w:eastAsia="Times New Roman" w:hAnsi="Times New Roman" w:cs="Times New Roman"/>
+          <w:color w:val="000000"/>
+          <w:sz w:val="28"/>
+          <w:szCs w:val="28"/>
+        </w:rPr>
+        <w:t xml:space="preserve"> для того, чтобы оценить примерный фронт работ, а затем составлен план, который учитывал бы все аспекты будущего проекта и согласно которому я этот проект и реализовывал бы.</w:t>
+      </w:r>
+    </w:p>
+    <w:p>
+      <w:pPr>
+        <w:keepNext/>
+        <w:keepLines/>
+        <w:pBdr>
+          <w:top w:val="nil"/>
+          <w:left w:val="nil"/>
+          <w:bottom w:val="nil"/>
+          <w:right w:val="nil"/>
+          <w:between w:val="nil"/>
+        </w:pBdr>
+        <w:spacing w:after="0" w:line="360" w:lineRule="auto"/>
+        <w:jc w:val="both"/>
+        <w:rPr>
+          <w:rFonts w:ascii="Times New Roman" w:eastAsia="Times New Roman" w:hAnsi="Times New Roman" w:cs="Times New Roman"/>
+          <w:color w:val="000000"/>
+          <w:sz w:val="28"/>
+          <w:szCs w:val="28"/>
+        </w:rPr>
+      </w:pPr>
+      <w:r>
+        <w:rPr>
+          <w:rFonts w:ascii="Times New Roman" w:eastAsia="Times New Roman" w:hAnsi="Times New Roman" w:cs="Times New Roman"/>
+          <w:color w:val="000000"/>
+          <w:sz w:val="28"/>
+          <w:szCs w:val="28"/>
+        </w:rPr>
+        <w:t xml:space="preserve">После декомпозиции и составления плана, я начал разрабатывать систему меню для будущей игры для обеспечения </w:t>
+      </w:r>
+      <w:proofErr w:type="gramStart"/>
+      <w:r>
+        <w:rPr>
+          <w:rFonts w:ascii="Times New Roman" w:eastAsia="Times New Roman" w:hAnsi="Times New Roman" w:cs="Times New Roman"/>
+          <w:color w:val="000000"/>
+          <w:sz w:val="28"/>
+          <w:szCs w:val="28"/>
+        </w:rPr>
+        <w:t xml:space="preserve">более </w:t>
+      </w:r>
+      <w:r>
+        <w:rPr>
+          <w:rFonts w:ascii="Times New Roman" w:eastAsia="Times New Roman" w:hAnsi="Times New Roman" w:cs="Times New Roman"/>
+          <w:color w:val="000000"/>
+          <w:sz w:val="28"/>
+          <w:szCs w:val="28"/>
+        </w:rPr>
+        <w:t>плавного</w:t>
+      </w:r>
+      <w:proofErr w:type="gramEnd"/>
+      <w:r>
+        <w:rPr>
+          <w:rFonts w:ascii="Times New Roman" w:eastAsia="Times New Roman" w:hAnsi="Times New Roman" w:cs="Times New Roman"/>
+          <w:color w:val="000000"/>
+          <w:sz w:val="28"/>
+          <w:szCs w:val="28"/>
+        </w:rPr>
+        <w:t xml:space="preserve"> процесса создания продукта. Для реализации меню и его функционала я использовал </w:t>
+      </w:r>
+      <w:r>
+        <w:rPr>
+          <w:rFonts w:ascii="Times New Roman" w:eastAsia="Times New Roman" w:hAnsi="Times New Roman" w:cs="Times New Roman"/>
+          <w:color w:val="000000"/>
+          <w:sz w:val="28"/>
+          <w:szCs w:val="28"/>
+          <w:lang w:val="en-US"/>
+        </w:rPr>
+        <w:t xml:space="preserve">XAML </w:t>
+      </w:r>
+      <w:r>
+        <w:rPr>
+          <w:rFonts w:ascii="Times New Roman" w:eastAsia="Times New Roman" w:hAnsi="Times New Roman" w:cs="Times New Roman"/>
+          <w:color w:val="000000"/>
+          <w:sz w:val="28"/>
+          <w:szCs w:val="28"/>
+        </w:rPr>
+        <w:t xml:space="preserve">файл с реализацией логики через </w:t>
+      </w:r>
+      <w:r>
+        <w:rPr>
+          <w:rFonts w:ascii="Times New Roman" w:eastAsia="Times New Roman" w:hAnsi="Times New Roman" w:cs="Times New Roman"/>
+          <w:color w:val="000000"/>
+          <w:sz w:val="28"/>
+          <w:szCs w:val="28"/>
+          <w:lang w:val="en-US"/>
+        </w:rPr>
+        <w:t xml:space="preserve">C# </w:t>
+      </w:r>
+      <w:r>
+        <w:rPr>
+          <w:rFonts w:ascii="Times New Roman" w:eastAsia="Times New Roman" w:hAnsi="Times New Roman" w:cs="Times New Roman"/>
+          <w:color w:val="000000"/>
+          <w:sz w:val="28"/>
+          <w:szCs w:val="28"/>
+        </w:rPr>
+        <w:t xml:space="preserve">файл; реализовано это было на основе знаний, полученных мною на дисциплине </w:t>
+      </w:r>
+      <w:r>
+        <w:rPr>
+          <w:rFonts w:ascii="Times New Roman" w:eastAsia="Times New Roman" w:hAnsi="Times New Roman" w:cs="Times New Roman"/>
+          <w:color w:val="000000"/>
+          <w:sz w:val="28"/>
+          <w:szCs w:val="28"/>
+          <w:lang w:val="en-US"/>
+        </w:rPr>
+        <w:t>“</w:t>
+      </w:r>
+      <w:r>
+        <w:rPr>
+          <w:rFonts w:ascii="Times New Roman" w:eastAsia="Times New Roman" w:hAnsi="Times New Roman" w:cs="Times New Roman"/>
+          <w:color w:val="000000"/>
+          <w:sz w:val="28"/>
+          <w:szCs w:val="28"/>
+        </w:rPr>
+        <w:t>Технологии прикладного программирования</w:t>
+      </w:r>
+      <w:r>
+        <w:rPr>
+          <w:rFonts w:ascii="Times New Roman" w:eastAsia="Times New Roman" w:hAnsi="Times New Roman" w:cs="Times New Roman"/>
+          <w:color w:val="000000"/>
+          <w:sz w:val="28"/>
+          <w:szCs w:val="28"/>
+          <w:lang w:val="en-US"/>
+        </w:rPr>
+        <w:t>”</w:t>
+      </w:r>
+      <w:r>
+        <w:rPr>
+          <w:rFonts w:ascii="Times New Roman" w:eastAsia="Times New Roman" w:hAnsi="Times New Roman" w:cs="Times New Roman"/>
+          <w:color w:val="000000"/>
+          <w:sz w:val="28"/>
+          <w:szCs w:val="28"/>
+        </w:rPr>
+        <w:t>.</w:t>
+      </w:r>
+    </w:p>
+    <w:p>
+      <w:pPr>
+        <w:keepNext/>
+        <w:keepLines/>
+        <w:pBdr>
+          <w:top w:val="nil"/>
+          <w:left w:val="nil"/>
+          <w:bottom w:val="nil"/>
+          <w:right w:val="nil"/>
+          <w:between w:val="nil"/>
+        </w:pBdr>
+        <w:spacing w:after="0" w:line="360" w:lineRule="auto"/>
+        <w:jc w:val="both"/>
+        <w:rPr>
+          <w:rFonts w:ascii="Times New Roman" w:eastAsia="Times New Roman" w:hAnsi="Times New Roman" w:cs="Times New Roman"/>
+          <w:color w:val="000000"/>
+          <w:sz w:val="28"/>
+          <w:szCs w:val="28"/>
+        </w:rPr>
+      </w:pPr>
+      <w:r>
+        <w:rPr>
+          <w:rFonts w:ascii="Times New Roman" w:eastAsia="Times New Roman" w:hAnsi="Times New Roman" w:cs="Times New Roman"/>
+          <w:color w:val="000000"/>
+          <w:sz w:val="28"/>
+          <w:szCs w:val="28"/>
+        </w:rPr>
+        <w:t>После реализации меню я приступил к сборке самой игры, а именно:</w:t>
       </w:r>
     </w:p>
     <w:p>
@@ -1786,7 +4248,7 @@
         <w:keepLines/>
         <w:numPr>
           <w:ilvl w:val="0"/>
-          <w:numId w:val="26"/>
+          <w:numId w:val="31"/>
         </w:numPr>
         <w:pBdr>
           <w:top w:val="nil"/>
@@ -1811,49 +4273,7 @@
           <w:sz w:val="28"/>
           <w:szCs w:val="28"/>
         </w:rPr>
-        <w:t xml:space="preserve">базовых </w:t>
-      </w:r>
-      <w:proofErr w:type="gramStart"/>
-      <w:r>
-        <w:rPr>
-          <w:rFonts w:ascii="Times New Roman" w:eastAsia="Times New Roman" w:hAnsi="Times New Roman" w:cs="Times New Roman"/>
-          <w:color w:val="000000"/>
-          <w:sz w:val="28"/>
-          <w:szCs w:val="28"/>
-        </w:rPr>
-        <w:t>принципах</w:t>
-      </w:r>
-      <w:proofErr w:type="gramEnd"/>
-      <w:r>
-        <w:rPr>
-          <w:rFonts w:ascii="Times New Roman" w:eastAsia="Times New Roman" w:hAnsi="Times New Roman" w:cs="Times New Roman"/>
-          <w:color w:val="000000"/>
-          <w:sz w:val="28"/>
-          <w:szCs w:val="28"/>
-        </w:rPr>
-        <w:t xml:space="preserve"> работы с системой контроля версий </w:t>
-      </w:r>
-      <w:proofErr w:type="spellStart"/>
-      <w:r>
-        <w:rPr>
-          <w:rFonts w:ascii="Times New Roman" w:eastAsia="Times New Roman" w:hAnsi="Times New Roman" w:cs="Times New Roman"/>
-          <w:color w:val="000000"/>
-          <w:sz w:val="28"/>
-          <w:szCs w:val="28"/>
-          <w:lang w:val="en-US"/>
-        </w:rPr>
-        <w:t>GitHub</w:t>
-      </w:r>
-      <w:proofErr w:type="spellEnd"/>
-      <w:r>
-        <w:rPr>
-          <w:rFonts w:ascii="Times New Roman" w:eastAsia="Times New Roman" w:hAnsi="Times New Roman" w:cs="Times New Roman"/>
-          <w:color w:val="000000"/>
-          <w:sz w:val="28"/>
-          <w:szCs w:val="28"/>
-          <w:lang w:val="en-US"/>
-        </w:rPr>
-        <w:t>;</w:t>
+        <w:t>Реализовал механику регулярного обновления данных, на которую будет опираться весь остальной код</w:t>
       </w:r>
     </w:p>
     <w:p>
@@ -1863,7 +4283,7 @@
         <w:keepLines/>
         <w:numPr>
           <w:ilvl w:val="0"/>
-          <w:numId w:val="26"/>
+          <w:numId w:val="31"/>
         </w:numPr>
         <w:pBdr>
           <w:top w:val="nil"/>
@@ -1881,35 +4301,14 @@
           <w:szCs w:val="28"/>
         </w:rPr>
       </w:pPr>
-      <w:proofErr w:type="gramStart"/>
-      <w:r>
-        <w:rPr>
-          <w:rFonts w:ascii="Times New Roman" w:eastAsia="Times New Roman" w:hAnsi="Times New Roman" w:cs="Times New Roman"/>
-          <w:color w:val="000000"/>
-          <w:sz w:val="28"/>
-          <w:szCs w:val="28"/>
-        </w:rPr>
-        <w:t>синтаксисе</w:t>
-      </w:r>
-      <w:proofErr w:type="gramEnd"/>
-      <w:r>
-        <w:rPr>
-          <w:rFonts w:ascii="Times New Roman" w:eastAsia="Times New Roman" w:hAnsi="Times New Roman" w:cs="Times New Roman"/>
-          <w:color w:val="000000"/>
-          <w:sz w:val="28"/>
-          <w:szCs w:val="28"/>
-        </w:rPr>
-        <w:t xml:space="preserve"> файлов </w:t>
-      </w:r>
-      <w:r>
-        <w:rPr>
-          <w:rFonts w:ascii="Times New Roman" w:eastAsia="Times New Roman" w:hAnsi="Times New Roman" w:cs="Times New Roman"/>
-          <w:color w:val="000000"/>
-          <w:sz w:val="28"/>
-          <w:szCs w:val="28"/>
-          <w:lang w:val="en-US"/>
-        </w:rPr>
-        <w:t>Markdown;</w:t>
+      <w:r>
+        <w:rPr>
+          <w:rFonts w:ascii="Times New Roman" w:eastAsia="Times New Roman" w:hAnsi="Times New Roman" w:cs="Times New Roman"/>
+          <w:color w:val="000000"/>
+          <w:sz w:val="28"/>
+          <w:szCs w:val="28"/>
+        </w:rPr>
+        <w:t>Создан родительский класс игровых объектов и продумана логика реализации его дочерних классов</w:t>
       </w:r>
     </w:p>
     <w:p>
@@ -1919,7 +4318,7 @@
         <w:keepLines/>
         <w:numPr>
           <w:ilvl w:val="0"/>
-          <w:numId w:val="26"/>
+          <w:numId w:val="31"/>
         </w:numPr>
         <w:pBdr>
           <w:top w:val="nil"/>
@@ -1944,27 +4343,27 @@
           <w:sz w:val="28"/>
           <w:szCs w:val="28"/>
         </w:rPr>
-        <w:t xml:space="preserve">работе с генератором статических сайтов </w:t>
-      </w:r>
-      <w:r>
-        <w:rPr>
-          <w:rFonts w:ascii="Times New Roman" w:eastAsia="Times New Roman" w:hAnsi="Times New Roman" w:cs="Times New Roman"/>
-          <w:color w:val="000000"/>
-          <w:sz w:val="28"/>
-          <w:szCs w:val="28"/>
-          <w:lang w:val="en-US"/>
-        </w:rPr>
-        <w:t>Hugo</w:t>
-      </w:r>
-      <w:r>
-        <w:rPr>
-          <w:rFonts w:ascii="Times New Roman" w:eastAsia="Times New Roman" w:hAnsi="Times New Roman" w:cs="Times New Roman"/>
-          <w:color w:val="000000"/>
-          <w:sz w:val="28"/>
-          <w:szCs w:val="28"/>
-          <w:lang w:val="en-US"/>
-        </w:rPr>
-        <w:t>;</w:t>
+        <w:t xml:space="preserve">Реализована система </w:t>
+      </w:r>
+      <w:proofErr w:type="spellStart"/>
+      <w:r>
+        <w:rPr>
+          <w:rFonts w:ascii="Times New Roman" w:eastAsia="Times New Roman" w:hAnsi="Times New Roman" w:cs="Times New Roman"/>
+          <w:color w:val="000000"/>
+          <w:sz w:val="28"/>
+          <w:szCs w:val="28"/>
+        </w:rPr>
+        <w:t>отрисовки</w:t>
+      </w:r>
+      <w:proofErr w:type="spellEnd"/>
+      <w:r>
+        <w:rPr>
+          <w:rFonts w:ascii="Times New Roman" w:eastAsia="Times New Roman" w:hAnsi="Times New Roman" w:cs="Times New Roman"/>
+          <w:color w:val="000000"/>
+          <w:sz w:val="28"/>
+          <w:szCs w:val="28"/>
+        </w:rPr>
+        <w:t xml:space="preserve"> графической составляющей для игровых объектов и созданная на её основе механика просчёта столкновений</w:t>
       </w:r>
     </w:p>
     <w:p>
@@ -1974,7 +4373,7 @@
         <w:keepLines/>
         <w:numPr>
           <w:ilvl w:val="0"/>
-          <w:numId w:val="26"/>
+          <w:numId w:val="31"/>
         </w:numPr>
         <w:pBdr>
           <w:top w:val="nil"/>
@@ -1992,44 +4391,14 @@
           <w:szCs w:val="28"/>
         </w:rPr>
       </w:pPr>
-      <w:proofErr w:type="gramStart"/>
-      <w:r>
-        <w:rPr>
-          <w:rFonts w:ascii="Times New Roman" w:eastAsia="Times New Roman" w:hAnsi="Times New Roman" w:cs="Times New Roman"/>
-          <w:color w:val="000000"/>
-          <w:sz w:val="28"/>
-          <w:szCs w:val="28"/>
-        </w:rPr>
-        <w:t>синтаксисе</w:t>
-      </w:r>
-      <w:proofErr w:type="gramEnd"/>
-      <w:r>
-        <w:rPr>
-          <w:rFonts w:ascii="Times New Roman" w:eastAsia="Times New Roman" w:hAnsi="Times New Roman" w:cs="Times New Roman"/>
-          <w:color w:val="000000"/>
-          <w:sz w:val="28"/>
-          <w:szCs w:val="28"/>
-        </w:rPr>
-        <w:t xml:space="preserve"> файлов </w:t>
-      </w:r>
-      <w:r>
-        <w:rPr>
-          <w:rFonts w:ascii="Times New Roman" w:eastAsia="Times New Roman" w:hAnsi="Times New Roman" w:cs="Times New Roman"/>
-          <w:color w:val="000000"/>
-          <w:sz w:val="28"/>
-          <w:szCs w:val="28"/>
-          <w:lang w:val="en-US"/>
-        </w:rPr>
-        <w:t>XAML</w:t>
-      </w:r>
-      <w:r>
-        <w:rPr>
-          <w:rFonts w:ascii="Times New Roman" w:eastAsia="Times New Roman" w:hAnsi="Times New Roman" w:cs="Times New Roman"/>
-          <w:color w:val="000000"/>
-          <w:sz w:val="28"/>
-          <w:szCs w:val="28"/>
-        </w:rPr>
-        <w:t>;</w:t>
+      <w:r>
+        <w:rPr>
+          <w:rFonts w:ascii="Times New Roman" w:eastAsia="Times New Roman" w:hAnsi="Times New Roman" w:cs="Times New Roman"/>
+          <w:color w:val="000000"/>
+          <w:sz w:val="28"/>
+          <w:szCs w:val="28"/>
+        </w:rPr>
+        <w:t>Реализованы классы игровых объектов и соответствующая каждому классу логика</w:t>
       </w:r>
     </w:p>
     <w:p>
@@ -2039,7 +4408,7 @@
         <w:keepLines/>
         <w:numPr>
           <w:ilvl w:val="0"/>
-          <w:numId w:val="26"/>
+          <w:numId w:val="31"/>
         </w:numPr>
         <w:pBdr>
           <w:top w:val="nil"/>
@@ -2057,35 +4426,50 @@
           <w:szCs w:val="28"/>
         </w:rPr>
       </w:pPr>
-      <w:proofErr w:type="gramStart"/>
-      <w:r>
-        <w:rPr>
-          <w:rFonts w:ascii="Times New Roman" w:eastAsia="Times New Roman" w:hAnsi="Times New Roman" w:cs="Times New Roman"/>
-          <w:color w:val="000000"/>
-          <w:sz w:val="28"/>
-          <w:szCs w:val="28"/>
-        </w:rPr>
-        <w:t>создании</w:t>
-      </w:r>
-      <w:proofErr w:type="gramEnd"/>
-      <w:r>
-        <w:rPr>
-          <w:rFonts w:ascii="Times New Roman" w:eastAsia="Times New Roman" w:hAnsi="Times New Roman" w:cs="Times New Roman"/>
-          <w:color w:val="000000"/>
-          <w:sz w:val="28"/>
-          <w:szCs w:val="28"/>
-        </w:rPr>
-        <w:t xml:space="preserve"> приложений на платформе </w:t>
-      </w:r>
-      <w:r>
-        <w:rPr>
-          <w:rFonts w:ascii="Times New Roman" w:eastAsia="Times New Roman" w:hAnsi="Times New Roman" w:cs="Times New Roman"/>
-          <w:color w:val="000000"/>
-          <w:sz w:val="28"/>
-          <w:szCs w:val="28"/>
-          <w:lang w:val="en-US"/>
-        </w:rPr>
-        <w:t>WPF.</w:t>
+      <w:r>
+        <w:rPr>
+          <w:rFonts w:ascii="Times New Roman" w:eastAsia="Times New Roman" w:hAnsi="Times New Roman" w:cs="Times New Roman"/>
+          <w:color w:val="000000"/>
+          <w:sz w:val="28"/>
+          <w:szCs w:val="28"/>
+        </w:rPr>
+        <w:lastRenderedPageBreak/>
+        <w:t>Реализован класс снаряда и необходимая для корректной его работы логика внутри класса и внутри уже созданных классов игровых объектов.</w:t>
+      </w:r>
+    </w:p>
+    <w:p>
+      <w:pPr>
+        <w:pStyle w:val="a6"/>
+        <w:keepNext/>
+        <w:keepLines/>
+        <w:numPr>
+          <w:ilvl w:val="0"/>
+          <w:numId w:val="31"/>
+        </w:numPr>
+        <w:pBdr>
+          <w:top w:val="nil"/>
+          <w:left w:val="nil"/>
+          <w:bottom w:val="nil"/>
+          <w:right w:val="nil"/>
+          <w:between w:val="nil"/>
+        </w:pBdr>
+        <w:spacing w:after="0" w:line="360" w:lineRule="auto"/>
+        <w:jc w:val="both"/>
+        <w:rPr>
+          <w:rFonts w:ascii="Times New Roman" w:eastAsia="Times New Roman" w:hAnsi="Times New Roman" w:cs="Times New Roman"/>
+          <w:color w:val="000000"/>
+          <w:sz w:val="28"/>
+          <w:szCs w:val="28"/>
+        </w:rPr>
+      </w:pPr>
+      <w:r>
+        <w:rPr>
+          <w:rFonts w:ascii="Times New Roman" w:eastAsia="Times New Roman" w:hAnsi="Times New Roman" w:cs="Times New Roman"/>
+          <w:color w:val="000000"/>
+          <w:sz w:val="28"/>
+          <w:szCs w:val="28"/>
+        </w:rPr>
+        <w:t>Реализована система подсчёта очков, система жизней и перерождения, а также добавлено состояние конца игры.</w:t>
       </w:r>
     </w:p>
     <w:p>
@@ -2100,13 +4484,42 @@
           <w:between w:val="nil"/>
         </w:pBdr>
         <w:spacing w:after="0" w:line="360" w:lineRule="auto"/>
-        <w:rPr>
-          <w:rFonts w:ascii="Times New Roman" w:eastAsia="Times New Roman" w:hAnsi="Times New Roman" w:cs="Times New Roman"/>
-          <w:color w:val="000000"/>
-          <w:sz w:val="28"/>
-          <w:szCs w:val="28"/>
-        </w:rPr>
-      </w:pPr>
+        <w:jc w:val="both"/>
+        <w:rPr>
+          <w:rFonts w:ascii="Times New Roman" w:eastAsia="Times New Roman" w:hAnsi="Times New Roman" w:cs="Times New Roman"/>
+          <w:color w:val="000000"/>
+          <w:sz w:val="28"/>
+          <w:szCs w:val="28"/>
+        </w:rPr>
+      </w:pPr>
+      <w:r>
+        <w:rPr>
+          <w:rFonts w:ascii="Times New Roman" w:eastAsia="Times New Roman" w:hAnsi="Times New Roman" w:cs="Times New Roman"/>
+          <w:color w:val="000000"/>
+          <w:sz w:val="28"/>
+          <w:szCs w:val="28"/>
+        </w:rPr>
+        <w:t xml:space="preserve">По итогу выполнения вариативной части проектной практики было создано графическое видеоигровое приложение с реализацией основного функционала аркады </w:t>
+      </w:r>
+      <w:r>
+        <w:rPr>
+          <w:rFonts w:ascii="Times New Roman" w:eastAsia="Times New Roman" w:hAnsi="Times New Roman" w:cs="Times New Roman"/>
+          <w:color w:val="000000"/>
+          <w:sz w:val="28"/>
+          <w:szCs w:val="28"/>
+          <w:lang w:val="en-US"/>
+        </w:rPr>
+        <w:t>“Asteroids”</w:t>
+      </w:r>
+      <w:r>
+        <w:rPr>
+          <w:rFonts w:ascii="Times New Roman" w:eastAsia="Times New Roman" w:hAnsi="Times New Roman" w:cs="Times New Roman"/>
+          <w:color w:val="000000"/>
+          <w:sz w:val="28"/>
+          <w:szCs w:val="28"/>
+        </w:rPr>
+        <w:t>.</w:t>
+      </w:r>
     </w:p>
     <w:p>
       <w:pPr>
@@ -2120,25 +4533,54 @@
           <w:between w:val="nil"/>
         </w:pBdr>
         <w:spacing w:after="0" w:line="360" w:lineRule="auto"/>
-        <w:jc w:val="center"/>
-        <w:rPr>
-          <w:rFonts w:ascii="Times New Roman" w:eastAsia="Times New Roman" w:hAnsi="Times New Roman" w:cs="Times New Roman"/>
-          <w:b/>
-          <w:color w:val="000000"/>
-          <w:sz w:val="32"/>
-          <w:szCs w:val="32"/>
-        </w:rPr>
-      </w:pPr>
-      <w:r>
-        <w:rPr>
-          <w:rFonts w:ascii="Times New Roman" w:eastAsia="Times New Roman" w:hAnsi="Times New Roman" w:cs="Times New Roman"/>
-          <w:b/>
-          <w:color w:val="000000"/>
-          <w:sz w:val="32"/>
-          <w:szCs w:val="32"/>
-        </w:rPr>
-        <w:t>ЗАКЛЮЧЕНИЕ</w:t>
-      </w:r>
+        <w:jc w:val="both"/>
+        <w:rPr>
+          <w:rFonts w:ascii="Times New Roman" w:eastAsia="Times New Roman" w:hAnsi="Times New Roman" w:cs="Times New Roman"/>
+          <w:color w:val="000000"/>
+          <w:sz w:val="28"/>
+          <w:szCs w:val="28"/>
+        </w:rPr>
+      </w:pPr>
+    </w:p>
+    <w:p>
+      <w:pPr>
+        <w:pStyle w:val="1"/>
+        <w:spacing w:before="0" w:line="360" w:lineRule="auto"/>
+        <w:rPr>
+          <w:rFonts w:ascii="Times New Roman" w:eastAsia="Times New Roman" w:hAnsi="Times New Roman" w:cs="Times New Roman"/>
+          <w:color w:val="000000"/>
+        </w:rPr>
+      </w:pPr>
+      <w:bookmarkStart w:id="6" w:name="_Toc200362304"/>
+      <w:r>
+        <w:rPr>
+          <w:rFonts w:ascii="Times New Roman" w:eastAsia="Times New Roman" w:hAnsi="Times New Roman" w:cs="Times New Roman"/>
+          <w:color w:val="000000"/>
+        </w:rPr>
+        <w:t>Описание достигнутых результатов по</w:t>
+      </w:r>
+      <w:r>
+        <w:rPr>
+          <w:rFonts w:ascii="Times New Roman" w:eastAsia="Times New Roman" w:hAnsi="Times New Roman" w:cs="Times New Roman"/>
+          <w:color w:val="000000"/>
+        </w:rPr>
+        <w:t xml:space="preserve"> проектной </w:t>
+      </w:r>
+      <w:r>
+        <w:rPr>
+          <w:rFonts w:ascii="Times New Roman" w:eastAsia="Times New Roman" w:hAnsi="Times New Roman" w:cs="Times New Roman"/>
+          <w:color w:val="000000"/>
+        </w:rPr>
+        <w:t>практик</w:t>
+      </w:r>
+      <w:r>
+        <w:rPr>
+          <w:rFonts w:ascii="Times New Roman" w:eastAsia="Times New Roman" w:hAnsi="Times New Roman" w:cs="Times New Roman"/>
+          <w:color w:val="000000"/>
+        </w:rPr>
+        <w:t>е</w:t>
+      </w:r>
+      <w:bookmarkEnd w:id="6"/>
     </w:p>
     <w:p>
       <w:pPr>
@@ -2152,30 +4594,168 @@
           <w:between w:val="nil"/>
         </w:pBdr>
         <w:spacing w:after="0" w:line="360" w:lineRule="auto"/>
-        <w:rPr>
-          <w:rFonts w:ascii="Times New Roman" w:eastAsia="Times New Roman" w:hAnsi="Times New Roman" w:cs="Times New Roman"/>
-          <w:color w:val="000000"/>
-          <w:sz w:val="28"/>
-          <w:szCs w:val="28"/>
-        </w:rPr>
-      </w:pPr>
-      <w:r>
-        <w:rPr>
-          <w:rFonts w:ascii="Times New Roman" w:eastAsia="Times New Roman" w:hAnsi="Times New Roman" w:cs="Times New Roman"/>
-          <w:color w:val="000000"/>
-          <w:sz w:val="28"/>
-          <w:szCs w:val="28"/>
-        </w:rPr>
-        <w:t>По итогу выполнения практики мною были получены ценные знания о работе с различными инструментами, а также бесценный опыт работы над проектами, приближёнными</w:t>
-      </w:r>
-      <w:r>
-        <w:rPr>
-          <w:rFonts w:ascii="Times New Roman" w:eastAsia="Times New Roman" w:hAnsi="Times New Roman" w:cs="Times New Roman"/>
-          <w:color w:val="000000"/>
-          <w:sz w:val="28"/>
-          <w:szCs w:val="28"/>
-        </w:rPr>
-        <w:t xml:space="preserve"> к реальным кейсам, над которыми мне предстоит работать в будущем.</w:t>
+        <w:jc w:val="both"/>
+        <w:rPr>
+          <w:rFonts w:ascii="Times New Roman" w:eastAsia="Times New Roman" w:hAnsi="Times New Roman" w:cs="Times New Roman"/>
+          <w:color w:val="000000"/>
+          <w:sz w:val="28"/>
+          <w:szCs w:val="28"/>
+        </w:rPr>
+      </w:pPr>
+      <w:r>
+        <w:rPr>
+          <w:rFonts w:ascii="Times New Roman" w:eastAsia="Times New Roman" w:hAnsi="Times New Roman" w:cs="Times New Roman"/>
+          <w:color w:val="000000"/>
+          <w:sz w:val="28"/>
+          <w:szCs w:val="28"/>
+        </w:rPr>
+        <w:t>По итогу прохождения практики были созданы:</w:t>
+      </w:r>
+    </w:p>
+    <w:p>
+      <w:pPr>
+        <w:pStyle w:val="a6"/>
+        <w:keepNext/>
+        <w:keepLines/>
+        <w:numPr>
+          <w:ilvl w:val="0"/>
+          <w:numId w:val="30"/>
+        </w:numPr>
+        <w:pBdr>
+          <w:top w:val="nil"/>
+          <w:left w:val="nil"/>
+          <w:bottom w:val="nil"/>
+          <w:right w:val="nil"/>
+          <w:between w:val="nil"/>
+        </w:pBdr>
+        <w:spacing w:after="0" w:line="360" w:lineRule="auto"/>
+        <w:jc w:val="both"/>
+        <w:rPr>
+          <w:rFonts w:ascii="Times New Roman" w:eastAsia="Times New Roman" w:hAnsi="Times New Roman" w:cs="Times New Roman"/>
+          <w:color w:val="000000"/>
+          <w:sz w:val="28"/>
+          <w:szCs w:val="28"/>
+        </w:rPr>
+      </w:pPr>
+      <w:r>
+        <w:rPr>
+          <w:rFonts w:ascii="Times New Roman" w:eastAsia="Times New Roman" w:hAnsi="Times New Roman" w:cs="Times New Roman"/>
+          <w:color w:val="000000"/>
+          <w:sz w:val="28"/>
+          <w:szCs w:val="28"/>
+        </w:rPr>
+        <w:t xml:space="preserve">Статический веб-сайт, содержащий общую информацию о проекте и его партнёре, три статьи о разработке проекта, список участников, а также отчёт по вариативной части </w:t>
+      </w:r>
+      <w:r>
+        <w:rPr>
+          <w:rFonts w:ascii="Times New Roman" w:eastAsia="Times New Roman" w:hAnsi="Times New Roman" w:cs="Times New Roman"/>
+          <w:color w:val="000000"/>
+          <w:sz w:val="28"/>
+          <w:szCs w:val="28"/>
+        </w:rPr>
+        <w:t>задания</w:t>
+      </w:r>
+    </w:p>
+    <w:p>
+      <w:pPr>
+        <w:pStyle w:val="a6"/>
+        <w:keepNext/>
+        <w:keepLines/>
+        <w:numPr>
+          <w:ilvl w:val="0"/>
+          <w:numId w:val="30"/>
+        </w:numPr>
+        <w:pBdr>
+          <w:top w:val="nil"/>
+          <w:left w:val="nil"/>
+          <w:bottom w:val="nil"/>
+          <w:right w:val="nil"/>
+          <w:between w:val="nil"/>
+        </w:pBdr>
+        <w:spacing w:after="0" w:line="360" w:lineRule="auto"/>
+        <w:jc w:val="both"/>
+        <w:rPr>
+          <w:rFonts w:ascii="Times New Roman" w:eastAsia="Times New Roman" w:hAnsi="Times New Roman" w:cs="Times New Roman"/>
+          <w:color w:val="000000"/>
+          <w:sz w:val="28"/>
+          <w:szCs w:val="28"/>
+        </w:rPr>
+      </w:pPr>
+      <w:r>
+        <w:rPr>
+          <w:rFonts w:ascii="Times New Roman" w:eastAsia="Times New Roman" w:hAnsi="Times New Roman" w:cs="Times New Roman"/>
+          <w:color w:val="000000"/>
+          <w:sz w:val="28"/>
+          <w:szCs w:val="28"/>
+        </w:rPr>
+        <w:t xml:space="preserve">Видеоигра для </w:t>
+      </w:r>
+      <w:r>
+        <w:rPr>
+          <w:rFonts w:ascii="Times New Roman" w:eastAsia="Times New Roman" w:hAnsi="Times New Roman" w:cs="Times New Roman"/>
+          <w:color w:val="000000"/>
+          <w:sz w:val="28"/>
+          <w:szCs w:val="28"/>
+          <w:lang w:val="en-US"/>
+        </w:rPr>
+        <w:t>Windows</w:t>
+      </w:r>
+      <w:r>
+        <w:rPr>
+          <w:rFonts w:ascii="Times New Roman" w:eastAsia="Times New Roman" w:hAnsi="Times New Roman" w:cs="Times New Roman"/>
+          <w:color w:val="000000"/>
+          <w:sz w:val="28"/>
+          <w:szCs w:val="28"/>
+        </w:rPr>
+        <w:t xml:space="preserve">, практически полностью копирующая </w:t>
+      </w:r>
+      <w:r>
+        <w:rPr>
+          <w:rFonts w:ascii="Times New Roman" w:eastAsia="Times New Roman" w:hAnsi="Times New Roman" w:cs="Times New Roman"/>
+          <w:color w:val="000000"/>
+          <w:sz w:val="28"/>
+          <w:szCs w:val="28"/>
+          <w:lang w:val="en-US"/>
+        </w:rPr>
+        <w:t>“Asteroids”</w:t>
+      </w:r>
+      <w:r>
+        <w:rPr>
+          <w:rFonts w:ascii="Times New Roman" w:eastAsia="Times New Roman" w:hAnsi="Times New Roman" w:cs="Times New Roman"/>
+          <w:color w:val="000000"/>
+          <w:sz w:val="28"/>
+          <w:szCs w:val="28"/>
+        </w:rPr>
+        <w:t xml:space="preserve"> и реализованная при помощи </w:t>
+      </w:r>
+      <w:r>
+        <w:rPr>
+          <w:rFonts w:ascii="Times New Roman" w:eastAsia="Times New Roman" w:hAnsi="Times New Roman" w:cs="Times New Roman"/>
+          <w:color w:val="000000"/>
+          <w:sz w:val="28"/>
+          <w:szCs w:val="28"/>
+          <w:lang w:val="en-US"/>
+        </w:rPr>
+        <w:t xml:space="preserve">WPF </w:t>
+      </w:r>
+      <w:r>
+        <w:rPr>
+          <w:rFonts w:ascii="Times New Roman" w:eastAsia="Times New Roman" w:hAnsi="Times New Roman" w:cs="Times New Roman"/>
+          <w:color w:val="000000"/>
+          <w:sz w:val="28"/>
+          <w:szCs w:val="28"/>
+        </w:rPr>
+        <w:t xml:space="preserve">и </w:t>
+      </w:r>
+      <w:r>
+        <w:rPr>
+          <w:rFonts w:ascii="Times New Roman" w:eastAsia="Times New Roman" w:hAnsi="Times New Roman" w:cs="Times New Roman"/>
+          <w:color w:val="000000"/>
+          <w:sz w:val="28"/>
+          <w:szCs w:val="28"/>
+          <w:lang w:val="en-US"/>
+        </w:rPr>
+        <w:t>C#</w:t>
       </w:r>
     </w:p>
     <w:p>
@@ -2190,25 +4770,433 @@
           <w:between w:val="nil"/>
         </w:pBdr>
         <w:spacing w:after="0" w:line="360" w:lineRule="auto"/>
-        <w:jc w:val="center"/>
-        <w:rPr>
-          <w:rFonts w:ascii="Times New Roman" w:eastAsia="Times New Roman" w:hAnsi="Times New Roman" w:cs="Times New Roman"/>
-          <w:b/>
-          <w:color w:val="000000"/>
-          <w:sz w:val="32"/>
-          <w:szCs w:val="32"/>
-        </w:rPr>
-      </w:pPr>
-      <w:r>
-        <w:rPr>
-          <w:rFonts w:ascii="Times New Roman" w:eastAsia="Times New Roman" w:hAnsi="Times New Roman" w:cs="Times New Roman"/>
-          <w:b/>
-          <w:color w:val="000000"/>
-          <w:sz w:val="32"/>
-          <w:szCs w:val="32"/>
-        </w:rPr>
-        <w:t>СПИСОК ИСПОЛЬЗОВАННОЙ ЛИТЕРАТУРЫ</w:t>
-      </w:r>
+        <w:jc w:val="both"/>
+        <w:rPr>
+          <w:rFonts w:ascii="Times New Roman" w:eastAsia="Times New Roman" w:hAnsi="Times New Roman" w:cs="Times New Roman"/>
+          <w:color w:val="000000"/>
+          <w:sz w:val="28"/>
+          <w:szCs w:val="28"/>
+        </w:rPr>
+      </w:pPr>
+      <w:r>
+        <w:rPr>
+          <w:rFonts w:ascii="Times New Roman" w:eastAsia="Times New Roman" w:hAnsi="Times New Roman" w:cs="Times New Roman"/>
+          <w:color w:val="000000"/>
+          <w:sz w:val="28"/>
+          <w:szCs w:val="28"/>
+        </w:rPr>
+        <w:t>Также, м</w:t>
+      </w:r>
+      <w:r>
+        <w:rPr>
+          <w:rFonts w:ascii="Times New Roman" w:eastAsia="Times New Roman" w:hAnsi="Times New Roman" w:cs="Times New Roman"/>
+          <w:color w:val="000000"/>
+          <w:sz w:val="28"/>
+          <w:szCs w:val="28"/>
+        </w:rPr>
+        <w:t>ною были получены знания о:</w:t>
+      </w:r>
+    </w:p>
+    <w:p>
+      <w:pPr>
+        <w:pStyle w:val="a6"/>
+        <w:keepNext/>
+        <w:keepLines/>
+        <w:numPr>
+          <w:ilvl w:val="0"/>
+          <w:numId w:val="32"/>
+        </w:numPr>
+        <w:pBdr>
+          <w:top w:val="nil"/>
+          <w:left w:val="nil"/>
+          <w:bottom w:val="nil"/>
+          <w:right w:val="nil"/>
+          <w:between w:val="nil"/>
+        </w:pBdr>
+        <w:spacing w:after="0" w:line="360" w:lineRule="auto"/>
+        <w:jc w:val="both"/>
+        <w:rPr>
+          <w:rFonts w:ascii="Times New Roman" w:eastAsia="Times New Roman" w:hAnsi="Times New Roman" w:cs="Times New Roman"/>
+          <w:color w:val="000000"/>
+          <w:sz w:val="28"/>
+          <w:szCs w:val="28"/>
+        </w:rPr>
+      </w:pPr>
+      <w:r>
+        <w:rPr>
+          <w:rFonts w:ascii="Times New Roman" w:eastAsia="Times New Roman" w:hAnsi="Times New Roman" w:cs="Times New Roman"/>
+          <w:color w:val="000000"/>
+          <w:sz w:val="28"/>
+          <w:szCs w:val="28"/>
+        </w:rPr>
+        <w:t>Б</w:t>
+      </w:r>
+      <w:r>
+        <w:rPr>
+          <w:rFonts w:ascii="Times New Roman" w:eastAsia="Times New Roman" w:hAnsi="Times New Roman" w:cs="Times New Roman"/>
+          <w:color w:val="000000"/>
+          <w:sz w:val="28"/>
+          <w:szCs w:val="28"/>
+        </w:rPr>
+        <w:t xml:space="preserve">азовых </w:t>
+      </w:r>
+      <w:proofErr w:type="gramStart"/>
+      <w:r>
+        <w:rPr>
+          <w:rFonts w:ascii="Times New Roman" w:eastAsia="Times New Roman" w:hAnsi="Times New Roman" w:cs="Times New Roman"/>
+          <w:color w:val="000000"/>
+          <w:sz w:val="28"/>
+          <w:szCs w:val="28"/>
+        </w:rPr>
+        <w:t>принципах</w:t>
+      </w:r>
+      <w:proofErr w:type="gramEnd"/>
+      <w:r>
+        <w:rPr>
+          <w:rFonts w:ascii="Times New Roman" w:eastAsia="Times New Roman" w:hAnsi="Times New Roman" w:cs="Times New Roman"/>
+          <w:color w:val="000000"/>
+          <w:sz w:val="28"/>
+          <w:szCs w:val="28"/>
+        </w:rPr>
+        <w:t xml:space="preserve"> работы с системой контроля версий </w:t>
+      </w:r>
+      <w:proofErr w:type="spellStart"/>
+      <w:r>
+        <w:rPr>
+          <w:rFonts w:ascii="Times New Roman" w:eastAsia="Times New Roman" w:hAnsi="Times New Roman" w:cs="Times New Roman"/>
+          <w:color w:val="000000"/>
+          <w:sz w:val="28"/>
+          <w:szCs w:val="28"/>
+          <w:lang w:val="en-US"/>
+        </w:rPr>
+        <w:t>GitHub</w:t>
+      </w:r>
+      <w:proofErr w:type="spellEnd"/>
+    </w:p>
+    <w:p>
+      <w:pPr>
+        <w:pStyle w:val="a6"/>
+        <w:keepNext/>
+        <w:keepLines/>
+        <w:numPr>
+          <w:ilvl w:val="0"/>
+          <w:numId w:val="32"/>
+        </w:numPr>
+        <w:pBdr>
+          <w:top w:val="nil"/>
+          <w:left w:val="nil"/>
+          <w:bottom w:val="nil"/>
+          <w:right w:val="nil"/>
+          <w:between w:val="nil"/>
+        </w:pBdr>
+        <w:spacing w:after="0" w:line="360" w:lineRule="auto"/>
+        <w:jc w:val="both"/>
+        <w:rPr>
+          <w:rFonts w:ascii="Times New Roman" w:eastAsia="Times New Roman" w:hAnsi="Times New Roman" w:cs="Times New Roman"/>
+          <w:color w:val="000000"/>
+          <w:sz w:val="28"/>
+          <w:szCs w:val="28"/>
+        </w:rPr>
+      </w:pPr>
+      <w:proofErr w:type="gramStart"/>
+      <w:r>
+        <w:rPr>
+          <w:rFonts w:ascii="Times New Roman" w:eastAsia="Times New Roman" w:hAnsi="Times New Roman" w:cs="Times New Roman"/>
+          <w:color w:val="000000"/>
+          <w:sz w:val="28"/>
+          <w:szCs w:val="28"/>
+        </w:rPr>
+        <w:t>С</w:t>
+      </w:r>
+      <w:r>
+        <w:rPr>
+          <w:rFonts w:ascii="Times New Roman" w:eastAsia="Times New Roman" w:hAnsi="Times New Roman" w:cs="Times New Roman"/>
+          <w:color w:val="000000"/>
+          <w:sz w:val="28"/>
+          <w:szCs w:val="28"/>
+        </w:rPr>
+        <w:t>интаксисе</w:t>
+      </w:r>
+      <w:proofErr w:type="gramEnd"/>
+      <w:r>
+        <w:rPr>
+          <w:rFonts w:ascii="Times New Roman" w:eastAsia="Times New Roman" w:hAnsi="Times New Roman" w:cs="Times New Roman"/>
+          <w:color w:val="000000"/>
+          <w:sz w:val="28"/>
+          <w:szCs w:val="28"/>
+        </w:rPr>
+        <w:t xml:space="preserve"> файлов </w:t>
+      </w:r>
+      <w:r>
+        <w:rPr>
+          <w:rFonts w:ascii="Times New Roman" w:eastAsia="Times New Roman" w:hAnsi="Times New Roman" w:cs="Times New Roman"/>
+          <w:color w:val="000000"/>
+          <w:sz w:val="28"/>
+          <w:szCs w:val="28"/>
+          <w:lang w:val="en-US"/>
+        </w:rPr>
+        <w:t>Markdown</w:t>
+      </w:r>
+    </w:p>
+    <w:p>
+      <w:pPr>
+        <w:pStyle w:val="a6"/>
+        <w:keepNext/>
+        <w:keepLines/>
+        <w:numPr>
+          <w:ilvl w:val="0"/>
+          <w:numId w:val="32"/>
+        </w:numPr>
+        <w:pBdr>
+          <w:top w:val="nil"/>
+          <w:left w:val="nil"/>
+          <w:bottom w:val="nil"/>
+          <w:right w:val="nil"/>
+          <w:between w:val="nil"/>
+        </w:pBdr>
+        <w:spacing w:after="0" w:line="360" w:lineRule="auto"/>
+        <w:jc w:val="both"/>
+        <w:rPr>
+          <w:rFonts w:ascii="Times New Roman" w:eastAsia="Times New Roman" w:hAnsi="Times New Roman" w:cs="Times New Roman"/>
+          <w:color w:val="000000"/>
+          <w:sz w:val="28"/>
+          <w:szCs w:val="28"/>
+        </w:rPr>
+      </w:pPr>
+      <w:r>
+        <w:rPr>
+          <w:rFonts w:ascii="Times New Roman" w:eastAsia="Times New Roman" w:hAnsi="Times New Roman" w:cs="Times New Roman"/>
+          <w:color w:val="000000"/>
+          <w:sz w:val="28"/>
+          <w:szCs w:val="28"/>
+        </w:rPr>
+        <w:t>Р</w:t>
+      </w:r>
+      <w:r>
+        <w:rPr>
+          <w:rFonts w:ascii="Times New Roman" w:eastAsia="Times New Roman" w:hAnsi="Times New Roman" w:cs="Times New Roman"/>
+          <w:color w:val="000000"/>
+          <w:sz w:val="28"/>
+          <w:szCs w:val="28"/>
+        </w:rPr>
+        <w:t xml:space="preserve">аботе с генератором статических сайтов </w:t>
+      </w:r>
+      <w:r>
+        <w:rPr>
+          <w:rFonts w:ascii="Times New Roman" w:eastAsia="Times New Roman" w:hAnsi="Times New Roman" w:cs="Times New Roman"/>
+          <w:color w:val="000000"/>
+          <w:sz w:val="28"/>
+          <w:szCs w:val="28"/>
+          <w:lang w:val="en-US"/>
+        </w:rPr>
+        <w:t>Hugo</w:t>
+      </w:r>
+    </w:p>
+    <w:p>
+      <w:pPr>
+        <w:pStyle w:val="a6"/>
+        <w:keepNext/>
+        <w:keepLines/>
+        <w:numPr>
+          <w:ilvl w:val="0"/>
+          <w:numId w:val="32"/>
+        </w:numPr>
+        <w:pBdr>
+          <w:top w:val="nil"/>
+          <w:left w:val="nil"/>
+          <w:bottom w:val="nil"/>
+          <w:right w:val="nil"/>
+          <w:between w:val="nil"/>
+        </w:pBdr>
+        <w:spacing w:after="0" w:line="360" w:lineRule="auto"/>
+        <w:jc w:val="both"/>
+        <w:rPr>
+          <w:rFonts w:ascii="Times New Roman" w:eastAsia="Times New Roman" w:hAnsi="Times New Roman" w:cs="Times New Roman"/>
+          <w:color w:val="000000"/>
+          <w:sz w:val="28"/>
+          <w:szCs w:val="28"/>
+        </w:rPr>
+      </w:pPr>
+      <w:proofErr w:type="gramStart"/>
+      <w:r>
+        <w:rPr>
+          <w:rFonts w:ascii="Times New Roman" w:eastAsia="Times New Roman" w:hAnsi="Times New Roman" w:cs="Times New Roman"/>
+          <w:color w:val="000000"/>
+          <w:sz w:val="28"/>
+          <w:szCs w:val="28"/>
+        </w:rPr>
+        <w:t>С</w:t>
+      </w:r>
+      <w:r>
+        <w:rPr>
+          <w:rFonts w:ascii="Times New Roman" w:eastAsia="Times New Roman" w:hAnsi="Times New Roman" w:cs="Times New Roman"/>
+          <w:color w:val="000000"/>
+          <w:sz w:val="28"/>
+          <w:szCs w:val="28"/>
+        </w:rPr>
+        <w:t>интаксисе</w:t>
+      </w:r>
+      <w:proofErr w:type="gramEnd"/>
+      <w:r>
+        <w:rPr>
+          <w:rFonts w:ascii="Times New Roman" w:eastAsia="Times New Roman" w:hAnsi="Times New Roman" w:cs="Times New Roman"/>
+          <w:color w:val="000000"/>
+          <w:sz w:val="28"/>
+          <w:szCs w:val="28"/>
+        </w:rPr>
+        <w:t xml:space="preserve"> файлов </w:t>
+      </w:r>
+      <w:r>
+        <w:rPr>
+          <w:rFonts w:ascii="Times New Roman" w:eastAsia="Times New Roman" w:hAnsi="Times New Roman" w:cs="Times New Roman"/>
+          <w:color w:val="000000"/>
+          <w:sz w:val="28"/>
+          <w:szCs w:val="28"/>
+          <w:lang w:val="en-US"/>
+        </w:rPr>
+        <w:t>XAML</w:t>
+      </w:r>
+    </w:p>
+    <w:p>
+      <w:pPr>
+        <w:pStyle w:val="a6"/>
+        <w:keepNext/>
+        <w:keepLines/>
+        <w:numPr>
+          <w:ilvl w:val="0"/>
+          <w:numId w:val="32"/>
+        </w:numPr>
+        <w:pBdr>
+          <w:top w:val="nil"/>
+          <w:left w:val="nil"/>
+          <w:bottom w:val="nil"/>
+          <w:right w:val="nil"/>
+          <w:between w:val="nil"/>
+        </w:pBdr>
+        <w:spacing w:after="0" w:line="360" w:lineRule="auto"/>
+        <w:jc w:val="both"/>
+        <w:rPr>
+          <w:rFonts w:ascii="Times New Roman" w:eastAsia="Times New Roman" w:hAnsi="Times New Roman" w:cs="Times New Roman"/>
+          <w:color w:val="000000"/>
+          <w:sz w:val="28"/>
+          <w:szCs w:val="28"/>
+        </w:rPr>
+      </w:pPr>
+      <w:proofErr w:type="gramStart"/>
+      <w:r>
+        <w:rPr>
+          <w:rFonts w:ascii="Times New Roman" w:eastAsia="Times New Roman" w:hAnsi="Times New Roman" w:cs="Times New Roman"/>
+          <w:color w:val="000000"/>
+          <w:sz w:val="28"/>
+          <w:szCs w:val="28"/>
+        </w:rPr>
+        <w:t>Со</w:t>
+      </w:r>
+      <w:r>
+        <w:rPr>
+          <w:rFonts w:ascii="Times New Roman" w:eastAsia="Times New Roman" w:hAnsi="Times New Roman" w:cs="Times New Roman"/>
+          <w:color w:val="000000"/>
+          <w:sz w:val="28"/>
+          <w:szCs w:val="28"/>
+        </w:rPr>
+        <w:t>здании</w:t>
+      </w:r>
+      <w:proofErr w:type="gramEnd"/>
+      <w:r>
+        <w:rPr>
+          <w:rFonts w:ascii="Times New Roman" w:eastAsia="Times New Roman" w:hAnsi="Times New Roman" w:cs="Times New Roman"/>
+          <w:color w:val="000000"/>
+          <w:sz w:val="28"/>
+          <w:szCs w:val="28"/>
+        </w:rPr>
+        <w:t xml:space="preserve"> приложений на платформе </w:t>
+      </w:r>
+      <w:r>
+        <w:rPr>
+          <w:rFonts w:ascii="Times New Roman" w:eastAsia="Times New Roman" w:hAnsi="Times New Roman" w:cs="Times New Roman"/>
+          <w:color w:val="000000"/>
+          <w:sz w:val="28"/>
+          <w:szCs w:val="28"/>
+          <w:lang w:val="en-US"/>
+        </w:rPr>
+        <w:t>WPF</w:t>
+      </w:r>
+    </w:p>
+    <w:p>
+      <w:pPr>
+        <w:pStyle w:val="a6"/>
+        <w:keepNext/>
+        <w:keepLines/>
+        <w:numPr>
+          <w:ilvl w:val="0"/>
+          <w:numId w:val="32"/>
+        </w:numPr>
+        <w:pBdr>
+          <w:top w:val="nil"/>
+          <w:left w:val="nil"/>
+          <w:bottom w:val="nil"/>
+          <w:right w:val="nil"/>
+          <w:between w:val="nil"/>
+        </w:pBdr>
+        <w:spacing w:after="0" w:line="360" w:lineRule="auto"/>
+        <w:jc w:val="both"/>
+        <w:rPr>
+          <w:rFonts w:ascii="Times New Roman" w:eastAsia="Times New Roman" w:hAnsi="Times New Roman" w:cs="Times New Roman"/>
+          <w:color w:val="000000"/>
+          <w:sz w:val="28"/>
+          <w:szCs w:val="28"/>
+        </w:rPr>
+      </w:pPr>
+      <w:r>
+        <w:rPr>
+          <w:rFonts w:ascii="Times New Roman" w:eastAsia="Times New Roman" w:hAnsi="Times New Roman" w:cs="Times New Roman"/>
+          <w:color w:val="000000"/>
+          <w:sz w:val="28"/>
+          <w:szCs w:val="28"/>
+        </w:rPr>
+        <w:t xml:space="preserve">Работе в условиях, приближённых к </w:t>
+      </w:r>
+      <w:proofErr w:type="gramStart"/>
+      <w:r>
+        <w:rPr>
+          <w:rFonts w:ascii="Times New Roman" w:eastAsia="Times New Roman" w:hAnsi="Times New Roman" w:cs="Times New Roman"/>
+          <w:color w:val="000000"/>
+          <w:sz w:val="28"/>
+          <w:szCs w:val="28"/>
+        </w:rPr>
+        <w:t>реальным</w:t>
+      </w:r>
+      <w:proofErr w:type="gramEnd"/>
+      <w:r>
+        <w:rPr>
+          <w:rFonts w:ascii="Times New Roman" w:eastAsia="Times New Roman" w:hAnsi="Times New Roman" w:cs="Times New Roman"/>
+          <w:color w:val="000000"/>
+          <w:sz w:val="28"/>
+          <w:szCs w:val="28"/>
+        </w:rPr>
+        <w:br w:type="page"/>
+      </w:r>
+    </w:p>
+    <w:p>
+      <w:pPr>
+        <w:pStyle w:val="1"/>
+        <w:spacing w:before="0" w:line="360" w:lineRule="auto"/>
+        <w:jc w:val="both"/>
+        <w:rPr>
+          <w:rFonts w:ascii="Times New Roman" w:eastAsia="Times New Roman" w:hAnsi="Times New Roman" w:cs="Times New Roman"/>
+          <w:color w:val="000000"/>
+        </w:rPr>
+      </w:pPr>
+      <w:bookmarkStart w:id="7" w:name="_Toc200362305"/>
+      <w:r>
+        <w:rPr>
+          <w:rFonts w:ascii="Times New Roman" w:eastAsia="Times New Roman" w:hAnsi="Times New Roman" w:cs="Times New Roman"/>
+          <w:color w:val="000000"/>
+        </w:rPr>
+        <w:lastRenderedPageBreak/>
+        <w:t>ЗАКЛЮЧЕНИЕ</w:t>
+      </w:r>
+      <w:bookmarkEnd w:id="7"/>
     </w:p>
     <w:p>
       <w:pPr>
@@ -2222,6 +5210,124 @@
           <w:between w:val="nil"/>
         </w:pBdr>
         <w:spacing w:after="0" w:line="360" w:lineRule="auto"/>
+        <w:jc w:val="both"/>
+        <w:rPr>
+          <w:rFonts w:ascii="Times New Roman" w:eastAsia="Times New Roman" w:hAnsi="Times New Roman" w:cs="Times New Roman"/>
+          <w:color w:val="000000"/>
+          <w:sz w:val="28"/>
+          <w:szCs w:val="28"/>
+        </w:rPr>
+      </w:pPr>
+      <w:r>
+        <w:rPr>
+          <w:rFonts w:ascii="Times New Roman" w:eastAsia="Times New Roman" w:hAnsi="Times New Roman" w:cs="Times New Roman"/>
+          <w:color w:val="000000"/>
+          <w:sz w:val="28"/>
+          <w:szCs w:val="28"/>
+        </w:rPr>
+        <w:t xml:space="preserve">По итогу выполнения практики мною были </w:t>
+      </w:r>
+      <w:r>
+        <w:rPr>
+          <w:rFonts w:ascii="Times New Roman" w:eastAsia="Times New Roman" w:hAnsi="Times New Roman" w:cs="Times New Roman"/>
+          <w:color w:val="000000"/>
+          <w:sz w:val="28"/>
+          <w:szCs w:val="28"/>
+        </w:rPr>
+        <w:t xml:space="preserve">созданы статический сайт и видеоигра, а также </w:t>
+      </w:r>
+      <w:r>
+        <w:rPr>
+          <w:rFonts w:ascii="Times New Roman" w:eastAsia="Times New Roman" w:hAnsi="Times New Roman" w:cs="Times New Roman"/>
+          <w:color w:val="000000"/>
+          <w:sz w:val="28"/>
+          <w:szCs w:val="28"/>
+        </w:rPr>
+        <w:t>получены ценные знания о раб</w:t>
+      </w:r>
+      <w:r>
+        <w:rPr>
+          <w:rFonts w:ascii="Times New Roman" w:eastAsia="Times New Roman" w:hAnsi="Times New Roman" w:cs="Times New Roman"/>
+          <w:color w:val="000000"/>
+          <w:sz w:val="28"/>
+          <w:szCs w:val="28"/>
+        </w:rPr>
+        <w:t xml:space="preserve">оте с различными инструментами и </w:t>
+      </w:r>
+      <w:r>
+        <w:rPr>
+          <w:rFonts w:ascii="Times New Roman" w:eastAsia="Times New Roman" w:hAnsi="Times New Roman" w:cs="Times New Roman"/>
+          <w:color w:val="000000"/>
+          <w:sz w:val="28"/>
+          <w:szCs w:val="28"/>
+        </w:rPr>
+        <w:t>бесценный опыт работы над проектами, приближёнными</w:t>
+      </w:r>
+      <w:r>
+        <w:rPr>
+          <w:rFonts w:ascii="Times New Roman" w:eastAsia="Times New Roman" w:hAnsi="Times New Roman" w:cs="Times New Roman"/>
+          <w:color w:val="000000"/>
+          <w:sz w:val="28"/>
+          <w:szCs w:val="28"/>
+        </w:rPr>
+        <w:t xml:space="preserve"> к реальным кейсам, над которыми мне предстоит работать в будущем.</w:t>
+      </w:r>
+    </w:p>
+    <w:p>
+      <w:pPr>
+        <w:keepNext/>
+        <w:keepLines/>
+        <w:pBdr>
+          <w:top w:val="nil"/>
+          <w:left w:val="nil"/>
+          <w:bottom w:val="nil"/>
+          <w:right w:val="nil"/>
+          <w:between w:val="nil"/>
+        </w:pBdr>
+        <w:spacing w:after="0" w:line="360" w:lineRule="auto"/>
+        <w:jc w:val="both"/>
+        <w:rPr>
+          <w:rFonts w:ascii="Times New Roman" w:eastAsia="Times New Roman" w:hAnsi="Times New Roman" w:cs="Times New Roman"/>
+          <w:color w:val="000000"/>
+          <w:sz w:val="28"/>
+          <w:szCs w:val="28"/>
+        </w:rPr>
+      </w:pPr>
+    </w:p>
+    <w:p>
+      <w:pPr>
+        <w:pStyle w:val="1"/>
+        <w:spacing w:before="0" w:line="360" w:lineRule="auto"/>
+        <w:jc w:val="both"/>
+        <w:rPr>
+          <w:rFonts w:ascii="Times New Roman" w:eastAsia="Times New Roman" w:hAnsi="Times New Roman" w:cs="Times New Roman"/>
+          <w:color w:val="000000"/>
+        </w:rPr>
+      </w:pPr>
+      <w:bookmarkStart w:id="8" w:name="_Toc200362306"/>
+      <w:r>
+        <w:rPr>
+          <w:rFonts w:ascii="Times New Roman" w:eastAsia="Times New Roman" w:hAnsi="Times New Roman" w:cs="Times New Roman"/>
+          <w:color w:val="000000"/>
+        </w:rPr>
+        <w:t>СПИСОК ИСПОЛЬЗОВАННОЙ ЛИТЕРАТУРЫ</w:t>
+      </w:r>
+      <w:bookmarkEnd w:id="8"/>
+    </w:p>
+    <w:p>
+      <w:pPr>
+        <w:keepNext/>
+        <w:keepLines/>
+        <w:pBdr>
+          <w:top w:val="nil"/>
+          <w:left w:val="nil"/>
+          <w:bottom w:val="nil"/>
+          <w:right w:val="nil"/>
+          <w:between w:val="nil"/>
+        </w:pBdr>
+        <w:spacing w:after="0" w:line="360" w:lineRule="auto"/>
+        <w:ind w:firstLine="709"/>
+        <w:jc w:val="both"/>
         <w:rPr>
           <w:rFonts w:ascii="Times New Roman" w:eastAsia="Times New Roman" w:hAnsi="Times New Roman" w:cs="Times New Roman"/>
           <w:color w:val="000000"/>
@@ -2267,7 +5373,7 @@
         </w:rPr>
         <w:t xml:space="preserve">URL: </w:t>
       </w:r>
-      <w:hyperlink r:id="rId8" w:history="1">
+      <w:hyperlink r:id="rId9" w:history="1">
         <w:r>
           <w:rPr>
             <w:rStyle w:val="a8"/>
@@ -2331,6 +5437,8 @@
           <w:between w:val="nil"/>
         </w:pBdr>
         <w:spacing w:after="0" w:line="360" w:lineRule="auto"/>
+        <w:ind w:firstLine="709"/>
+        <w:jc w:val="both"/>
         <w:rPr>
           <w:rFonts w:ascii="Times New Roman" w:eastAsia="Times New Roman" w:hAnsi="Times New Roman" w:cs="Times New Roman"/>
           <w:color w:val="000000"/>
@@ -2413,7 +5521,7 @@
         </w:rPr>
         <w:t xml:space="preserve">URL: </w:t>
       </w:r>
-      <w:hyperlink r:id="rId9" w:history="1">
+      <w:hyperlink r:id="rId10" w:history="1">
         <w:r>
           <w:rPr>
             <w:rStyle w:val="a8"/>
@@ -2477,21 +5585,22 @@
           <w:between w:val="nil"/>
         </w:pBdr>
         <w:spacing w:after="0" w:line="360" w:lineRule="auto"/>
-        <w:rPr>
-          <w:rFonts w:ascii="Times New Roman" w:eastAsia="Times New Roman" w:hAnsi="Times New Roman" w:cs="Times New Roman"/>
-          <w:color w:val="000000"/>
-          <w:sz w:val="28"/>
-          <w:szCs w:val="28"/>
-        </w:rPr>
-      </w:pPr>
-      <w:r>
-        <w:rPr>
-          <w:rFonts w:ascii="Times New Roman" w:eastAsia="Times New Roman" w:hAnsi="Times New Roman" w:cs="Times New Roman"/>
-          <w:color w:val="000000"/>
-          <w:sz w:val="28"/>
-          <w:szCs w:val="28"/>
-        </w:rPr>
-        <w:lastRenderedPageBreak/>
+        <w:ind w:firstLine="709"/>
+        <w:jc w:val="both"/>
+        <w:rPr>
+          <w:rFonts w:ascii="Times New Roman" w:eastAsia="Times New Roman" w:hAnsi="Times New Roman" w:cs="Times New Roman"/>
+          <w:color w:val="000000"/>
+          <w:sz w:val="28"/>
+          <w:szCs w:val="28"/>
+        </w:rPr>
+      </w:pPr>
+      <w:r>
+        <w:rPr>
+          <w:rFonts w:ascii="Times New Roman" w:eastAsia="Times New Roman" w:hAnsi="Times New Roman" w:cs="Times New Roman"/>
+          <w:color w:val="000000"/>
+          <w:sz w:val="28"/>
+          <w:szCs w:val="28"/>
+        </w:rPr>
         <w:t xml:space="preserve">3. – </w:t>
       </w:r>
       <w:r>
@@ -2582,7 +5691,7 @@
         </w:rPr>
         <w:t xml:space="preserve">URL: </w:t>
       </w:r>
-      <w:hyperlink r:id="rId10" w:history="1">
+      <w:hyperlink r:id="rId11" w:history="1">
         <w:r>
           <w:rPr>
             <w:rStyle w:val="a8"/>
@@ -2646,6 +5755,8 @@
           <w:between w:val="nil"/>
         </w:pBdr>
         <w:spacing w:after="0" w:line="360" w:lineRule="auto"/>
+        <w:ind w:firstLine="709"/>
+        <w:jc w:val="both"/>
         <w:rPr>
           <w:rFonts w:ascii="Times New Roman" w:eastAsia="Times New Roman" w:hAnsi="Times New Roman" w:cs="Times New Roman"/>
           <w:color w:val="000000"/>
@@ -2684,7 +5795,7 @@
         </w:rPr>
         <w:t xml:space="preserve"> – URL: </w:t>
       </w:r>
-      <w:hyperlink r:id="rId11" w:history="1">
+      <w:hyperlink r:id="rId12" w:history="1">
         <w:r>
           <w:rPr>
             <w:rStyle w:val="a8"/>
@@ -2748,6 +5859,8 @@
           <w:between w:val="nil"/>
         </w:pBdr>
         <w:spacing w:after="0" w:line="360" w:lineRule="auto"/>
+        <w:ind w:firstLine="709"/>
+        <w:jc w:val="both"/>
         <w:rPr>
           <w:rFonts w:ascii="Times New Roman" w:eastAsia="Times New Roman" w:hAnsi="Times New Roman" w:cs="Times New Roman"/>
           <w:color w:val="000000"/>
@@ -2792,7 +5905,7 @@
         </w:rPr>
         <w:t xml:space="preserve">URL: </w:t>
       </w:r>
-      <w:hyperlink r:id="rId12" w:history="1">
+      <w:hyperlink r:id="rId13" w:history="1">
         <w:r>
           <w:rPr>
             <w:rStyle w:val="a8"/>
@@ -2856,6 +5969,8 @@
           <w:between w:val="nil"/>
         </w:pBdr>
         <w:spacing w:after="0" w:line="360" w:lineRule="auto"/>
+        <w:ind w:firstLine="709"/>
+        <w:jc w:val="both"/>
         <w:rPr>
           <w:rFonts w:ascii="Times New Roman" w:eastAsia="Times New Roman" w:hAnsi="Times New Roman" w:cs="Times New Roman"/>
           <w:color w:val="000000"/>
@@ -2911,7 +6026,7 @@
         </w:rPr>
         <w:t xml:space="preserve">URL: </w:t>
       </w:r>
-      <w:hyperlink r:id="rId13" w:history="1">
+      <w:hyperlink r:id="rId14" w:history="1">
         <w:r>
           <w:rPr>
             <w:rStyle w:val="a8"/>
@@ -2963,8 +6078,189 @@
         <w:t xml:space="preserve"> электронный</w:t>
       </w:r>
     </w:p>
+    <w:p>
+      <w:pPr>
+        <w:keepNext/>
+        <w:keepLines/>
+        <w:pBdr>
+          <w:top w:val="nil"/>
+          <w:left w:val="nil"/>
+          <w:bottom w:val="nil"/>
+          <w:right w:val="nil"/>
+          <w:between w:val="nil"/>
+        </w:pBdr>
+        <w:spacing w:after="0" w:line="360" w:lineRule="auto"/>
+        <w:jc w:val="both"/>
+        <w:rPr>
+          <w:rFonts w:ascii="Times New Roman" w:eastAsia="Times New Roman" w:hAnsi="Times New Roman" w:cs="Times New Roman"/>
+          <w:color w:val="000000"/>
+          <w:sz w:val="28"/>
+          <w:szCs w:val="28"/>
+        </w:rPr>
+      </w:pPr>
+    </w:p>
+    <w:p>
+      <w:pPr>
+        <w:keepNext/>
+        <w:keepLines/>
+        <w:pBdr>
+          <w:top w:val="nil"/>
+          <w:left w:val="nil"/>
+          <w:bottom w:val="nil"/>
+          <w:right w:val="nil"/>
+          <w:between w:val="nil"/>
+        </w:pBdr>
+        <w:spacing w:after="0" w:line="360" w:lineRule="auto"/>
+        <w:jc w:val="both"/>
+        <w:rPr>
+          <w:rFonts w:ascii="Times New Roman" w:eastAsia="Times New Roman" w:hAnsi="Times New Roman" w:cs="Times New Roman"/>
+          <w:color w:val="000000"/>
+          <w:sz w:val="28"/>
+          <w:szCs w:val="28"/>
+        </w:rPr>
+      </w:pPr>
+    </w:p>
+    <w:p>
+      <w:pPr>
+        <w:keepNext/>
+        <w:keepLines/>
+        <w:pBdr>
+          <w:top w:val="nil"/>
+          <w:left w:val="nil"/>
+          <w:bottom w:val="nil"/>
+          <w:right w:val="nil"/>
+          <w:between w:val="nil"/>
+        </w:pBdr>
+        <w:spacing w:after="0" w:line="360" w:lineRule="auto"/>
+        <w:jc w:val="both"/>
+        <w:rPr>
+          <w:rFonts w:ascii="Times New Roman" w:eastAsia="Times New Roman" w:hAnsi="Times New Roman" w:cs="Times New Roman"/>
+          <w:color w:val="000000"/>
+          <w:sz w:val="28"/>
+          <w:szCs w:val="28"/>
+        </w:rPr>
+      </w:pPr>
+    </w:p>
+    <w:p>
+      <w:pPr>
+        <w:keepNext/>
+        <w:keepLines/>
+        <w:pBdr>
+          <w:top w:val="nil"/>
+          <w:left w:val="nil"/>
+          <w:bottom w:val="nil"/>
+          <w:right w:val="nil"/>
+          <w:between w:val="nil"/>
+        </w:pBdr>
+        <w:spacing w:after="0" w:line="360" w:lineRule="auto"/>
+        <w:jc w:val="both"/>
+        <w:rPr>
+          <w:rFonts w:ascii="Times New Roman" w:eastAsia="Times New Roman" w:hAnsi="Times New Roman" w:cs="Times New Roman"/>
+          <w:color w:val="000000"/>
+          <w:sz w:val="28"/>
+          <w:szCs w:val="28"/>
+        </w:rPr>
+      </w:pPr>
+      <w:r>
+        <w:rPr>
+          <w:noProof/>
+        </w:rPr>
+        <w:drawing>
+          <wp:anchor distT="0" distB="0" distL="114300" distR="114300" simplePos="0" relativeHeight="251658240" behindDoc="0" locked="0" layoutInCell="1" allowOverlap="1" wp14:anchorId="51307144" wp14:editId="4A761A3D">
+            <wp:simplePos x="0" y="0"/>
+            <wp:positionH relativeFrom="column">
+              <wp:posOffset>4537710</wp:posOffset>
+            </wp:positionH>
+            <wp:positionV relativeFrom="paragraph">
+              <wp:posOffset>688340</wp:posOffset>
+            </wp:positionV>
+            <wp:extent cx="1409700" cy="1019175"/>
+            <wp:effectExtent l="0" t="0" r="0" b="9525"/>
+            <wp:wrapSquare wrapText="bothSides"/>
+            <wp:docPr id="1" name="Рисунок 1"/>
+            <wp:cNvGraphicFramePr>
+              <a:graphicFrameLocks xmlns:a="http://schemas.openxmlformats.org/drawingml/2006/main" noChangeAspect="1"/>
+            </wp:cNvGraphicFramePr>
+            <a:graphic xmlns:a="http://schemas.openxmlformats.org/drawingml/2006/main">
+              <a:graphicData uri="http://schemas.openxmlformats.org/drawingml/2006/picture">
+                <pic:pic xmlns:pic="http://schemas.openxmlformats.org/drawingml/2006/picture">
+                  <pic:nvPicPr>
+                    <pic:cNvPr id="0" name=""/>
+                    <pic:cNvPicPr/>
+                  </pic:nvPicPr>
+                  <pic:blipFill>
+                    <a:blip r:embed="rId15">
+                      <a:extLst>
+                        <a:ext uri="{28A0092B-C50C-407E-A947-70E740481C1C}">
+                          <a14:useLocalDpi xmlns:a14="http://schemas.microsoft.com/office/drawing/2010/main" val="0"/>
+                        </a:ext>
+                      </a:extLst>
+                    </a:blip>
+                    <a:stretch>
+                      <a:fillRect/>
+                    </a:stretch>
+                  </pic:blipFill>
+                  <pic:spPr>
+                    <a:xfrm>
+                      <a:off x="0" y="0"/>
+                      <a:ext cx="1409700" cy="1019175"/>
+                    </a:xfrm>
+                    <a:prstGeom prst="rect">
+                      <a:avLst/>
+                    </a:prstGeom>
+                  </pic:spPr>
+                </pic:pic>
+              </a:graphicData>
+            </a:graphic>
+            <wp14:sizeRelH relativeFrom="page">
+              <wp14:pctWidth>0</wp14:pctWidth>
+            </wp14:sizeRelH>
+            <wp14:sizeRelV relativeFrom="page">
+              <wp14:pctHeight>0</wp14:pctHeight>
+            </wp14:sizeRelV>
+          </wp:anchor>
+        </w:drawing>
+      </w:r>
+      <w:r>
+        <w:rPr>
+          <w:rFonts w:ascii="Times New Roman" w:eastAsia="Times New Roman" w:hAnsi="Times New Roman" w:cs="Times New Roman"/>
+          <w:i/>
+          <w:color w:val="000000"/>
+          <w:sz w:val="28"/>
+          <w:szCs w:val="28"/>
+        </w:rPr>
+        <w:t>Подтверждаю, что отчёт выполнен лично и соответствует требованиям практики.</w:t>
+      </w:r>
+      <w:r>
+        <w:rPr>
+          <w:rFonts w:ascii="Times New Roman" w:eastAsia="Times New Roman" w:hAnsi="Times New Roman" w:cs="Times New Roman"/>
+          <w:color w:val="000000"/>
+          <w:sz w:val="28"/>
+          <w:szCs w:val="28"/>
+        </w:rPr>
+        <w:t xml:space="preserve"> </w:t>
+      </w:r>
+      <w:r>
+        <w:rPr>
+          <w:rFonts w:ascii="Times New Roman" w:eastAsia="Times New Roman" w:hAnsi="Times New Roman" w:cs="Times New Roman"/>
+          <w:b/>
+          <w:color w:val="000000"/>
+          <w:sz w:val="28"/>
+          <w:szCs w:val="28"/>
+        </w:rPr>
+        <w:t>Петухов Максим Дмитриевич, 09.06.2025</w:t>
+      </w:r>
+      <w:r>
+        <w:rPr>
+          <w:noProof/>
+        </w:rPr>
+        <w:t xml:space="preserve"> </w:t>
+      </w:r>
+      <w:bookmarkStart w:id="9" w:name="_GoBack"/>
+      <w:bookmarkEnd w:id="9"/>
+    </w:p>
     <w:sectPr>
-      <w:footerReference w:type="default" r:id="rId14"/>
+      <w:footerReference w:type="default" r:id="rId16"/>
       <w:pgSz w:w="11906" w:h="16838"/>
       <w:pgMar w:top="1134" w:right="850" w:bottom="1134" w:left="1134" w:header="708" w:footer="708" w:gutter="0"/>
       <w:pgNumType w:start="1"/>
@@ -3072,6 +6368,119 @@
 <file path=word/numbering.xml><?xml version="1.0" encoding="utf-8"?>
 <w:numbering xmlns:wpc="http://schemas.microsoft.com/office/word/2010/wordprocessingCanvas" xmlns:mc="http://schemas.openxmlformats.org/markup-compatibility/2006" xmlns:o="urn:schemas-microsoft-com:office:office" xmlns:r="http://schemas.openxmlformats.org/officeDocument/2006/relationships" xmlns:m="http://schemas.openxmlformats.org/officeDocument/2006/math" xmlns:v="urn:schemas-microsoft-com:vml" xmlns:wp14="http://schemas.microsoft.com/office/word/2010/wordprocessingDrawing" xmlns:wp="http://schemas.openxmlformats.org/drawingml/2006/wordprocessingDrawing" xmlns:w10="urn:schemas-microsoft-com:office:word" xmlns:w="http://schemas.openxmlformats.org/wordprocessingml/2006/main" xmlns:w14="http://schemas.microsoft.com/office/word/2010/wordml" xmlns:wpg="http://schemas.microsoft.com/office/word/2010/wordprocessingGroup" xmlns:wpi="http://schemas.microsoft.com/office/word/2010/wordprocessingInk" xmlns:wne="http://schemas.microsoft.com/office/word/2006/wordml" xmlns:wps="http://schemas.microsoft.com/office/word/2010/wordprocessingShape" mc:Ignorable="w14 wp14">
   <w:abstractNum w:abstractNumId="0">
+    <w:nsid w:val="06923A3A"/>
+    <w:multiLevelType w:val="hybridMultilevel"/>
+    <w:tmpl w:val="B79C6914"/>
+    <w:lvl w:ilvl="0" w:tplc="04190001">
+      <w:start w:val="1"/>
+      <w:numFmt w:val="bullet"/>
+      <w:lvlText w:val=""/>
+      <w:lvlJc w:val="left"/>
+      <w:pPr>
+        <w:ind w:left="720" w:hanging="360"/>
+      </w:pPr>
+      <w:rPr>
+        <w:rFonts w:ascii="Symbol" w:hAnsi="Symbol" w:hint="default"/>
+      </w:rPr>
+    </w:lvl>
+    <w:lvl w:ilvl="1" w:tplc="04190003" w:tentative="1">
+      <w:start w:val="1"/>
+      <w:numFmt w:val="bullet"/>
+      <w:lvlText w:val="o"/>
+      <w:lvlJc w:val="left"/>
+      <w:pPr>
+        <w:ind w:left="1440" w:hanging="360"/>
+      </w:pPr>
+      <w:rPr>
+        <w:rFonts w:ascii="Courier New" w:hAnsi="Courier New" w:cs="Courier New" w:hint="default"/>
+      </w:rPr>
+    </w:lvl>
+    <w:lvl w:ilvl="2" w:tplc="04190005" w:tentative="1">
+      <w:start w:val="1"/>
+      <w:numFmt w:val="bullet"/>
+      <w:lvlText w:val=""/>
+      <w:lvlJc w:val="left"/>
+      <w:pPr>
+        <w:ind w:left="2160" w:hanging="360"/>
+      </w:pPr>
+      <w:rPr>
+        <w:rFonts w:ascii="Wingdings" w:hAnsi="Wingdings" w:hint="default"/>
+      </w:rPr>
+    </w:lvl>
+    <w:lvl w:ilvl="3" w:tplc="04190001" w:tentative="1">
+      <w:start w:val="1"/>
+      <w:numFmt w:val="bullet"/>
+      <w:lvlText w:val=""/>
+      <w:lvlJc w:val="left"/>
+      <w:pPr>
+        <w:ind w:left="2880" w:hanging="360"/>
+      </w:pPr>
+      <w:rPr>
+        <w:rFonts w:ascii="Symbol" w:hAnsi="Symbol" w:hint="default"/>
+      </w:rPr>
+    </w:lvl>
+    <w:lvl w:ilvl="4" w:tplc="04190003" w:tentative="1">
+      <w:start w:val="1"/>
+      <w:numFmt w:val="bullet"/>
+      <w:lvlText w:val="o"/>
+      <w:lvlJc w:val="left"/>
+      <w:pPr>
+        <w:ind w:left="3600" w:hanging="360"/>
+      </w:pPr>
+      <w:rPr>
+        <w:rFonts w:ascii="Courier New" w:hAnsi="Courier New" w:cs="Courier New" w:hint="default"/>
+      </w:rPr>
+    </w:lvl>
+    <w:lvl w:ilvl="5" w:tplc="04190005" w:tentative="1">
+      <w:start w:val="1"/>
+      <w:numFmt w:val="bullet"/>
+      <w:lvlText w:val=""/>
+      <w:lvlJc w:val="left"/>
+      <w:pPr>
+        <w:ind w:left="4320" w:hanging="360"/>
+      </w:pPr>
+      <w:rPr>
+        <w:rFonts w:ascii="Wingdings" w:hAnsi="Wingdings" w:hint="default"/>
+      </w:rPr>
+    </w:lvl>
+    <w:lvl w:ilvl="6" w:tplc="04190001" w:tentative="1">
+      <w:start w:val="1"/>
+      <w:numFmt w:val="bullet"/>
+      <w:lvlText w:val=""/>
+      <w:lvlJc w:val="left"/>
+      <w:pPr>
+        <w:ind w:left="5040" w:hanging="360"/>
+      </w:pPr>
+      <w:rPr>
+        <w:rFonts w:ascii="Symbol" w:hAnsi="Symbol" w:hint="default"/>
+      </w:rPr>
+    </w:lvl>
+    <w:lvl w:ilvl="7" w:tplc="04190003" w:tentative="1">
+      <w:start w:val="1"/>
+      <w:numFmt w:val="bullet"/>
+      <w:lvlText w:val="o"/>
+      <w:lvlJc w:val="left"/>
+      <w:pPr>
+        <w:ind w:left="5760" w:hanging="360"/>
+      </w:pPr>
+      <w:rPr>
+        <w:rFonts w:ascii="Courier New" w:hAnsi="Courier New" w:cs="Courier New" w:hint="default"/>
+      </w:rPr>
+    </w:lvl>
+    <w:lvl w:ilvl="8" w:tplc="04190005" w:tentative="1">
+      <w:start w:val="1"/>
+      <w:numFmt w:val="bullet"/>
+      <w:lvlText w:val=""/>
+      <w:lvlJc w:val="left"/>
+      <w:pPr>
+        <w:ind w:left="6480" w:hanging="360"/>
+      </w:pPr>
+      <w:rPr>
+        <w:rFonts w:ascii="Wingdings" w:hAnsi="Wingdings" w:hint="default"/>
+      </w:rPr>
+    </w:lvl>
+  </w:abstractNum>
+  <w:abstractNum w:abstractNumId="1">
     <w:nsid w:val="0B9747C8"/>
     <w:multiLevelType w:val="multilevel"/>
     <w:tmpl w:val="6B9837F6"/>
@@ -3185,7 +6594,7 @@
       </w:rPr>
     </w:lvl>
   </w:abstractNum>
-  <w:abstractNum w:abstractNumId="1">
+  <w:abstractNum w:abstractNumId="2">
     <w:nsid w:val="0BD51E7E"/>
     <w:multiLevelType w:val="hybridMultilevel"/>
     <w:tmpl w:val="00E23460"/>
@@ -3298,7 +6707,7 @@
       </w:rPr>
     </w:lvl>
   </w:abstractNum>
-  <w:abstractNum w:abstractNumId="2">
+  <w:abstractNum w:abstractNumId="3">
     <w:nsid w:val="0CF26243"/>
     <w:multiLevelType w:val="hybridMultilevel"/>
     <w:tmpl w:val="F3B0310C"/>
@@ -3411,7 +6820,120 @@
       </w:rPr>
     </w:lvl>
   </w:abstractNum>
-  <w:abstractNum w:abstractNumId="3">
+  <w:abstractNum w:abstractNumId="4">
+    <w:nsid w:val="10E31105"/>
+    <w:multiLevelType w:val="hybridMultilevel"/>
+    <w:tmpl w:val="78B67A54"/>
+    <w:lvl w:ilvl="0" w:tplc="04190001">
+      <w:start w:val="1"/>
+      <w:numFmt w:val="bullet"/>
+      <w:lvlText w:val=""/>
+      <w:lvlJc w:val="left"/>
+      <w:pPr>
+        <w:ind w:left="720" w:hanging="360"/>
+      </w:pPr>
+      <w:rPr>
+        <w:rFonts w:ascii="Symbol" w:hAnsi="Symbol" w:hint="default"/>
+      </w:rPr>
+    </w:lvl>
+    <w:lvl w:ilvl="1" w:tplc="04190003" w:tentative="1">
+      <w:start w:val="1"/>
+      <w:numFmt w:val="bullet"/>
+      <w:lvlText w:val="o"/>
+      <w:lvlJc w:val="left"/>
+      <w:pPr>
+        <w:ind w:left="1440" w:hanging="360"/>
+      </w:pPr>
+      <w:rPr>
+        <w:rFonts w:ascii="Courier New" w:hAnsi="Courier New" w:cs="Courier New" w:hint="default"/>
+      </w:rPr>
+    </w:lvl>
+    <w:lvl w:ilvl="2" w:tplc="04190005" w:tentative="1">
+      <w:start w:val="1"/>
+      <w:numFmt w:val="bullet"/>
+      <w:lvlText w:val=""/>
+      <w:lvlJc w:val="left"/>
+      <w:pPr>
+        <w:ind w:left="2160" w:hanging="360"/>
+      </w:pPr>
+      <w:rPr>
+        <w:rFonts w:ascii="Wingdings" w:hAnsi="Wingdings" w:hint="default"/>
+      </w:rPr>
+    </w:lvl>
+    <w:lvl w:ilvl="3" w:tplc="04190001" w:tentative="1">
+      <w:start w:val="1"/>
+      <w:numFmt w:val="bullet"/>
+      <w:lvlText w:val=""/>
+      <w:lvlJc w:val="left"/>
+      <w:pPr>
+        <w:ind w:left="2880" w:hanging="360"/>
+      </w:pPr>
+      <w:rPr>
+        <w:rFonts w:ascii="Symbol" w:hAnsi="Symbol" w:hint="default"/>
+      </w:rPr>
+    </w:lvl>
+    <w:lvl w:ilvl="4" w:tplc="04190003" w:tentative="1">
+      <w:start w:val="1"/>
+      <w:numFmt w:val="bullet"/>
+      <w:lvlText w:val="o"/>
+      <w:lvlJc w:val="left"/>
+      <w:pPr>
+        <w:ind w:left="3600" w:hanging="360"/>
+      </w:pPr>
+      <w:rPr>
+        <w:rFonts w:ascii="Courier New" w:hAnsi="Courier New" w:cs="Courier New" w:hint="default"/>
+      </w:rPr>
+    </w:lvl>
+    <w:lvl w:ilvl="5" w:tplc="04190005" w:tentative="1">
+      <w:start w:val="1"/>
+      <w:numFmt w:val="bullet"/>
+      <w:lvlText w:val=""/>
+      <w:lvlJc w:val="left"/>
+      <w:pPr>
+        <w:ind w:left="4320" w:hanging="360"/>
+      </w:pPr>
+      <w:rPr>
+        <w:rFonts w:ascii="Wingdings" w:hAnsi="Wingdings" w:hint="default"/>
+      </w:rPr>
+    </w:lvl>
+    <w:lvl w:ilvl="6" w:tplc="04190001" w:tentative="1">
+      <w:start w:val="1"/>
+      <w:numFmt w:val="bullet"/>
+      <w:lvlText w:val=""/>
+      <w:lvlJc w:val="left"/>
+      <w:pPr>
+        <w:ind w:left="5040" w:hanging="360"/>
+      </w:pPr>
+      <w:rPr>
+        <w:rFonts w:ascii="Symbol" w:hAnsi="Symbol" w:hint="default"/>
+      </w:rPr>
+    </w:lvl>
+    <w:lvl w:ilvl="7" w:tplc="04190003" w:tentative="1">
+      <w:start w:val="1"/>
+      <w:numFmt w:val="bullet"/>
+      <w:lvlText w:val="o"/>
+      <w:lvlJc w:val="left"/>
+      <w:pPr>
+        <w:ind w:left="5760" w:hanging="360"/>
+      </w:pPr>
+      <w:rPr>
+        <w:rFonts w:ascii="Courier New" w:hAnsi="Courier New" w:cs="Courier New" w:hint="default"/>
+      </w:rPr>
+    </w:lvl>
+    <w:lvl w:ilvl="8" w:tplc="04190005" w:tentative="1">
+      <w:start w:val="1"/>
+      <w:numFmt w:val="bullet"/>
+      <w:lvlText w:val=""/>
+      <w:lvlJc w:val="left"/>
+      <w:pPr>
+        <w:ind w:left="6480" w:hanging="360"/>
+      </w:pPr>
+      <w:rPr>
+        <w:rFonts w:ascii="Wingdings" w:hAnsi="Wingdings" w:hint="default"/>
+      </w:rPr>
+    </w:lvl>
+  </w:abstractNum>
+  <w:abstractNum w:abstractNumId="5">
     <w:nsid w:val="13456CF6"/>
     <w:multiLevelType w:val="multilevel"/>
     <w:tmpl w:val="6B9837F6"/>
@@ -3525,7 +7047,7 @@
       </w:rPr>
     </w:lvl>
   </w:abstractNum>
-  <w:abstractNum w:abstractNumId="4">
+  <w:abstractNum w:abstractNumId="6">
     <w:nsid w:val="19131C56"/>
     <w:multiLevelType w:val="multilevel"/>
     <w:tmpl w:val="6B9837F6"/>
@@ -3639,7 +7161,120 @@
       </w:rPr>
     </w:lvl>
   </w:abstractNum>
-  <w:abstractNum w:abstractNumId="5">
+  <w:abstractNum w:abstractNumId="7">
+    <w:nsid w:val="193E1035"/>
+    <w:multiLevelType w:val="hybridMultilevel"/>
+    <w:tmpl w:val="D7185288"/>
+    <w:lvl w:ilvl="0" w:tplc="04190001">
+      <w:start w:val="1"/>
+      <w:numFmt w:val="bullet"/>
+      <w:lvlText w:val=""/>
+      <w:lvlJc w:val="left"/>
+      <w:pPr>
+        <w:ind w:left="720" w:hanging="360"/>
+      </w:pPr>
+      <w:rPr>
+        <w:rFonts w:ascii="Symbol" w:hAnsi="Symbol" w:hint="default"/>
+      </w:rPr>
+    </w:lvl>
+    <w:lvl w:ilvl="1" w:tplc="04190003" w:tentative="1">
+      <w:start w:val="1"/>
+      <w:numFmt w:val="bullet"/>
+      <w:lvlText w:val="o"/>
+      <w:lvlJc w:val="left"/>
+      <w:pPr>
+        <w:ind w:left="1440" w:hanging="360"/>
+      </w:pPr>
+      <w:rPr>
+        <w:rFonts w:ascii="Courier New" w:hAnsi="Courier New" w:cs="Courier New" w:hint="default"/>
+      </w:rPr>
+    </w:lvl>
+    <w:lvl w:ilvl="2" w:tplc="04190005" w:tentative="1">
+      <w:start w:val="1"/>
+      <w:numFmt w:val="bullet"/>
+      <w:lvlText w:val=""/>
+      <w:lvlJc w:val="left"/>
+      <w:pPr>
+        <w:ind w:left="2160" w:hanging="360"/>
+      </w:pPr>
+      <w:rPr>
+        <w:rFonts w:ascii="Wingdings" w:hAnsi="Wingdings" w:hint="default"/>
+      </w:rPr>
+    </w:lvl>
+    <w:lvl w:ilvl="3" w:tplc="04190001" w:tentative="1">
+      <w:start w:val="1"/>
+      <w:numFmt w:val="bullet"/>
+      <w:lvlText w:val=""/>
+      <w:lvlJc w:val="left"/>
+      <w:pPr>
+        <w:ind w:left="2880" w:hanging="360"/>
+      </w:pPr>
+      <w:rPr>
+        <w:rFonts w:ascii="Symbol" w:hAnsi="Symbol" w:hint="default"/>
+      </w:rPr>
+    </w:lvl>
+    <w:lvl w:ilvl="4" w:tplc="04190003" w:tentative="1">
+      <w:start w:val="1"/>
+      <w:numFmt w:val="bullet"/>
+      <w:lvlText w:val="o"/>
+      <w:lvlJc w:val="left"/>
+      <w:pPr>
+        <w:ind w:left="3600" w:hanging="360"/>
+      </w:pPr>
+      <w:rPr>
+        <w:rFonts w:ascii="Courier New" w:hAnsi="Courier New" w:cs="Courier New" w:hint="default"/>
+      </w:rPr>
+    </w:lvl>
+    <w:lvl w:ilvl="5" w:tplc="04190005" w:tentative="1">
+      <w:start w:val="1"/>
+      <w:numFmt w:val="bullet"/>
+      <w:lvlText w:val=""/>
+      <w:lvlJc w:val="left"/>
+      <w:pPr>
+        <w:ind w:left="4320" w:hanging="360"/>
+      </w:pPr>
+      <w:rPr>
+        <w:rFonts w:ascii="Wingdings" w:hAnsi="Wingdings" w:hint="default"/>
+      </w:rPr>
+    </w:lvl>
+    <w:lvl w:ilvl="6" w:tplc="04190001" w:tentative="1">
+      <w:start w:val="1"/>
+      <w:numFmt w:val="bullet"/>
+      <w:lvlText w:val=""/>
+      <w:lvlJc w:val="left"/>
+      <w:pPr>
+        <w:ind w:left="5040" w:hanging="360"/>
+      </w:pPr>
+      <w:rPr>
+        <w:rFonts w:ascii="Symbol" w:hAnsi="Symbol" w:hint="default"/>
+      </w:rPr>
+    </w:lvl>
+    <w:lvl w:ilvl="7" w:tplc="04190003" w:tentative="1">
+      <w:start w:val="1"/>
+      <w:numFmt w:val="bullet"/>
+      <w:lvlText w:val="o"/>
+      <w:lvlJc w:val="left"/>
+      <w:pPr>
+        <w:ind w:left="5760" w:hanging="360"/>
+      </w:pPr>
+      <w:rPr>
+        <w:rFonts w:ascii="Courier New" w:hAnsi="Courier New" w:cs="Courier New" w:hint="default"/>
+      </w:rPr>
+    </w:lvl>
+    <w:lvl w:ilvl="8" w:tplc="04190005" w:tentative="1">
+      <w:start w:val="1"/>
+      <w:numFmt w:val="bullet"/>
+      <w:lvlText w:val=""/>
+      <w:lvlJc w:val="left"/>
+      <w:pPr>
+        <w:ind w:left="6480" w:hanging="360"/>
+      </w:pPr>
+      <w:rPr>
+        <w:rFonts w:ascii="Wingdings" w:hAnsi="Wingdings" w:hint="default"/>
+      </w:rPr>
+    </w:lvl>
+  </w:abstractNum>
+  <w:abstractNum w:abstractNumId="8">
     <w:nsid w:val="20866A0B"/>
     <w:multiLevelType w:val="hybridMultilevel"/>
     <w:tmpl w:val="5BB6AE2A"/>
@@ -3729,7 +7364,7 @@
       </w:pPr>
     </w:lvl>
   </w:abstractNum>
-  <w:abstractNum w:abstractNumId="6">
+  <w:abstractNum w:abstractNumId="9">
     <w:nsid w:val="28FE4C7C"/>
     <w:multiLevelType w:val="hybridMultilevel"/>
     <w:tmpl w:val="826873F6"/>
@@ -3818,7 +7453,7 @@
       </w:pPr>
     </w:lvl>
   </w:abstractNum>
-  <w:abstractNum w:abstractNumId="7">
+  <w:abstractNum w:abstractNumId="10">
     <w:nsid w:val="316A627A"/>
     <w:multiLevelType w:val="multilevel"/>
     <w:tmpl w:val="468E110A"/>
@@ -3932,7 +7567,7 @@
       </w:rPr>
     </w:lvl>
   </w:abstractNum>
-  <w:abstractNum w:abstractNumId="8">
+  <w:abstractNum w:abstractNumId="11">
     <w:nsid w:val="31D20F45"/>
     <w:multiLevelType w:val="multilevel"/>
     <w:tmpl w:val="6B9837F6"/>
@@ -4046,7 +7681,7 @@
       </w:rPr>
     </w:lvl>
   </w:abstractNum>
-  <w:abstractNum w:abstractNumId="9">
+  <w:abstractNum w:abstractNumId="12">
     <w:nsid w:val="35D32FD7"/>
     <w:multiLevelType w:val="multilevel"/>
     <w:tmpl w:val="F3B28AA0"/>
@@ -4159,7 +7794,7 @@
       </w:rPr>
     </w:lvl>
   </w:abstractNum>
-  <w:abstractNum w:abstractNumId="10">
+  <w:abstractNum w:abstractNumId="13">
     <w:nsid w:val="3ADF475E"/>
     <w:multiLevelType w:val="multilevel"/>
     <w:tmpl w:val="41468F68"/>
@@ -4273,7 +7908,7 @@
       </w:rPr>
     </w:lvl>
   </w:abstractNum>
-  <w:abstractNum w:abstractNumId="11">
+  <w:abstractNum w:abstractNumId="14">
     <w:nsid w:val="3D64641F"/>
     <w:multiLevelType w:val="multilevel"/>
     <w:tmpl w:val="AF5E46C8"/>
@@ -4386,7 +8021,7 @@
       </w:rPr>
     </w:lvl>
   </w:abstractNum>
-  <w:abstractNum w:abstractNumId="12">
+  <w:abstractNum w:abstractNumId="15">
     <w:nsid w:val="3F834F5A"/>
     <w:multiLevelType w:val="hybridMultilevel"/>
     <w:tmpl w:val="FB42AA40"/>
@@ -4499,7 +8134,7 @@
       </w:rPr>
     </w:lvl>
   </w:abstractNum>
-  <w:abstractNum w:abstractNumId="13">
+  <w:abstractNum w:abstractNumId="16">
     <w:nsid w:val="459D55A3"/>
     <w:multiLevelType w:val="multilevel"/>
     <w:tmpl w:val="6B9837F6"/>
@@ -4613,10 +8248,123 @@
       </w:rPr>
     </w:lvl>
   </w:abstractNum>
-  <w:abstractNum w:abstractNumId="14">
+  <w:abstractNum w:abstractNumId="17">
+    <w:nsid w:val="4A3A516B"/>
+    <w:multiLevelType w:val="hybridMultilevel"/>
+    <w:tmpl w:val="6BB20D2A"/>
+    <w:lvl w:ilvl="0" w:tplc="04190001">
+      <w:start w:val="1"/>
+      <w:numFmt w:val="bullet"/>
+      <w:lvlText w:val=""/>
+      <w:lvlJc w:val="left"/>
+      <w:pPr>
+        <w:ind w:left="720" w:hanging="360"/>
+      </w:pPr>
+      <w:rPr>
+        <w:rFonts w:ascii="Symbol" w:hAnsi="Symbol" w:hint="default"/>
+      </w:rPr>
+    </w:lvl>
+    <w:lvl w:ilvl="1" w:tplc="04190003" w:tentative="1">
+      <w:start w:val="1"/>
+      <w:numFmt w:val="bullet"/>
+      <w:lvlText w:val="o"/>
+      <w:lvlJc w:val="left"/>
+      <w:pPr>
+        <w:ind w:left="1440" w:hanging="360"/>
+      </w:pPr>
+      <w:rPr>
+        <w:rFonts w:ascii="Courier New" w:hAnsi="Courier New" w:cs="Courier New" w:hint="default"/>
+      </w:rPr>
+    </w:lvl>
+    <w:lvl w:ilvl="2" w:tplc="04190005" w:tentative="1">
+      <w:start w:val="1"/>
+      <w:numFmt w:val="bullet"/>
+      <w:lvlText w:val=""/>
+      <w:lvlJc w:val="left"/>
+      <w:pPr>
+        <w:ind w:left="2160" w:hanging="360"/>
+      </w:pPr>
+      <w:rPr>
+        <w:rFonts w:ascii="Wingdings" w:hAnsi="Wingdings" w:hint="default"/>
+      </w:rPr>
+    </w:lvl>
+    <w:lvl w:ilvl="3" w:tplc="04190001" w:tentative="1">
+      <w:start w:val="1"/>
+      <w:numFmt w:val="bullet"/>
+      <w:lvlText w:val=""/>
+      <w:lvlJc w:val="left"/>
+      <w:pPr>
+        <w:ind w:left="2880" w:hanging="360"/>
+      </w:pPr>
+      <w:rPr>
+        <w:rFonts w:ascii="Symbol" w:hAnsi="Symbol" w:hint="default"/>
+      </w:rPr>
+    </w:lvl>
+    <w:lvl w:ilvl="4" w:tplc="04190003" w:tentative="1">
+      <w:start w:val="1"/>
+      <w:numFmt w:val="bullet"/>
+      <w:lvlText w:val="o"/>
+      <w:lvlJc w:val="left"/>
+      <w:pPr>
+        <w:ind w:left="3600" w:hanging="360"/>
+      </w:pPr>
+      <w:rPr>
+        <w:rFonts w:ascii="Courier New" w:hAnsi="Courier New" w:cs="Courier New" w:hint="default"/>
+      </w:rPr>
+    </w:lvl>
+    <w:lvl w:ilvl="5" w:tplc="04190005" w:tentative="1">
+      <w:start w:val="1"/>
+      <w:numFmt w:val="bullet"/>
+      <w:lvlText w:val=""/>
+      <w:lvlJc w:val="left"/>
+      <w:pPr>
+        <w:ind w:left="4320" w:hanging="360"/>
+      </w:pPr>
+      <w:rPr>
+        <w:rFonts w:ascii="Wingdings" w:hAnsi="Wingdings" w:hint="default"/>
+      </w:rPr>
+    </w:lvl>
+    <w:lvl w:ilvl="6" w:tplc="04190001" w:tentative="1">
+      <w:start w:val="1"/>
+      <w:numFmt w:val="bullet"/>
+      <w:lvlText w:val=""/>
+      <w:lvlJc w:val="left"/>
+      <w:pPr>
+        <w:ind w:left="5040" w:hanging="360"/>
+      </w:pPr>
+      <w:rPr>
+        <w:rFonts w:ascii="Symbol" w:hAnsi="Symbol" w:hint="default"/>
+      </w:rPr>
+    </w:lvl>
+    <w:lvl w:ilvl="7" w:tplc="04190003" w:tentative="1">
+      <w:start w:val="1"/>
+      <w:numFmt w:val="bullet"/>
+      <w:lvlText w:val="o"/>
+      <w:lvlJc w:val="left"/>
+      <w:pPr>
+        <w:ind w:left="5760" w:hanging="360"/>
+      </w:pPr>
+      <w:rPr>
+        <w:rFonts w:ascii="Courier New" w:hAnsi="Courier New" w:cs="Courier New" w:hint="default"/>
+      </w:rPr>
+    </w:lvl>
+    <w:lvl w:ilvl="8" w:tplc="04190005" w:tentative="1">
+      <w:start w:val="1"/>
+      <w:numFmt w:val="bullet"/>
+      <w:lvlText w:val=""/>
+      <w:lvlJc w:val="left"/>
+      <w:pPr>
+        <w:ind w:left="6480" w:hanging="360"/>
+      </w:pPr>
+      <w:rPr>
+        <w:rFonts w:ascii="Wingdings" w:hAnsi="Wingdings" w:hint="default"/>
+      </w:rPr>
+    </w:lvl>
+  </w:abstractNum>
+  <w:abstractNum w:abstractNumId="18">
     <w:nsid w:val="4BF36793"/>
     <w:multiLevelType w:val="hybridMultilevel"/>
-    <w:tmpl w:val="8F320490"/>
+    <w:tmpl w:val="161A59BC"/>
     <w:lvl w:ilvl="0" w:tplc="04190001">
       <w:start w:val="1"/>
       <w:numFmt w:val="bullet"/>
@@ -4726,7 +8474,7 @@
       </w:rPr>
     </w:lvl>
   </w:abstractNum>
-  <w:abstractNum w:abstractNumId="15">
+  <w:abstractNum w:abstractNumId="19">
     <w:nsid w:val="4CC02A30"/>
     <w:multiLevelType w:val="hybridMultilevel"/>
     <w:tmpl w:val="86B8C0D0"/>
@@ -4812,7 +8560,7 @@
       </w:pPr>
     </w:lvl>
   </w:abstractNum>
-  <w:abstractNum w:abstractNumId="16">
+  <w:abstractNum w:abstractNumId="20">
     <w:nsid w:val="527E7257"/>
     <w:multiLevelType w:val="multilevel"/>
     <w:tmpl w:val="6B9837F6"/>
@@ -4926,7 +8674,7 @@
       </w:rPr>
     </w:lvl>
   </w:abstractNum>
-  <w:abstractNum w:abstractNumId="17">
+  <w:abstractNum w:abstractNumId="21">
     <w:nsid w:val="58D52BDF"/>
     <w:multiLevelType w:val="multilevel"/>
     <w:tmpl w:val="6B9837F6"/>
@@ -5040,7 +8788,120 @@
       </w:rPr>
     </w:lvl>
   </w:abstractNum>
-  <w:abstractNum w:abstractNumId="18">
+  <w:abstractNum w:abstractNumId="22">
+    <w:nsid w:val="59EB4487"/>
+    <w:multiLevelType w:val="hybridMultilevel"/>
+    <w:tmpl w:val="7152D024"/>
+    <w:lvl w:ilvl="0" w:tplc="04190001">
+      <w:start w:val="1"/>
+      <w:numFmt w:val="bullet"/>
+      <w:lvlText w:val=""/>
+      <w:lvlJc w:val="left"/>
+      <w:pPr>
+        <w:ind w:left="720" w:hanging="360"/>
+      </w:pPr>
+      <w:rPr>
+        <w:rFonts w:ascii="Symbol" w:hAnsi="Symbol" w:hint="default"/>
+      </w:rPr>
+    </w:lvl>
+    <w:lvl w:ilvl="1" w:tplc="04190003" w:tentative="1">
+      <w:start w:val="1"/>
+      <w:numFmt w:val="bullet"/>
+      <w:lvlText w:val="o"/>
+      <w:lvlJc w:val="left"/>
+      <w:pPr>
+        <w:ind w:left="1440" w:hanging="360"/>
+      </w:pPr>
+      <w:rPr>
+        <w:rFonts w:ascii="Courier New" w:hAnsi="Courier New" w:cs="Courier New" w:hint="default"/>
+      </w:rPr>
+    </w:lvl>
+    <w:lvl w:ilvl="2" w:tplc="04190005" w:tentative="1">
+      <w:start w:val="1"/>
+      <w:numFmt w:val="bullet"/>
+      <w:lvlText w:val=""/>
+      <w:lvlJc w:val="left"/>
+      <w:pPr>
+        <w:ind w:left="2160" w:hanging="360"/>
+      </w:pPr>
+      <w:rPr>
+        <w:rFonts w:ascii="Wingdings" w:hAnsi="Wingdings" w:hint="default"/>
+      </w:rPr>
+    </w:lvl>
+    <w:lvl w:ilvl="3" w:tplc="04190001" w:tentative="1">
+      <w:start w:val="1"/>
+      <w:numFmt w:val="bullet"/>
+      <w:lvlText w:val=""/>
+      <w:lvlJc w:val="left"/>
+      <w:pPr>
+        <w:ind w:left="2880" w:hanging="360"/>
+      </w:pPr>
+      <w:rPr>
+        <w:rFonts w:ascii="Symbol" w:hAnsi="Symbol" w:hint="default"/>
+      </w:rPr>
+    </w:lvl>
+    <w:lvl w:ilvl="4" w:tplc="04190003" w:tentative="1">
+      <w:start w:val="1"/>
+      <w:numFmt w:val="bullet"/>
+      <w:lvlText w:val="o"/>
+      <w:lvlJc w:val="left"/>
+      <w:pPr>
+        <w:ind w:left="3600" w:hanging="360"/>
+      </w:pPr>
+      <w:rPr>
+        <w:rFonts w:ascii="Courier New" w:hAnsi="Courier New" w:cs="Courier New" w:hint="default"/>
+      </w:rPr>
+    </w:lvl>
+    <w:lvl w:ilvl="5" w:tplc="04190005" w:tentative="1">
+      <w:start w:val="1"/>
+      <w:numFmt w:val="bullet"/>
+      <w:lvlText w:val=""/>
+      <w:lvlJc w:val="left"/>
+      <w:pPr>
+        <w:ind w:left="4320" w:hanging="360"/>
+      </w:pPr>
+      <w:rPr>
+        <w:rFonts w:ascii="Wingdings" w:hAnsi="Wingdings" w:hint="default"/>
+      </w:rPr>
+    </w:lvl>
+    <w:lvl w:ilvl="6" w:tplc="04190001" w:tentative="1">
+      <w:start w:val="1"/>
+      <w:numFmt w:val="bullet"/>
+      <w:lvlText w:val=""/>
+      <w:lvlJc w:val="left"/>
+      <w:pPr>
+        <w:ind w:left="5040" w:hanging="360"/>
+      </w:pPr>
+      <w:rPr>
+        <w:rFonts w:ascii="Symbol" w:hAnsi="Symbol" w:hint="default"/>
+      </w:rPr>
+    </w:lvl>
+    <w:lvl w:ilvl="7" w:tplc="04190003" w:tentative="1">
+      <w:start w:val="1"/>
+      <w:numFmt w:val="bullet"/>
+      <w:lvlText w:val="o"/>
+      <w:lvlJc w:val="left"/>
+      <w:pPr>
+        <w:ind w:left="5760" w:hanging="360"/>
+      </w:pPr>
+      <w:rPr>
+        <w:rFonts w:ascii="Courier New" w:hAnsi="Courier New" w:cs="Courier New" w:hint="default"/>
+      </w:rPr>
+    </w:lvl>
+    <w:lvl w:ilvl="8" w:tplc="04190005" w:tentative="1">
+      <w:start w:val="1"/>
+      <w:numFmt w:val="bullet"/>
+      <w:lvlText w:val=""/>
+      <w:lvlJc w:val="left"/>
+      <w:pPr>
+        <w:ind w:left="6480" w:hanging="360"/>
+      </w:pPr>
+      <w:rPr>
+        <w:rFonts w:ascii="Wingdings" w:hAnsi="Wingdings" w:hint="default"/>
+      </w:rPr>
+    </w:lvl>
+  </w:abstractNum>
+  <w:abstractNum w:abstractNumId="23">
     <w:nsid w:val="5A425359"/>
     <w:multiLevelType w:val="multilevel"/>
     <w:tmpl w:val="6B9837F6"/>
@@ -5154,7 +9015,7 @@
       </w:rPr>
     </w:lvl>
   </w:abstractNum>
-  <w:abstractNum w:abstractNumId="19">
+  <w:abstractNum w:abstractNumId="24">
     <w:nsid w:val="68513182"/>
     <w:multiLevelType w:val="hybridMultilevel"/>
     <w:tmpl w:val="0B4CBF38"/>
@@ -5267,7 +9128,7 @@
       </w:rPr>
     </w:lvl>
   </w:abstractNum>
-  <w:abstractNum w:abstractNumId="20">
+  <w:abstractNum w:abstractNumId="25">
     <w:nsid w:val="6AF05171"/>
     <w:multiLevelType w:val="multilevel"/>
     <w:tmpl w:val="6B9837F6"/>
@@ -5381,7 +9242,7 @@
       </w:rPr>
     </w:lvl>
   </w:abstractNum>
-  <w:abstractNum w:abstractNumId="21">
+  <w:abstractNum w:abstractNumId="26">
     <w:nsid w:val="6C845BAE"/>
     <w:multiLevelType w:val="hybridMultilevel"/>
     <w:tmpl w:val="EAEE6340"/>
@@ -5470,7 +9331,7 @@
       </w:pPr>
     </w:lvl>
   </w:abstractNum>
-  <w:abstractNum w:abstractNumId="22">
+  <w:abstractNum w:abstractNumId="27">
     <w:nsid w:val="6CC76BB5"/>
     <w:multiLevelType w:val="multilevel"/>
     <w:tmpl w:val="E29E6094"/>
@@ -5584,7 +9445,7 @@
       </w:rPr>
     </w:lvl>
   </w:abstractNum>
-  <w:abstractNum w:abstractNumId="23">
+  <w:abstractNum w:abstractNumId="28">
     <w:nsid w:val="6CD7365C"/>
     <w:multiLevelType w:val="multilevel"/>
     <w:tmpl w:val="48762A20"/>
@@ -5697,7 +9558,7 @@
       </w:rPr>
     </w:lvl>
   </w:abstractNum>
-  <w:abstractNum w:abstractNumId="24">
+  <w:abstractNum w:abstractNumId="29">
     <w:nsid w:val="71A35A22"/>
     <w:multiLevelType w:val="multilevel"/>
     <w:tmpl w:val="445A8038"/>
@@ -5783,7 +9644,120 @@
       </w:pPr>
     </w:lvl>
   </w:abstractNum>
-  <w:abstractNum w:abstractNumId="25">
+  <w:abstractNum w:abstractNumId="30">
+    <w:nsid w:val="781B00C7"/>
+    <w:multiLevelType w:val="hybridMultilevel"/>
+    <w:tmpl w:val="114CD71A"/>
+    <w:lvl w:ilvl="0" w:tplc="04190001">
+      <w:start w:val="1"/>
+      <w:numFmt w:val="bullet"/>
+      <w:lvlText w:val=""/>
+      <w:lvlJc w:val="left"/>
+      <w:pPr>
+        <w:ind w:left="720" w:hanging="360"/>
+      </w:pPr>
+      <w:rPr>
+        <w:rFonts w:ascii="Symbol" w:hAnsi="Symbol" w:hint="default"/>
+      </w:rPr>
+    </w:lvl>
+    <w:lvl w:ilvl="1" w:tplc="04190003" w:tentative="1">
+      <w:start w:val="1"/>
+      <w:numFmt w:val="bullet"/>
+      <w:lvlText w:val="o"/>
+      <w:lvlJc w:val="left"/>
+      <w:pPr>
+        <w:ind w:left="1440" w:hanging="360"/>
+      </w:pPr>
+      <w:rPr>
+        <w:rFonts w:ascii="Courier New" w:hAnsi="Courier New" w:cs="Courier New" w:hint="default"/>
+      </w:rPr>
+    </w:lvl>
+    <w:lvl w:ilvl="2" w:tplc="04190005" w:tentative="1">
+      <w:start w:val="1"/>
+      <w:numFmt w:val="bullet"/>
+      <w:lvlText w:val=""/>
+      <w:lvlJc w:val="left"/>
+      <w:pPr>
+        <w:ind w:left="2160" w:hanging="360"/>
+      </w:pPr>
+      <w:rPr>
+        <w:rFonts w:ascii="Wingdings" w:hAnsi="Wingdings" w:hint="default"/>
+      </w:rPr>
+    </w:lvl>
+    <w:lvl w:ilvl="3" w:tplc="04190001" w:tentative="1">
+      <w:start w:val="1"/>
+      <w:numFmt w:val="bullet"/>
+      <w:lvlText w:val=""/>
+      <w:lvlJc w:val="left"/>
+      <w:pPr>
+        <w:ind w:left="2880" w:hanging="360"/>
+      </w:pPr>
+      <w:rPr>
+        <w:rFonts w:ascii="Symbol" w:hAnsi="Symbol" w:hint="default"/>
+      </w:rPr>
+    </w:lvl>
+    <w:lvl w:ilvl="4" w:tplc="04190003" w:tentative="1">
+      <w:start w:val="1"/>
+      <w:numFmt w:val="bullet"/>
+      <w:lvlText w:val="o"/>
+      <w:lvlJc w:val="left"/>
+      <w:pPr>
+        <w:ind w:left="3600" w:hanging="360"/>
+      </w:pPr>
+      <w:rPr>
+        <w:rFonts w:ascii="Courier New" w:hAnsi="Courier New" w:cs="Courier New" w:hint="default"/>
+      </w:rPr>
+    </w:lvl>
+    <w:lvl w:ilvl="5" w:tplc="04190005" w:tentative="1">
+      <w:start w:val="1"/>
+      <w:numFmt w:val="bullet"/>
+      <w:lvlText w:val=""/>
+      <w:lvlJc w:val="left"/>
+      <w:pPr>
+        <w:ind w:left="4320" w:hanging="360"/>
+      </w:pPr>
+      <w:rPr>
+        <w:rFonts w:ascii="Wingdings" w:hAnsi="Wingdings" w:hint="default"/>
+      </w:rPr>
+    </w:lvl>
+    <w:lvl w:ilvl="6" w:tplc="04190001" w:tentative="1">
+      <w:start w:val="1"/>
+      <w:numFmt w:val="bullet"/>
+      <w:lvlText w:val=""/>
+      <w:lvlJc w:val="left"/>
+      <w:pPr>
+        <w:ind w:left="5040" w:hanging="360"/>
+      </w:pPr>
+      <w:rPr>
+        <w:rFonts w:ascii="Symbol" w:hAnsi="Symbol" w:hint="default"/>
+      </w:rPr>
+    </w:lvl>
+    <w:lvl w:ilvl="7" w:tplc="04190003" w:tentative="1">
+      <w:start w:val="1"/>
+      <w:numFmt w:val="bullet"/>
+      <w:lvlText w:val="o"/>
+      <w:lvlJc w:val="left"/>
+      <w:pPr>
+        <w:ind w:left="5760" w:hanging="360"/>
+      </w:pPr>
+      <w:rPr>
+        <w:rFonts w:ascii="Courier New" w:hAnsi="Courier New" w:cs="Courier New" w:hint="default"/>
+      </w:rPr>
+    </w:lvl>
+    <w:lvl w:ilvl="8" w:tplc="04190005" w:tentative="1">
+      <w:start w:val="1"/>
+      <w:numFmt w:val="bullet"/>
+      <w:lvlText w:val=""/>
+      <w:lvlJc w:val="left"/>
+      <w:pPr>
+        <w:ind w:left="6480" w:hanging="360"/>
+      </w:pPr>
+      <w:rPr>
+        <w:rFonts w:ascii="Wingdings" w:hAnsi="Wingdings" w:hint="default"/>
+      </w:rPr>
+    </w:lvl>
+  </w:abstractNum>
+  <w:abstractNum w:abstractNumId="31">
     <w:nsid w:val="793B287C"/>
     <w:multiLevelType w:val="multilevel"/>
     <w:tmpl w:val="6B9837F6"/>
@@ -5898,82 +9872,100 @@
     </w:lvl>
   </w:abstractNum>
   <w:num w:numId="1">
-    <w:abstractNumId w:val="17"/>
+    <w:abstractNumId w:val="21"/>
   </w:num>
   <w:num w:numId="2">
+    <w:abstractNumId w:val="20"/>
+  </w:num>
+  <w:num w:numId="3">
+    <w:abstractNumId w:val="29"/>
+  </w:num>
+  <w:num w:numId="4">
+    <w:abstractNumId w:val="14"/>
+  </w:num>
+  <w:num w:numId="5">
+    <w:abstractNumId w:val="27"/>
+  </w:num>
+  <w:num w:numId="6">
+    <w:abstractNumId w:val="13"/>
+  </w:num>
+  <w:num w:numId="7">
+    <w:abstractNumId w:val="1"/>
+  </w:num>
+  <w:num w:numId="8">
     <w:abstractNumId w:val="16"/>
   </w:num>
-  <w:num w:numId="3">
+  <w:num w:numId="9">
+    <w:abstractNumId w:val="28"/>
+  </w:num>
+  <w:num w:numId="10">
+    <w:abstractNumId w:val="10"/>
+  </w:num>
+  <w:num w:numId="11">
+    <w:abstractNumId w:val="31"/>
+  </w:num>
+  <w:num w:numId="12">
+    <w:abstractNumId w:val="5"/>
+  </w:num>
+  <w:num w:numId="13">
+    <w:abstractNumId w:val="11"/>
+  </w:num>
+  <w:num w:numId="14">
+    <w:abstractNumId w:val="25"/>
+  </w:num>
+  <w:num w:numId="15">
+    <w:abstractNumId w:val="6"/>
+  </w:num>
+  <w:num w:numId="16">
+    <w:abstractNumId w:val="23"/>
+  </w:num>
+  <w:num w:numId="17">
+    <w:abstractNumId w:val="12"/>
+  </w:num>
+  <w:num w:numId="18">
+    <w:abstractNumId w:val="19"/>
+  </w:num>
+  <w:num w:numId="19">
+    <w:abstractNumId w:val="8"/>
+  </w:num>
+  <w:num w:numId="20">
+    <w:abstractNumId w:val="26"/>
+  </w:num>
+  <w:num w:numId="21">
+    <w:abstractNumId w:val="9"/>
+  </w:num>
+  <w:num w:numId="22">
+    <w:abstractNumId w:val="15"/>
+  </w:num>
+  <w:num w:numId="23">
     <w:abstractNumId w:val="24"/>
   </w:num>
-  <w:num w:numId="4">
-    <w:abstractNumId w:val="11"/>
+  <w:num w:numId="24">
+    <w:abstractNumId w:val="18"/>
   </w:num>
-  <w:num w:numId="5">
+  <w:num w:numId="25">
+    <w:abstractNumId w:val="2"/>
+  </w:num>
+  <w:num w:numId="26">
+    <w:abstractNumId w:val="3"/>
+  </w:num>
+  <w:num w:numId="27">
+    <w:abstractNumId w:val="30"/>
+  </w:num>
+  <w:num w:numId="28">
+    <w:abstractNumId w:val="7"/>
+  </w:num>
+  <w:num w:numId="29">
+    <w:abstractNumId w:val="0"/>
+  </w:num>
+  <w:num w:numId="30">
+    <w:abstractNumId w:val="4"/>
+  </w:num>
+  <w:num w:numId="31">
     <w:abstractNumId w:val="22"/>
   </w:num>
-  <w:num w:numId="6">
-    <w:abstractNumId w:val="10"/>
-  </w:num>
-  <w:num w:numId="7">
-    <w:abstractNumId w:val="0"/>
-  </w:num>
-  <w:num w:numId="8">
-    <w:abstractNumId w:val="13"/>
-  </w:num>
-  <w:num w:numId="9">
-    <w:abstractNumId w:val="23"/>
-  </w:num>
-  <w:num w:numId="10">
-    <w:abstractNumId w:val="7"/>
-  </w:num>
-  <w:num w:numId="11">
-    <w:abstractNumId w:val="25"/>
-  </w:num>
-  <w:num w:numId="12">
-    <w:abstractNumId w:val="3"/>
-  </w:num>
-  <w:num w:numId="13">
-    <w:abstractNumId w:val="8"/>
-  </w:num>
-  <w:num w:numId="14">
-    <w:abstractNumId w:val="20"/>
-  </w:num>
-  <w:num w:numId="15">
-    <w:abstractNumId w:val="4"/>
-  </w:num>
-  <w:num w:numId="16">
-    <w:abstractNumId w:val="18"/>
-  </w:num>
-  <w:num w:numId="17">
-    <w:abstractNumId w:val="9"/>
-  </w:num>
-  <w:num w:numId="18">
-    <w:abstractNumId w:val="15"/>
-  </w:num>
-  <w:num w:numId="19">
-    <w:abstractNumId w:val="5"/>
-  </w:num>
-  <w:num w:numId="20">
-    <w:abstractNumId w:val="21"/>
-  </w:num>
-  <w:num w:numId="21">
-    <w:abstractNumId w:val="6"/>
-  </w:num>
-  <w:num w:numId="22">
-    <w:abstractNumId w:val="12"/>
-  </w:num>
-  <w:num w:numId="23">
-    <w:abstractNumId w:val="19"/>
-  </w:num>
-  <w:num w:numId="24">
-    <w:abstractNumId w:val="14"/>
-  </w:num>
-  <w:num w:numId="25">
-    <w:abstractNumId w:val="1"/>
-  </w:num>
-  <w:num w:numId="26">
-    <w:abstractNumId w:val="2"/>
+  <w:num w:numId="32">
+    <w:abstractNumId w:val="17"/>
   </w:num>
 </w:numbering>
 </file>
@@ -6451,6 +10443,36 @@
     <w:uiPriority w:val="99"/>
     <w:rsid w:val="00C53695"/>
   </w:style>
+  <w:style w:type="paragraph" w:styleId="ad">
+    <w:name w:val="Balloon Text"/>
+    <w:basedOn w:val="a"/>
+    <w:link w:val="ae"/>
+    <w:uiPriority w:val="99"/>
+    <w:semiHidden/>
+    <w:unhideWhenUsed/>
+    <w:rsid w:val="00ED192E"/>
+    <w:pPr>
+      <w:spacing w:after="0" w:line="240" w:lineRule="auto"/>
+    </w:pPr>
+    <w:rPr>
+      <w:rFonts w:ascii="Tahoma" w:hAnsi="Tahoma" w:cs="Tahoma"/>
+      <w:sz w:val="16"/>
+      <w:szCs w:val="16"/>
+    </w:rPr>
+  </w:style>
+  <w:style w:type="character" w:customStyle="1" w:styleId="ae">
+    <w:name w:val="Текст выноски Знак"/>
+    <w:basedOn w:val="a0"/>
+    <w:link w:val="ad"/>
+    <w:uiPriority w:val="99"/>
+    <w:semiHidden/>
+    <w:rsid w:val="00ED192E"/>
+    <w:rPr>
+      <w:rFonts w:ascii="Tahoma" w:hAnsi="Tahoma" w:cs="Tahoma"/>
+      <w:sz w:val="16"/>
+      <w:szCs w:val="16"/>
+    </w:rPr>
+  </w:style>
 </w:styles>
 </file>
 
@@ -6927,6 +10949,36 @@
     <w:uiPriority w:val="99"/>
     <w:rsid w:val="00C53695"/>
   </w:style>
+  <w:style w:type="paragraph" w:styleId="ad">
+    <w:name w:val="Balloon Text"/>
+    <w:basedOn w:val="a"/>
+    <w:link w:val="ae"/>
+    <w:uiPriority w:val="99"/>
+    <w:semiHidden/>
+    <w:unhideWhenUsed/>
+    <w:rsid w:val="00ED192E"/>
+    <w:pPr>
+      <w:spacing w:after="0" w:line="240" w:lineRule="auto"/>
+    </w:pPr>
+    <w:rPr>
+      <w:rFonts w:ascii="Tahoma" w:hAnsi="Tahoma" w:cs="Tahoma"/>
+      <w:sz w:val="16"/>
+      <w:szCs w:val="16"/>
+    </w:rPr>
+  </w:style>
+  <w:style w:type="character" w:customStyle="1" w:styleId="ae">
+    <w:name w:val="Текст выноски Знак"/>
+    <w:basedOn w:val="a0"/>
+    <w:link w:val="ad"/>
+    <w:uiPriority w:val="99"/>
+    <w:semiHidden/>
+    <w:rsid w:val="00ED192E"/>
+    <w:rPr>
+      <w:rFonts w:ascii="Tahoma" w:hAnsi="Tahoma" w:cs="Tahoma"/>
+      <w:sz w:val="16"/>
+      <w:szCs w:val="16"/>
+    </w:rPr>
+  </w:style>
 </w:styles>
 </file>
 
@@ -7248,4 +11300,16 @@
   </a:objectDefaults>
   <a:extraClrSchemeLst/>
 </a:theme>
+</file>
+
+<file path=customXml/item1.xml><?xml version="1.0" encoding="utf-8"?>
+<b:Sources xmlns:b="http://schemas.openxmlformats.org/officeDocument/2006/bibliography" xmlns="http://schemas.openxmlformats.org/officeDocument/2006/bibliography" SelectedStyle="\GostName.XSL" StyleName="GOST - Name Sort"/>
+</file>
+
+<file path=customXml/itemProps1.xml><?xml version="1.0" encoding="utf-8"?>
+<ds:datastoreItem xmlns:ds="http://schemas.openxmlformats.org/officeDocument/2006/customXml" ds:itemID="{08661ED7-0CD8-4E3F-BCB0-AAE032EF3961}">
+  <ds:schemaRefs>
+    <ds:schemaRef ds:uri="http://schemas.openxmlformats.org/officeDocument/2006/bibliography"/>
+  </ds:schemaRefs>
+</ds:datastoreItem>
 </file>